--- a/Assignment_10/Assignment_10.docx
+++ b/Assignment_10/Assignment_10.docx
@@ -1,69 +1,112 @@
 
 <file path=word/document.xml><?xml version="1.0" encoding="utf-8"?>
-<w:document xmlns:mc="http://schemas.openxmlformats.org/markup-compatibility/2006" xmlns:o="urn:schemas-microsoft-com:office:office" xmlns:r="http://schemas.openxmlformats.org/officeDocument/2006/relationships" xmlns:m="http://schemas.openxmlformats.org/officeDocument/2006/math" xmlns:v="urn:schemas-microsoft-com:vml" xmlns:wp="http://schemas.openxmlformats.org/drawingml/2006/wordprocessingDrawing" xmlns:w10="urn:schemas-microsoft-com:office:word" xmlns:w="http://schemas.openxmlformats.org/wordprocessingml/2006/main" xmlns:wne="http://schemas.microsoft.com/office/word/2006/wordml" xmlns:sl="http://schemas.openxmlformats.org/schemaLibrary/2006/main" xmlns:a="http://schemas.openxmlformats.org/drawingml/2006/main" xmlns:pic="http://schemas.openxmlformats.org/drawingml/2006/picture" xmlns:c="http://schemas.openxmlformats.org/drawingml/2006/chart" xmlns:lc="http://schemas.openxmlformats.org/drawingml/2006/lockedCanvas" xmlns:dgm="http://schemas.openxmlformats.org/drawingml/2006/diagram" xmlns:wps="http://schemas.microsoft.com/office/word/2010/wordprocessingShape" xmlns:wpg="http://schemas.microsoft.com/office/word/2010/wordprocessingGroup" xmlns:w14="http://schemas.microsoft.com/office/word/2010/wordml" xmlns:w15="http://schemas.microsoft.com/office/word/2012/wordml" xmlns:w16="http://schemas.microsoft.com/office/word/2018/wordml" xmlns:w16cex="http://schemas.microsoft.com/office/word/2018/wordml/cex" xmlns:w16cid="http://schemas.microsoft.com/office/word/2016/wordml/cid" xmlns="http://schemas.microsoft.com/office/tasks/2019/documenttasks" xmlns:cr="http://schemas.microsoft.com/office/comments/2020/reactions">
+<w:document xmlns:wpc="http://schemas.microsoft.com/office/word/2010/wordprocessingCanvas" xmlns:cx="http://schemas.microsoft.com/office/drawing/2014/chartex" xmlns:cx1="http://schemas.microsoft.com/office/drawing/2015/9/8/chartex" xmlns:cx2="http://schemas.microsoft.com/office/drawing/2015/10/21/chartex" xmlns:cx3="http://schemas.microsoft.com/office/drawing/2016/5/9/chartex" xmlns:cx4="http://schemas.microsoft.com/office/drawing/2016/5/10/chartex" xmlns:cx5="http://schemas.microsoft.com/office/drawing/2016/5/11/chartex" xmlns:cx6="http://schemas.microsoft.com/office/drawing/2016/5/12/chartex" xmlns:cx7="http://schemas.microsoft.com/office/drawing/2016/5/13/chartex" xmlns:cx8="http://schemas.microsoft.com/office/drawing/2016/5/14/chartex" xmlns:mc="http://schemas.openxmlformats.org/markup-compatibility/2006" xmlns:aink="http://schemas.microsoft.com/office/drawing/2016/ink" xmlns:am3d="http://schemas.microsoft.com/office/drawing/2017/model3d" xmlns:o="urn:schemas-microsoft-com:office:office" xmlns:oel="http://schemas.microsoft.com/office/2019/extlst" xmlns:r="http://schemas.openxmlformats.org/officeDocument/2006/relationships" xmlns:m="http://schemas.openxmlformats.org/officeDocument/2006/math" xmlns:v="urn:schemas-microsoft-com:vml" xmlns:wp14="http://schemas.microsoft.com/office/word/2010/wordprocessingDrawing" xmlns:wp="http://schemas.openxmlformats.org/drawingml/2006/wordprocessingDrawing" xmlns:w10="urn:schemas-microsoft-com:office:word" xmlns:w="http://schemas.openxmlformats.org/wordprocessingml/2006/main" xmlns:w14="http://schemas.microsoft.com/office/word/2010/wordml" xmlns:w15="http://schemas.microsoft.com/office/word/2012/wordml" xmlns:w16cex="http://schemas.microsoft.com/office/word/2018/wordml/cex" xmlns:w16cid="http://schemas.microsoft.com/office/word/2016/wordml/cid" xmlns:w16="http://schemas.microsoft.com/office/word/2018/wordml" xmlns:w16du="http://schemas.microsoft.com/office/word/2023/wordml/word16du" xmlns:w16sdtdh="http://schemas.microsoft.com/office/word/2020/wordml/sdtdatahash" xmlns:w16sdtfl="http://schemas.microsoft.com/office/word/2024/wordml/sdtformatlock" xmlns:w16se="http://schemas.microsoft.com/office/word/2015/wordml/symex" xmlns:wpg="http://schemas.microsoft.com/office/word/2010/wordprocessingGroup" xmlns:wpi="http://schemas.microsoft.com/office/word/2010/wordprocessingInk" xmlns:wne="http://schemas.microsoft.com/office/word/2006/wordml" xmlns:wps="http://schemas.microsoft.com/office/word/2010/wordprocessingShape" mc:Ignorable="w14 w15 w16se w16cid w16 w16cex w16sdtdh w16sdtfl w16du wp14">
   <w:body>
     <w:p>
       <w:pPr>
         <w:pStyle w:val="Heading1"/>
         <w:keepNext w:val="0"/>
         <w:keepLines w:val="0"/>
-        <w:spacing w:before="480" w:lineRule="auto"/>
-        <w:rPr>
-          <w:rFonts w:ascii="Times New Roman" w:cs="Times New Roman" w:eastAsia="Times New Roman" w:hAnsi="Times New Roman"/>
-          <w:b w:val="1"/>
-          <w:bCs w:val="1"/>
+        <w:spacing w:before="480"/>
+        <w:rPr>
+          <w:rFonts w:ascii="Times New Roman" w:eastAsia="Times New Roman" w:hAnsi="Times New Roman" w:cs="Times New Roman"/>
+          <w:b/>
+          <w:bCs/>
           <w:sz w:val="22"/>
           <w:szCs w:val="22"/>
         </w:rPr>
       </w:pPr>
-      <w:bookmarkStart w:colFirst="0" w:colLast="0" w:name="_see8lpdmtq8z" w:id="0"/>
+      <w:bookmarkStart w:id="0" w:name="_see8lpdmtq8z" w:colFirst="0" w:colLast="0"/>
       <w:bookmarkEnd w:id="0"/>
       <w:r>
         <w:rPr>
-          <w:rFonts w:ascii="Times New Roman" w:cs="Times New Roman" w:eastAsia="Times New Roman" w:hAnsi="Times New Roman"/>
-          <w:b w:val="1"/>
-          <w:bCs w:val="1"/>
+          <w:rFonts w:ascii="Times New Roman" w:eastAsia="Times New Roman" w:hAnsi="Times New Roman" w:cs="Times New Roman"/>
+          <w:b/>
+          <w:bCs/>
           <w:sz w:val="22"/>
           <w:szCs w:val="22"/>
-          <w:rtl w:val="0"/>
-        </w:rPr>
-        <w:t xml:space="preserve">Name - Manaswi Shekokar</w:t>
-      </w:r>
-    </w:p>
-    <w:p>
-      <w:pPr>
-        <w:rPr>
-          <w:rFonts w:ascii="Times New Roman" w:cs="Times New Roman" w:eastAsia="Times New Roman" w:hAnsi="Times New Roman"/>
-          <w:b w:val="1"/>
-          <w:bCs w:val="1"/>
-        </w:rPr>
-      </w:pPr>
-      <w:r>
-        <w:rPr>
-          <w:rFonts w:ascii="Times New Roman" w:cs="Times New Roman" w:eastAsia="Times New Roman" w:hAnsi="Times New Roman"/>
-          <w:b w:val="1"/>
-          <w:bCs w:val="1"/>
-          <w:rtl w:val="0"/>
-        </w:rPr>
-        <w:t xml:space="preserve">PRN  - 22310637</w:t>
-      </w:r>
-    </w:p>
-    <w:p>
-      <w:pPr>
-        <w:rPr>
-          <w:rFonts w:ascii="Times New Roman" w:cs="Times New Roman" w:eastAsia="Times New Roman" w:hAnsi="Times New Roman"/>
-          <w:b w:val="1"/>
-          <w:bCs w:val="1"/>
-        </w:rPr>
-      </w:pPr>
-      <w:r>
-        <w:rPr>
-          <w:rFonts w:ascii="Times New Roman" w:cs="Times New Roman" w:eastAsia="Times New Roman" w:hAnsi="Times New Roman"/>
-          <w:b w:val="1"/>
-          <w:bCs w:val="1"/>
-          <w:rtl w:val="0"/>
-        </w:rPr>
-        <w:t xml:space="preserve">Roll No - 382024</w:t>
+        </w:rPr>
+        <w:t xml:space="preserve">Name </w:t>
+      </w:r>
+      <w:r>
+        <w:rPr>
+          <w:rFonts w:ascii="Times New Roman" w:eastAsia="Times New Roman" w:hAnsi="Times New Roman" w:cs="Times New Roman"/>
+          <w:b/>
+          <w:bCs/>
+          <w:sz w:val="22"/>
+          <w:szCs w:val="22"/>
+        </w:rPr>
+        <w:t>–</w:t>
+      </w:r>
+      <w:r>
+        <w:rPr>
+          <w:rFonts w:ascii="Times New Roman" w:eastAsia="Times New Roman" w:hAnsi="Times New Roman" w:cs="Times New Roman"/>
+          <w:b/>
+          <w:bCs/>
+          <w:sz w:val="22"/>
+          <w:szCs w:val="22"/>
+        </w:rPr>
+        <w:t xml:space="preserve"> </w:t>
+      </w:r>
+      <w:r>
+        <w:rPr>
+          <w:rFonts w:ascii="Times New Roman" w:eastAsia="Times New Roman" w:hAnsi="Times New Roman" w:cs="Times New Roman"/>
+          <w:b/>
+          <w:bCs/>
+          <w:sz w:val="22"/>
+          <w:szCs w:val="22"/>
+        </w:rPr>
+        <w:t>Arnav Ashish Gilankar</w:t>
+      </w:r>
+    </w:p>
+    <w:p>
+      <w:pPr>
+        <w:rPr>
+          <w:rFonts w:ascii="Times New Roman" w:eastAsia="Times New Roman" w:hAnsi="Times New Roman" w:cs="Times New Roman"/>
+          <w:b/>
+          <w:bCs/>
+        </w:rPr>
+      </w:pPr>
+      <w:r>
+        <w:rPr>
+          <w:rFonts w:ascii="Times New Roman" w:eastAsia="Times New Roman" w:hAnsi="Times New Roman" w:cs="Times New Roman"/>
+          <w:b/>
+          <w:bCs/>
+        </w:rPr>
+        <w:t xml:space="preserve">PRN  - </w:t>
+      </w:r>
+      <w:r>
+        <w:rPr>
+          <w:rFonts w:ascii="Times New Roman" w:eastAsia="Times New Roman" w:hAnsi="Times New Roman" w:cs="Times New Roman"/>
+          <w:b/>
+          <w:bCs/>
+        </w:rPr>
+        <w:t>22311644</w:t>
+      </w:r>
+    </w:p>
+    <w:p>
+      <w:pPr>
+        <w:rPr>
+          <w:rFonts w:ascii="Times New Roman" w:eastAsia="Times New Roman" w:hAnsi="Times New Roman" w:cs="Times New Roman"/>
+          <w:b/>
+          <w:bCs/>
+        </w:rPr>
+      </w:pPr>
+      <w:r>
+        <w:rPr>
+          <w:rFonts w:ascii="Times New Roman" w:eastAsia="Times New Roman" w:hAnsi="Times New Roman" w:cs="Times New Roman"/>
+          <w:b/>
+          <w:bCs/>
+        </w:rPr>
+        <w:t>Roll No - 3820</w:t>
+      </w:r>
+      <w:r>
+        <w:rPr>
+          <w:rFonts w:ascii="Times New Roman" w:eastAsia="Times New Roman" w:hAnsi="Times New Roman" w:cs="Times New Roman"/>
+          <w:b/>
+          <w:bCs/>
+        </w:rPr>
+        <w:t>52</w:t>
       </w:r>
     </w:p>
     <w:p>
@@ -71,28 +114,27 @@
         <w:pStyle w:val="Heading1"/>
         <w:keepNext w:val="0"/>
         <w:keepLines w:val="0"/>
-        <w:spacing w:before="480" w:lineRule="auto"/>
+        <w:spacing w:before="480"/>
         <w:jc w:val="center"/>
         <w:rPr>
-          <w:rFonts w:ascii="Times New Roman" w:cs="Times New Roman" w:eastAsia="Times New Roman" w:hAnsi="Times New Roman"/>
-          <w:b w:val="1"/>
-          <w:bCs w:val="1"/>
+          <w:rFonts w:ascii="Times New Roman" w:eastAsia="Times New Roman" w:hAnsi="Times New Roman" w:cs="Times New Roman"/>
+          <w:b/>
+          <w:bCs/>
           <w:sz w:val="26"/>
           <w:szCs w:val="26"/>
         </w:rPr>
       </w:pPr>
-      <w:bookmarkStart w:colFirst="0" w:colLast="0" w:name="_e6wdhommafh3" w:id="1"/>
+      <w:bookmarkStart w:id="1" w:name="_e6wdhommafh3" w:colFirst="0" w:colLast="0"/>
       <w:bookmarkEnd w:id="1"/>
       <w:r>
         <w:rPr>
-          <w:rFonts w:ascii="Times New Roman" w:cs="Times New Roman" w:eastAsia="Times New Roman" w:hAnsi="Times New Roman"/>
-          <w:b w:val="1"/>
-          <w:bCs w:val="1"/>
+          <w:rFonts w:ascii="Times New Roman" w:eastAsia="Times New Roman" w:hAnsi="Times New Roman" w:cs="Times New Roman"/>
+          <w:b/>
+          <w:bCs/>
           <w:sz w:val="26"/>
           <w:szCs w:val="26"/>
-          <w:rtl w:val="0"/>
-        </w:rPr>
-        <w:t xml:space="preserve">Assignment-10</w:t>
+        </w:rPr>
+        <w:t>Assignment-10</w:t>
       </w:r>
     </w:p>
     <w:p>
@@ -100,72 +142,68 @@
         <w:pStyle w:val="Heading1"/>
         <w:keepNext w:val="0"/>
         <w:keepLines w:val="0"/>
-        <w:spacing w:before="480" w:lineRule="auto"/>
-        <w:rPr>
-          <w:rFonts w:ascii="Times New Roman" w:cs="Times New Roman" w:eastAsia="Times New Roman" w:hAnsi="Times New Roman"/>
-          <w:b w:val="1"/>
-          <w:bCs w:val="1"/>
+        <w:spacing w:before="480"/>
+        <w:rPr>
+          <w:rFonts w:ascii="Times New Roman" w:eastAsia="Times New Roman" w:hAnsi="Times New Roman" w:cs="Times New Roman"/>
+          <w:b/>
+          <w:bCs/>
           <w:sz w:val="22"/>
           <w:szCs w:val="22"/>
         </w:rPr>
       </w:pPr>
-      <w:bookmarkStart w:colFirst="0" w:colLast="0" w:name="_ar76j31fhjnd" w:id="2"/>
+      <w:bookmarkStart w:id="2" w:name="_ar76j31fhjnd" w:colFirst="0" w:colLast="0"/>
       <w:bookmarkEnd w:id="2"/>
       <w:r>
         <w:rPr>
-          <w:rFonts w:ascii="Times New Roman" w:cs="Times New Roman" w:eastAsia="Times New Roman" w:hAnsi="Times New Roman"/>
-          <w:b w:val="1"/>
-          <w:bCs w:val="1"/>
+          <w:rFonts w:ascii="Times New Roman" w:eastAsia="Times New Roman" w:hAnsi="Times New Roman" w:cs="Times New Roman"/>
+          <w:b/>
+          <w:bCs/>
           <w:sz w:val="22"/>
           <w:szCs w:val="22"/>
-          <w:rtl w:val="0"/>
-        </w:rPr>
-        <w:t xml:space="preserve">Auto-Complete Algorithm Using N-Gram Model</w:t>
-      </w:r>
-    </w:p>
-    <w:p>
-      <w:pPr>
-        <w:spacing w:after="240" w:before="240" w:lineRule="auto"/>
-        <w:rPr>
-          <w:rFonts w:ascii="Times New Roman" w:cs="Times New Roman" w:eastAsia="Times New Roman" w:hAnsi="Times New Roman"/>
-        </w:rPr>
-      </w:pPr>
-      <w:r>
-        <w:rPr>
-          <w:rFonts w:ascii="Times New Roman" w:cs="Times New Roman" w:eastAsia="Times New Roman" w:hAnsi="Times New Roman"/>
-          <w:rtl w:val="0"/>
-        </w:rPr>
-        <w:t xml:space="preserve">Auto-complete is a technique used in Natural Language Processing (NLP) that predicts the next word or phrase while a user is typing. It helps users type faster by suggesting possible words based on previously typed text.</w:t>
-      </w:r>
-    </w:p>
-    <w:p>
-      <w:pPr>
-        <w:spacing w:after="240" w:before="240" w:lineRule="auto"/>
-        <w:rPr>
-          <w:rFonts w:ascii="Times New Roman" w:cs="Times New Roman" w:eastAsia="Times New Roman" w:hAnsi="Times New Roman"/>
-        </w:rPr>
-      </w:pPr>
-      <w:r>
-        <w:rPr>
-          <w:rFonts w:ascii="Times New Roman" w:cs="Times New Roman" w:eastAsia="Times New Roman" w:hAnsi="Times New Roman"/>
-          <w:rtl w:val="0"/>
-        </w:rPr>
-        <w:t xml:space="preserve">An N-gram model is commonly used to build auto-complete systems. It predicts the next word by analyzing the sequence of words that appear before it.</w:t>
-      </w:r>
-    </w:p>
-    <w:p>
-      <w:pPr>
-        <w:spacing w:after="240" w:before="240" w:lineRule="auto"/>
-        <w:rPr>
-          <w:rFonts w:ascii="Times New Roman" w:cs="Times New Roman" w:eastAsia="Times New Roman" w:hAnsi="Times New Roman"/>
-        </w:rPr>
-      </w:pPr>
-      <w:r>
-        <w:rPr>
-          <w:rFonts w:ascii="Times New Roman" w:cs="Times New Roman" w:eastAsia="Times New Roman" w:hAnsi="Times New Roman"/>
-          <w:rtl w:val="0"/>
-        </w:rPr>
-        <w:t xml:space="preserve">N-gram models are widely used in:</w:t>
+        </w:rPr>
+        <w:t>Auto-Complete Algorithm Using N-Gram Model</w:t>
+      </w:r>
+    </w:p>
+    <w:p>
+      <w:pPr>
+        <w:spacing w:before="240" w:after="240"/>
+        <w:rPr>
+          <w:rFonts w:ascii="Times New Roman" w:eastAsia="Times New Roman" w:hAnsi="Times New Roman" w:cs="Times New Roman"/>
+        </w:rPr>
+      </w:pPr>
+      <w:r>
+        <w:rPr>
+          <w:rFonts w:ascii="Times New Roman" w:eastAsia="Times New Roman" w:hAnsi="Times New Roman" w:cs="Times New Roman"/>
+        </w:rPr>
+        <w:t>Auto-complete is a technique used in Natural Language Processing (NLP) that predicts the next word or phrase while a user is typing. It helps users type faster by suggesting possible words based on previously typed text.</w:t>
+      </w:r>
+    </w:p>
+    <w:p>
+      <w:pPr>
+        <w:spacing w:before="240" w:after="240"/>
+        <w:rPr>
+          <w:rFonts w:ascii="Times New Roman" w:eastAsia="Times New Roman" w:hAnsi="Times New Roman" w:cs="Times New Roman"/>
+        </w:rPr>
+      </w:pPr>
+      <w:r>
+        <w:rPr>
+          <w:rFonts w:ascii="Times New Roman" w:eastAsia="Times New Roman" w:hAnsi="Times New Roman" w:cs="Times New Roman"/>
+        </w:rPr>
+        <w:t>An N-gram model is commonly used to build auto-complete systems. It predicts the next word by analyzing the sequence of words that appear before it.</w:t>
+      </w:r>
+    </w:p>
+    <w:p>
+      <w:pPr>
+        <w:spacing w:before="240" w:after="240"/>
+        <w:rPr>
+          <w:rFonts w:ascii="Times New Roman" w:eastAsia="Times New Roman" w:hAnsi="Times New Roman" w:cs="Times New Roman"/>
+        </w:rPr>
+      </w:pPr>
+      <w:r>
+        <w:rPr>
+          <w:rFonts w:ascii="Times New Roman" w:eastAsia="Times New Roman" w:hAnsi="Times New Roman" w:cs="Times New Roman"/>
+        </w:rPr>
+        <w:t>N-gram models are widely used in:</w:t>
       </w:r>
     </w:p>
     <w:p>
@@ -174,19 +212,22 @@
           <w:ilvl w:val="0"/>
           <w:numId w:val="5"/>
         </w:numPr>
-        <w:spacing w:after="0" w:afterAutospacing="0" w:before="240" w:lineRule="auto"/>
-        <w:ind w:left="720" w:hanging="360"/>
-        <w:rPr>
-          <w:rFonts w:ascii="Times New Roman" w:cs="Times New Roman" w:eastAsia="Times New Roman" w:hAnsi="Times New Roman"/>
-        </w:rPr>
-      </w:pPr>
-      <w:r>
-        <w:rPr>
-          <w:rFonts w:ascii="Times New Roman" w:cs="Times New Roman" w:eastAsia="Times New Roman" w:hAnsi="Times New Roman"/>
-          <w:rtl w:val="0"/>
-        </w:rPr>
-        <w:t xml:space="preserve">Text auto-completion</w:t>
-        <w:br w:type="textWrapping"/>
+        <w:spacing w:before="240"/>
+        <w:rPr>
+          <w:rFonts w:ascii="Times New Roman" w:eastAsia="Times New Roman" w:hAnsi="Times New Roman" w:cs="Times New Roman"/>
+        </w:rPr>
+      </w:pPr>
+      <w:r>
+        <w:rPr>
+          <w:rFonts w:ascii="Times New Roman" w:eastAsia="Times New Roman" w:hAnsi="Times New Roman" w:cs="Times New Roman"/>
+        </w:rPr>
+        <w:t>Text auto-completion</w:t>
+      </w:r>
+      <w:r>
+        <w:rPr>
+          <w:rFonts w:ascii="Times New Roman" w:eastAsia="Times New Roman" w:hAnsi="Times New Roman" w:cs="Times New Roman"/>
+        </w:rPr>
+        <w:br/>
       </w:r>
     </w:p>
     <w:p>
@@ -195,19 +236,21 @@
           <w:ilvl w:val="0"/>
           <w:numId w:val="5"/>
         </w:numPr>
-        <w:spacing w:after="0" w:afterAutospacing="0" w:before="0" w:beforeAutospacing="0" w:lineRule="auto"/>
-        <w:ind w:left="720" w:hanging="360"/>
-        <w:rPr>
-          <w:rFonts w:ascii="Times New Roman" w:cs="Times New Roman" w:eastAsia="Times New Roman" w:hAnsi="Times New Roman"/>
-        </w:rPr>
-      </w:pPr>
-      <w:r>
-        <w:rPr>
-          <w:rFonts w:ascii="Times New Roman" w:cs="Times New Roman" w:eastAsia="Times New Roman" w:hAnsi="Times New Roman"/>
-          <w:rtl w:val="0"/>
-        </w:rPr>
-        <w:t xml:space="preserve">Machine translation</w:t>
-        <w:br w:type="textWrapping"/>
+        <w:rPr>
+          <w:rFonts w:ascii="Times New Roman" w:eastAsia="Times New Roman" w:hAnsi="Times New Roman" w:cs="Times New Roman"/>
+        </w:rPr>
+      </w:pPr>
+      <w:r>
+        <w:rPr>
+          <w:rFonts w:ascii="Times New Roman" w:eastAsia="Times New Roman" w:hAnsi="Times New Roman" w:cs="Times New Roman"/>
+        </w:rPr>
+        <w:t>Machine translation</w:t>
+      </w:r>
+      <w:r>
+        <w:rPr>
+          <w:rFonts w:ascii="Times New Roman" w:eastAsia="Times New Roman" w:hAnsi="Times New Roman" w:cs="Times New Roman"/>
+        </w:rPr>
+        <w:br/>
       </w:r>
     </w:p>
     <w:p>
@@ -216,19 +259,21 @@
           <w:ilvl w:val="0"/>
           <w:numId w:val="5"/>
         </w:numPr>
-        <w:spacing w:after="0" w:afterAutospacing="0" w:before="0" w:beforeAutospacing="0" w:lineRule="auto"/>
-        <w:ind w:left="720" w:hanging="360"/>
-        <w:rPr>
-          <w:rFonts w:ascii="Times New Roman" w:cs="Times New Roman" w:eastAsia="Times New Roman" w:hAnsi="Times New Roman"/>
-        </w:rPr>
-      </w:pPr>
-      <w:r>
-        <w:rPr>
-          <w:rFonts w:ascii="Times New Roman" w:cs="Times New Roman" w:eastAsia="Times New Roman" w:hAnsi="Times New Roman"/>
-          <w:rtl w:val="0"/>
-        </w:rPr>
-        <w:t xml:space="preserve">Speech recognition</w:t>
-        <w:br w:type="textWrapping"/>
+        <w:rPr>
+          <w:rFonts w:ascii="Times New Roman" w:eastAsia="Times New Roman" w:hAnsi="Times New Roman" w:cs="Times New Roman"/>
+        </w:rPr>
+      </w:pPr>
+      <w:r>
+        <w:rPr>
+          <w:rFonts w:ascii="Times New Roman" w:eastAsia="Times New Roman" w:hAnsi="Times New Roman" w:cs="Times New Roman"/>
+        </w:rPr>
+        <w:t>Speech recognition</w:t>
+      </w:r>
+      <w:r>
+        <w:rPr>
+          <w:rFonts w:ascii="Times New Roman" w:eastAsia="Times New Roman" w:hAnsi="Times New Roman" w:cs="Times New Roman"/>
+        </w:rPr>
+        <w:br/>
       </w:r>
     </w:p>
     <w:p>
@@ -237,18 +282,16 @@
           <w:ilvl w:val="0"/>
           <w:numId w:val="5"/>
         </w:numPr>
-        <w:spacing w:after="240" w:before="0" w:beforeAutospacing="0" w:lineRule="auto"/>
-        <w:ind w:left="720" w:hanging="360"/>
-        <w:rPr>
-          <w:rFonts w:ascii="Times New Roman" w:cs="Times New Roman" w:eastAsia="Times New Roman" w:hAnsi="Times New Roman"/>
-        </w:rPr>
-      </w:pPr>
-      <w:r>
-        <w:rPr>
-          <w:rFonts w:ascii="Times New Roman" w:cs="Times New Roman" w:eastAsia="Times New Roman" w:hAnsi="Times New Roman"/>
-          <w:rtl w:val="0"/>
-        </w:rPr>
-        <w:t xml:space="preserve">Authorship detection</w:t>
+        <w:spacing w:after="240"/>
+        <w:rPr>
+          <w:rFonts w:ascii="Times New Roman" w:eastAsia="Times New Roman" w:hAnsi="Times New Roman" w:cs="Times New Roman"/>
+        </w:rPr>
+      </w:pPr>
+      <w:r>
+        <w:rPr>
+          <w:rFonts w:ascii="Times New Roman" w:eastAsia="Times New Roman" w:hAnsi="Times New Roman" w:cs="Times New Roman"/>
+        </w:rPr>
+        <w:t>Authorship detection</w:t>
       </w:r>
     </w:p>
     <w:p>
@@ -256,377 +299,343 @@
         <w:pStyle w:val="Heading1"/>
         <w:keepNext w:val="0"/>
         <w:keepLines w:val="0"/>
-        <w:spacing w:before="480" w:lineRule="auto"/>
-        <w:rPr>
-          <w:rFonts w:ascii="Times New Roman" w:cs="Times New Roman" w:eastAsia="Times New Roman" w:hAnsi="Times New Roman"/>
+        <w:spacing w:before="480"/>
+        <w:rPr>
+          <w:rFonts w:ascii="Times New Roman" w:eastAsia="Times New Roman" w:hAnsi="Times New Roman" w:cs="Times New Roman"/>
           <w:sz w:val="22"/>
           <w:szCs w:val="22"/>
         </w:rPr>
       </w:pPr>
-      <w:bookmarkStart w:colFirst="0" w:colLast="0" w:name="_k5wwp2yp3dr5" w:id="3"/>
+      <w:bookmarkStart w:id="3" w:name="_k5wwp2yp3dr5" w:colFirst="0" w:colLast="0"/>
       <w:bookmarkEnd w:id="3"/>
       <w:r>
         <w:rPr>
-          <w:rFonts w:ascii="Times New Roman" w:cs="Times New Roman" w:eastAsia="Times New Roman" w:hAnsi="Times New Roman"/>
+          <w:rFonts w:ascii="Times New Roman" w:eastAsia="Times New Roman" w:hAnsi="Times New Roman" w:cs="Times New Roman"/>
           <w:sz w:val="22"/>
           <w:szCs w:val="22"/>
-          <w:rtl w:val="0"/>
-        </w:rPr>
-        <w:t xml:space="preserve">What is an N-Gram Model</w:t>
-      </w:r>
-    </w:p>
-    <w:p>
-      <w:pPr>
-        <w:spacing w:after="240" w:before="240" w:lineRule="auto"/>
-        <w:rPr>
-          <w:rFonts w:ascii="Times New Roman" w:cs="Times New Roman" w:eastAsia="Times New Roman" w:hAnsi="Times New Roman"/>
-        </w:rPr>
-      </w:pPr>
-      <w:r>
-        <w:rPr>
-          <w:rFonts w:ascii="Times New Roman" w:cs="Times New Roman" w:eastAsia="Times New Roman" w:hAnsi="Times New Roman"/>
-          <w:rtl w:val="0"/>
-        </w:rPr>
-        <w:t xml:space="preserve">An N-gram is a sequence of N words that appear together in text.</w:t>
-      </w:r>
-    </w:p>
-    <w:p>
-      <w:pPr>
-        <w:spacing w:after="240" w:before="240" w:lineRule="auto"/>
-        <w:rPr>
-          <w:rFonts w:ascii="Times New Roman" w:cs="Times New Roman" w:eastAsia="Times New Roman" w:hAnsi="Times New Roman"/>
-        </w:rPr>
-      </w:pPr>
-      <w:r>
-        <w:rPr>
-          <w:rFonts w:ascii="Times New Roman" w:cs="Times New Roman" w:eastAsia="Times New Roman" w:hAnsi="Times New Roman"/>
-          <w:rtl w:val="0"/>
-        </w:rPr>
-        <w:t xml:space="preserve">Examples:</w:t>
+        </w:rPr>
+        <w:t>What is an N-Gram Model</w:t>
+      </w:r>
+    </w:p>
+    <w:p>
+      <w:pPr>
+        <w:spacing w:before="240" w:after="240"/>
+        <w:rPr>
+          <w:rFonts w:ascii="Times New Roman" w:eastAsia="Times New Roman" w:hAnsi="Times New Roman" w:cs="Times New Roman"/>
+        </w:rPr>
+      </w:pPr>
+      <w:r>
+        <w:rPr>
+          <w:rFonts w:ascii="Times New Roman" w:eastAsia="Times New Roman" w:hAnsi="Times New Roman" w:cs="Times New Roman"/>
+        </w:rPr>
+        <w:t>An N-gram is a sequence of N words that appear together in text.</w:t>
+      </w:r>
+    </w:p>
+    <w:p>
+      <w:pPr>
+        <w:spacing w:before="240" w:after="240"/>
+        <w:rPr>
+          <w:rFonts w:ascii="Times New Roman" w:eastAsia="Times New Roman" w:hAnsi="Times New Roman" w:cs="Times New Roman"/>
+        </w:rPr>
+      </w:pPr>
+      <w:r>
+        <w:rPr>
+          <w:rFonts w:ascii="Times New Roman" w:eastAsia="Times New Roman" w:hAnsi="Times New Roman" w:cs="Times New Roman"/>
+        </w:rPr>
+        <w:t>Examples:</w:t>
       </w:r>
     </w:p>
     <w:tbl>
       <w:tblPr>
-        <w:tblStyle w:val="Table1"/>
-        <w:tblW w:w="4150.0" w:type="dxa"/>
-        <w:jc w:val="left"/>
+        <w:tblStyle w:val="a"/>
+        <w:tblW w:w="4150" w:type="dxa"/>
+        <w:tblInd w:w="0" w:type="dxa"/>
         <w:tblBorders>
-          <w:top w:color="000000" w:space="0" w:sz="6" w:val="single"/>
-          <w:left w:color="000000" w:space="0" w:sz="6" w:val="single"/>
-          <w:bottom w:color="000000" w:space="0" w:sz="6" w:val="single"/>
-          <w:right w:color="000000" w:space="0" w:sz="6" w:val="single"/>
-          <w:insideH w:color="000000" w:space="0" w:sz="6" w:val="single"/>
-          <w:insideV w:color="000000" w:space="0" w:sz="6" w:val="single"/>
+          <w:top w:val="single" w:sz="6" w:space="0" w:color="000000"/>
+          <w:left w:val="single" w:sz="6" w:space="0" w:color="000000"/>
+          <w:bottom w:val="single" w:sz="6" w:space="0" w:color="000000"/>
+          <w:right w:val="single" w:sz="6" w:space="0" w:color="000000"/>
+          <w:insideH w:val="single" w:sz="6" w:space="0" w:color="000000"/>
+          <w:insideV w:val="single" w:sz="6" w:space="0" w:color="000000"/>
         </w:tblBorders>
         <w:tblLayout w:type="fixed"/>
-        <w:tblLook w:val="0600"/>
+        <w:tblLook w:val="0600" w:firstRow="0" w:lastRow="0" w:firstColumn="0" w:lastColumn="0" w:noHBand="1" w:noVBand="1"/>
       </w:tblPr>
       <w:tblGrid>
         <w:gridCol w:w="1595"/>
         <w:gridCol w:w="2555"/>
-        <w:tblGridChange w:id="0">
-          <w:tblGrid>
-            <w:gridCol w:w="1595"/>
-            <w:gridCol w:w="2555"/>
-          </w:tblGrid>
-        </w:tblGridChange>
       </w:tblGrid>
       <w:tr>
         <w:trPr>
-          <w:cantSplit w:val="0"/>
-          <w:trHeight w:val="515" w:hRule="atLeast"/>
-          <w:tblHeader w:val="0"/>
+          <w:trHeight w:val="515"/>
         </w:trPr>
         <w:tc>
           <w:tcPr>
+            <w:tcW w:w="1595" w:type="dxa"/>
             <w:tcBorders>
-              <w:top w:color="000000" w:space="0" w:sz="6" w:val="single"/>
-              <w:left w:color="000000" w:space="0" w:sz="6" w:val="single"/>
-              <w:bottom w:color="000000" w:space="0" w:sz="6" w:val="single"/>
-              <w:right w:color="000000" w:space="0" w:sz="6" w:val="single"/>
+              <w:top w:val="single" w:sz="6" w:space="0" w:color="000000"/>
+              <w:left w:val="single" w:sz="6" w:space="0" w:color="000000"/>
+              <w:bottom w:val="single" w:sz="6" w:space="0" w:color="000000"/>
+              <w:right w:val="single" w:sz="6" w:space="0" w:color="000000"/>
             </w:tcBorders>
             <w:tcMar>
-              <w:top w:w="100.0" w:type="dxa"/>
-              <w:left w:w="100.0" w:type="dxa"/>
-              <w:bottom w:w="100.0" w:type="dxa"/>
-              <w:right w:w="100.0" w:type="dxa"/>
+              <w:top w:w="100" w:type="dxa"/>
+              <w:left w:w="100" w:type="dxa"/>
+              <w:bottom w:w="100" w:type="dxa"/>
+              <w:right w:w="100" w:type="dxa"/>
             </w:tcMar>
-            <w:vAlign w:val="top"/>
           </w:tcPr>
           <w:p>
             <w:pPr>
-              <w:spacing w:after="240" w:before="240" w:lineRule="auto"/>
+              <w:spacing w:before="240" w:after="240"/>
               <w:jc w:val="center"/>
               <w:rPr>
-                <w:rFonts w:ascii="Times New Roman" w:cs="Times New Roman" w:eastAsia="Times New Roman" w:hAnsi="Times New Roman"/>
+                <w:rFonts w:ascii="Times New Roman" w:eastAsia="Times New Roman" w:hAnsi="Times New Roman" w:cs="Times New Roman"/>
               </w:rPr>
             </w:pPr>
             <w:r>
               <w:rPr>
-                <w:rFonts w:ascii="Times New Roman" w:cs="Times New Roman" w:eastAsia="Times New Roman" w:hAnsi="Times New Roman"/>
-                <w:b w:val="1"/>
-                <w:bCs w:val="1"/>
-                <w:rtl w:val="0"/>
+                <w:rFonts w:ascii="Times New Roman" w:eastAsia="Times New Roman" w:hAnsi="Times New Roman" w:cs="Times New Roman"/>
+                <w:b/>
+                <w:bCs/>
               </w:rPr>
-              <w:t xml:space="preserve">N-gram Type</w:t>
-            </w:r>
-            <w:r>
-              <w:rPr>
-                <w:rtl w:val="0"/>
-              </w:rPr>
+              <w:t>N-gram Type</w:t>
             </w:r>
           </w:p>
         </w:tc>
         <w:tc>
           <w:tcPr>
+            <w:tcW w:w="2555" w:type="dxa"/>
             <w:tcBorders>
-              <w:top w:color="000000" w:space="0" w:sz="6" w:val="single"/>
-              <w:left w:color="000000" w:space="0" w:sz="6" w:val="single"/>
-              <w:bottom w:color="000000" w:space="0" w:sz="6" w:val="single"/>
-              <w:right w:color="000000" w:space="0" w:sz="6" w:val="single"/>
+              <w:top w:val="single" w:sz="6" w:space="0" w:color="000000"/>
+              <w:left w:val="single" w:sz="6" w:space="0" w:color="000000"/>
+              <w:bottom w:val="single" w:sz="6" w:space="0" w:color="000000"/>
+              <w:right w:val="single" w:sz="6" w:space="0" w:color="000000"/>
             </w:tcBorders>
             <w:tcMar>
-              <w:top w:w="100.0" w:type="dxa"/>
-              <w:left w:w="100.0" w:type="dxa"/>
-              <w:bottom w:w="100.0" w:type="dxa"/>
-              <w:right w:w="100.0" w:type="dxa"/>
+              <w:top w:w="100" w:type="dxa"/>
+              <w:left w:w="100" w:type="dxa"/>
+              <w:bottom w:w="100" w:type="dxa"/>
+              <w:right w:w="100" w:type="dxa"/>
             </w:tcMar>
-            <w:vAlign w:val="top"/>
           </w:tcPr>
           <w:p>
             <w:pPr>
-              <w:spacing w:after="240" w:before="240" w:lineRule="auto"/>
+              <w:spacing w:before="240" w:after="240"/>
               <w:jc w:val="center"/>
               <w:rPr>
-                <w:rFonts w:ascii="Times New Roman" w:cs="Times New Roman" w:eastAsia="Times New Roman" w:hAnsi="Times New Roman"/>
+                <w:rFonts w:ascii="Times New Roman" w:eastAsia="Times New Roman" w:hAnsi="Times New Roman" w:cs="Times New Roman"/>
               </w:rPr>
             </w:pPr>
             <w:r>
               <w:rPr>
-                <w:rFonts w:ascii="Times New Roman" w:cs="Times New Roman" w:eastAsia="Times New Roman" w:hAnsi="Times New Roman"/>
-                <w:b w:val="1"/>
-                <w:bCs w:val="1"/>
-                <w:rtl w:val="0"/>
+                <w:rFonts w:ascii="Times New Roman" w:eastAsia="Times New Roman" w:hAnsi="Times New Roman" w:cs="Times New Roman"/>
+                <w:b/>
+                <w:bCs/>
               </w:rPr>
-              <w:t xml:space="preserve">Example</w:t>
-            </w:r>
-            <w:r>
-              <w:rPr>
-                <w:rtl w:val="0"/>
-              </w:rPr>
+              <w:t>Example</w:t>
             </w:r>
           </w:p>
         </w:tc>
       </w:tr>
       <w:tr>
         <w:trPr>
-          <w:cantSplit w:val="0"/>
-          <w:trHeight w:val="515" w:hRule="atLeast"/>
-          <w:tblHeader w:val="0"/>
+          <w:trHeight w:val="515"/>
         </w:trPr>
         <w:tc>
           <w:tcPr>
+            <w:tcW w:w="1595" w:type="dxa"/>
             <w:tcBorders>
-              <w:top w:color="000000" w:space="0" w:sz="6" w:val="single"/>
-              <w:left w:color="000000" w:space="0" w:sz="6" w:val="single"/>
-              <w:bottom w:color="000000" w:space="0" w:sz="6" w:val="single"/>
-              <w:right w:color="000000" w:space="0" w:sz="6" w:val="single"/>
+              <w:top w:val="single" w:sz="6" w:space="0" w:color="000000"/>
+              <w:left w:val="single" w:sz="6" w:space="0" w:color="000000"/>
+              <w:bottom w:val="single" w:sz="6" w:space="0" w:color="000000"/>
+              <w:right w:val="single" w:sz="6" w:space="0" w:color="000000"/>
             </w:tcBorders>
             <w:tcMar>
-              <w:top w:w="100.0" w:type="dxa"/>
-              <w:left w:w="100.0" w:type="dxa"/>
-              <w:bottom w:w="100.0" w:type="dxa"/>
-              <w:right w:w="100.0" w:type="dxa"/>
+              <w:top w:w="100" w:type="dxa"/>
+              <w:left w:w="100" w:type="dxa"/>
+              <w:bottom w:w="100" w:type="dxa"/>
+              <w:right w:w="100" w:type="dxa"/>
             </w:tcMar>
-            <w:vAlign w:val="top"/>
           </w:tcPr>
           <w:p>
             <w:pPr>
-              <w:spacing w:after="240" w:before="240" w:lineRule="auto"/>
+              <w:spacing w:before="240" w:after="240"/>
               <w:rPr>
-                <w:rFonts w:ascii="Times New Roman" w:cs="Times New Roman" w:eastAsia="Times New Roman" w:hAnsi="Times New Roman"/>
+                <w:rFonts w:ascii="Times New Roman" w:eastAsia="Times New Roman" w:hAnsi="Times New Roman" w:cs="Times New Roman"/>
               </w:rPr>
             </w:pPr>
             <w:r>
               <w:rPr>
-                <w:rFonts w:ascii="Times New Roman" w:cs="Times New Roman" w:eastAsia="Times New Roman" w:hAnsi="Times New Roman"/>
-                <w:rtl w:val="0"/>
+                <w:rFonts w:ascii="Times New Roman" w:eastAsia="Times New Roman" w:hAnsi="Times New Roman" w:cs="Times New Roman"/>
               </w:rPr>
-              <w:t xml:space="preserve">Unigram</w:t>
+              <w:t>Unigram</w:t>
             </w:r>
           </w:p>
         </w:tc>
         <w:tc>
           <w:tcPr>
+            <w:tcW w:w="2555" w:type="dxa"/>
             <w:tcBorders>
-              <w:top w:color="000000" w:space="0" w:sz="6" w:val="single"/>
-              <w:left w:color="000000" w:space="0" w:sz="6" w:val="single"/>
-              <w:bottom w:color="000000" w:space="0" w:sz="6" w:val="single"/>
-              <w:right w:color="000000" w:space="0" w:sz="6" w:val="single"/>
+              <w:top w:val="single" w:sz="6" w:space="0" w:color="000000"/>
+              <w:left w:val="single" w:sz="6" w:space="0" w:color="000000"/>
+              <w:bottom w:val="single" w:sz="6" w:space="0" w:color="000000"/>
+              <w:right w:val="single" w:sz="6" w:space="0" w:color="000000"/>
             </w:tcBorders>
             <w:tcMar>
-              <w:top w:w="100.0" w:type="dxa"/>
-              <w:left w:w="100.0" w:type="dxa"/>
-              <w:bottom w:w="100.0" w:type="dxa"/>
-              <w:right w:w="100.0" w:type="dxa"/>
+              <w:top w:w="100" w:type="dxa"/>
+              <w:left w:w="100" w:type="dxa"/>
+              <w:bottom w:w="100" w:type="dxa"/>
+              <w:right w:w="100" w:type="dxa"/>
             </w:tcMar>
-            <w:vAlign w:val="top"/>
           </w:tcPr>
           <w:p>
             <w:pPr>
-              <w:spacing w:after="240" w:before="240" w:lineRule="auto"/>
+              <w:spacing w:before="240" w:after="240"/>
               <w:rPr>
-                <w:rFonts w:ascii="Times New Roman" w:cs="Times New Roman" w:eastAsia="Times New Roman" w:hAnsi="Times New Roman"/>
+                <w:rFonts w:ascii="Times New Roman" w:eastAsia="Times New Roman" w:hAnsi="Times New Roman" w:cs="Times New Roman"/>
               </w:rPr>
             </w:pPr>
             <w:r>
               <w:rPr>
-                <w:rFonts w:ascii="Times New Roman" w:cs="Times New Roman" w:eastAsia="Times New Roman" w:hAnsi="Times New Roman"/>
-                <w:rtl w:val="0"/>
+                <w:rFonts w:ascii="Times New Roman" w:eastAsia="Times New Roman" w:hAnsi="Times New Roman" w:cs="Times New Roman"/>
               </w:rPr>
-              <w:t xml:space="preserve">single word</w:t>
+              <w:t>single word</w:t>
             </w:r>
           </w:p>
         </w:tc>
       </w:tr>
       <w:tr>
         <w:trPr>
-          <w:cantSplit w:val="0"/>
-          <w:trHeight w:val="515" w:hRule="atLeast"/>
-          <w:tblHeader w:val="0"/>
+          <w:trHeight w:val="515"/>
         </w:trPr>
         <w:tc>
           <w:tcPr>
+            <w:tcW w:w="1595" w:type="dxa"/>
             <w:tcBorders>
-              <w:top w:color="000000" w:space="0" w:sz="6" w:val="single"/>
-              <w:left w:color="000000" w:space="0" w:sz="6" w:val="single"/>
-              <w:bottom w:color="000000" w:space="0" w:sz="6" w:val="single"/>
-              <w:right w:color="000000" w:space="0" w:sz="6" w:val="single"/>
+              <w:top w:val="single" w:sz="6" w:space="0" w:color="000000"/>
+              <w:left w:val="single" w:sz="6" w:space="0" w:color="000000"/>
+              <w:bottom w:val="single" w:sz="6" w:space="0" w:color="000000"/>
+              <w:right w:val="single" w:sz="6" w:space="0" w:color="000000"/>
             </w:tcBorders>
             <w:tcMar>
-              <w:top w:w="100.0" w:type="dxa"/>
-              <w:left w:w="100.0" w:type="dxa"/>
-              <w:bottom w:w="100.0" w:type="dxa"/>
-              <w:right w:w="100.0" w:type="dxa"/>
+              <w:top w:w="100" w:type="dxa"/>
+              <w:left w:w="100" w:type="dxa"/>
+              <w:bottom w:w="100" w:type="dxa"/>
+              <w:right w:w="100" w:type="dxa"/>
             </w:tcMar>
-            <w:vAlign w:val="top"/>
           </w:tcPr>
           <w:p>
             <w:pPr>
-              <w:spacing w:after="240" w:before="240" w:lineRule="auto"/>
+              <w:spacing w:before="240" w:after="240"/>
               <w:rPr>
-                <w:rFonts w:ascii="Times New Roman" w:cs="Times New Roman" w:eastAsia="Times New Roman" w:hAnsi="Times New Roman"/>
+                <w:rFonts w:ascii="Times New Roman" w:eastAsia="Times New Roman" w:hAnsi="Times New Roman" w:cs="Times New Roman"/>
               </w:rPr>
             </w:pPr>
             <w:r>
               <w:rPr>
-                <w:rFonts w:ascii="Times New Roman" w:cs="Times New Roman" w:eastAsia="Times New Roman" w:hAnsi="Times New Roman"/>
-                <w:rtl w:val="0"/>
+                <w:rFonts w:ascii="Times New Roman" w:eastAsia="Times New Roman" w:hAnsi="Times New Roman" w:cs="Times New Roman"/>
               </w:rPr>
-              <w:t xml:space="preserve">Bigram</w:t>
+              <w:t>Bigram</w:t>
             </w:r>
           </w:p>
         </w:tc>
         <w:tc>
           <w:tcPr>
+            <w:tcW w:w="2555" w:type="dxa"/>
             <w:tcBorders>
-              <w:top w:color="000000" w:space="0" w:sz="6" w:val="single"/>
-              <w:left w:color="000000" w:space="0" w:sz="6" w:val="single"/>
-              <w:bottom w:color="000000" w:space="0" w:sz="6" w:val="single"/>
-              <w:right w:color="000000" w:space="0" w:sz="6" w:val="single"/>
+              <w:top w:val="single" w:sz="6" w:space="0" w:color="000000"/>
+              <w:left w:val="single" w:sz="6" w:space="0" w:color="000000"/>
+              <w:bottom w:val="single" w:sz="6" w:space="0" w:color="000000"/>
+              <w:right w:val="single" w:sz="6" w:space="0" w:color="000000"/>
             </w:tcBorders>
             <w:tcMar>
-              <w:top w:w="100.0" w:type="dxa"/>
-              <w:left w:w="100.0" w:type="dxa"/>
-              <w:bottom w:w="100.0" w:type="dxa"/>
-              <w:right w:w="100.0" w:type="dxa"/>
+              <w:top w:w="100" w:type="dxa"/>
+              <w:left w:w="100" w:type="dxa"/>
+              <w:bottom w:w="100" w:type="dxa"/>
+              <w:right w:w="100" w:type="dxa"/>
             </w:tcMar>
-            <w:vAlign w:val="top"/>
           </w:tcPr>
           <w:p>
             <w:pPr>
-              <w:spacing w:after="240" w:before="240" w:lineRule="auto"/>
+              <w:spacing w:before="240" w:after="240"/>
               <w:rPr>
-                <w:rFonts w:ascii="Times New Roman" w:cs="Times New Roman" w:eastAsia="Times New Roman" w:hAnsi="Times New Roman"/>
+                <w:rFonts w:ascii="Times New Roman" w:eastAsia="Times New Roman" w:hAnsi="Times New Roman" w:cs="Times New Roman"/>
               </w:rPr>
             </w:pPr>
             <w:r>
               <w:rPr>
-                <w:rFonts w:ascii="Times New Roman" w:cs="Times New Roman" w:eastAsia="Times New Roman" w:hAnsi="Times New Roman"/>
-                <w:rtl w:val="0"/>
+                <w:rFonts w:ascii="Times New Roman" w:eastAsia="Times New Roman" w:hAnsi="Times New Roman" w:cs="Times New Roman"/>
               </w:rPr>
-              <w:t xml:space="preserve">two consecutive words</w:t>
+              <w:t>two consecutive words</w:t>
             </w:r>
           </w:p>
         </w:tc>
       </w:tr>
       <w:tr>
         <w:trPr>
-          <w:cantSplit w:val="0"/>
-          <w:trHeight w:val="515" w:hRule="atLeast"/>
-          <w:tblHeader w:val="0"/>
+          <w:trHeight w:val="515"/>
         </w:trPr>
         <w:tc>
           <w:tcPr>
+            <w:tcW w:w="1595" w:type="dxa"/>
             <w:tcBorders>
-              <w:top w:color="000000" w:space="0" w:sz="6" w:val="single"/>
-              <w:left w:color="000000" w:space="0" w:sz="6" w:val="single"/>
-              <w:bottom w:color="000000" w:space="0" w:sz="6" w:val="single"/>
-              <w:right w:color="000000" w:space="0" w:sz="6" w:val="single"/>
+              <w:top w:val="single" w:sz="6" w:space="0" w:color="000000"/>
+              <w:left w:val="single" w:sz="6" w:space="0" w:color="000000"/>
+              <w:bottom w:val="single" w:sz="6" w:space="0" w:color="000000"/>
+              <w:right w:val="single" w:sz="6" w:space="0" w:color="000000"/>
             </w:tcBorders>
             <w:tcMar>
-              <w:top w:w="100.0" w:type="dxa"/>
-              <w:left w:w="100.0" w:type="dxa"/>
-              <w:bottom w:w="100.0" w:type="dxa"/>
-              <w:right w:w="100.0" w:type="dxa"/>
+              <w:top w:w="100" w:type="dxa"/>
+              <w:left w:w="100" w:type="dxa"/>
+              <w:bottom w:w="100" w:type="dxa"/>
+              <w:right w:w="100" w:type="dxa"/>
             </w:tcMar>
-            <w:vAlign w:val="top"/>
           </w:tcPr>
           <w:p>
             <w:pPr>
-              <w:spacing w:after="240" w:before="240" w:lineRule="auto"/>
+              <w:spacing w:before="240" w:after="240"/>
               <w:rPr>
-                <w:rFonts w:ascii="Times New Roman" w:cs="Times New Roman" w:eastAsia="Times New Roman" w:hAnsi="Times New Roman"/>
+                <w:rFonts w:ascii="Times New Roman" w:eastAsia="Times New Roman" w:hAnsi="Times New Roman" w:cs="Times New Roman"/>
               </w:rPr>
             </w:pPr>
             <w:r>
               <w:rPr>
-                <w:rFonts w:ascii="Times New Roman" w:cs="Times New Roman" w:eastAsia="Times New Roman" w:hAnsi="Times New Roman"/>
-                <w:rtl w:val="0"/>
+                <w:rFonts w:ascii="Times New Roman" w:eastAsia="Times New Roman" w:hAnsi="Times New Roman" w:cs="Times New Roman"/>
               </w:rPr>
-              <w:t xml:space="preserve">Trigram</w:t>
+              <w:lastRenderedPageBreak/>
+              <w:t>Trigram</w:t>
             </w:r>
           </w:p>
         </w:tc>
         <w:tc>
           <w:tcPr>
+            <w:tcW w:w="2555" w:type="dxa"/>
             <w:tcBorders>
-              <w:top w:color="000000" w:space="0" w:sz="6" w:val="single"/>
-              <w:left w:color="000000" w:space="0" w:sz="6" w:val="single"/>
-              <w:bottom w:color="000000" w:space="0" w:sz="6" w:val="single"/>
-              <w:right w:color="000000" w:space="0" w:sz="6" w:val="single"/>
+              <w:top w:val="single" w:sz="6" w:space="0" w:color="000000"/>
+              <w:left w:val="single" w:sz="6" w:space="0" w:color="000000"/>
+              <w:bottom w:val="single" w:sz="6" w:space="0" w:color="000000"/>
+              <w:right w:val="single" w:sz="6" w:space="0" w:color="000000"/>
             </w:tcBorders>
             <w:tcMar>
-              <w:top w:w="100.0" w:type="dxa"/>
-              <w:left w:w="100.0" w:type="dxa"/>
-              <w:bottom w:w="100.0" w:type="dxa"/>
-              <w:right w:w="100.0" w:type="dxa"/>
+              <w:top w:w="100" w:type="dxa"/>
+              <w:left w:w="100" w:type="dxa"/>
+              <w:bottom w:w="100" w:type="dxa"/>
+              <w:right w:w="100" w:type="dxa"/>
             </w:tcMar>
-            <w:vAlign w:val="top"/>
           </w:tcPr>
           <w:p>
             <w:pPr>
-              <w:spacing w:after="240" w:before="240" w:lineRule="auto"/>
+              <w:spacing w:before="240" w:after="240"/>
               <w:rPr>
-                <w:rFonts w:ascii="Times New Roman" w:cs="Times New Roman" w:eastAsia="Times New Roman" w:hAnsi="Times New Roman"/>
+                <w:rFonts w:ascii="Times New Roman" w:eastAsia="Times New Roman" w:hAnsi="Times New Roman" w:cs="Times New Roman"/>
               </w:rPr>
             </w:pPr>
             <w:r>
               <w:rPr>
-                <w:rFonts w:ascii="Times New Roman" w:cs="Times New Roman" w:eastAsia="Times New Roman" w:hAnsi="Times New Roman"/>
-                <w:rtl w:val="0"/>
+                <w:rFonts w:ascii="Times New Roman" w:eastAsia="Times New Roman" w:hAnsi="Times New Roman" w:cs="Times New Roman"/>
               </w:rPr>
-              <w:t xml:space="preserve">three consecutive words</w:t>
+              <w:t>three consecutive words</w:t>
             </w:r>
           </w:p>
         </w:tc>
@@ -634,51 +643,48 @@
     </w:tbl>
     <w:p>
       <w:pPr>
-        <w:spacing w:after="240" w:before="240" w:lineRule="auto"/>
-        <w:rPr>
-          <w:rFonts w:ascii="Times New Roman" w:cs="Times New Roman" w:eastAsia="Times New Roman" w:hAnsi="Times New Roman"/>
-        </w:rPr>
-      </w:pPr>
-      <w:r>
-        <w:rPr>
-          <w:rFonts w:ascii="Times New Roman" w:cs="Times New Roman" w:eastAsia="Times New Roman" w:hAnsi="Times New Roman"/>
-          <w:rtl w:val="0"/>
-        </w:rPr>
-        <w:t xml:space="preserve">Example sentence:</w:t>
-      </w:r>
-    </w:p>
-    <w:p>
-      <w:pPr>
-        <w:spacing w:after="240" w:before="240" w:lineRule="auto"/>
-        <w:rPr>
-          <w:rFonts w:ascii="Times New Roman" w:cs="Times New Roman" w:eastAsia="Times New Roman" w:hAnsi="Times New Roman"/>
-          <w:i w:val="1"/>
-          <w:iCs w:val="1"/>
-        </w:rPr>
-      </w:pPr>
-      <w:r>
-        <w:rPr>
-          <w:rFonts w:ascii="Times New Roman" w:cs="Times New Roman" w:eastAsia="Times New Roman" w:hAnsi="Times New Roman"/>
-          <w:i w:val="1"/>
-          <w:iCs w:val="1"/>
-          <w:rtl w:val="0"/>
-        </w:rPr>
-        <w:t xml:space="preserve">"I love natural language processing"</w:t>
-      </w:r>
-    </w:p>
-    <w:p>
-      <w:pPr>
-        <w:spacing w:after="240" w:before="240" w:lineRule="auto"/>
-        <w:rPr>
-          <w:rFonts w:ascii="Times New Roman" w:cs="Times New Roman" w:eastAsia="Times New Roman" w:hAnsi="Times New Roman"/>
-        </w:rPr>
-      </w:pPr>
-      <w:r>
-        <w:rPr>
-          <w:rFonts w:ascii="Times New Roman" w:cs="Times New Roman" w:eastAsia="Times New Roman" w:hAnsi="Times New Roman"/>
-          <w:rtl w:val="0"/>
-        </w:rPr>
-        <w:t xml:space="preserve">N-grams from the sentence:</w:t>
+        <w:spacing w:before="240" w:after="240"/>
+        <w:rPr>
+          <w:rFonts w:ascii="Times New Roman" w:eastAsia="Times New Roman" w:hAnsi="Times New Roman" w:cs="Times New Roman"/>
+        </w:rPr>
+      </w:pPr>
+      <w:r>
+        <w:rPr>
+          <w:rFonts w:ascii="Times New Roman" w:eastAsia="Times New Roman" w:hAnsi="Times New Roman" w:cs="Times New Roman"/>
+        </w:rPr>
+        <w:t>Example sentence:</w:t>
+      </w:r>
+    </w:p>
+    <w:p>
+      <w:pPr>
+        <w:spacing w:before="240" w:after="240"/>
+        <w:rPr>
+          <w:rFonts w:ascii="Times New Roman" w:eastAsia="Times New Roman" w:hAnsi="Times New Roman" w:cs="Times New Roman"/>
+          <w:i/>
+          <w:iCs/>
+        </w:rPr>
+      </w:pPr>
+      <w:r>
+        <w:rPr>
+          <w:rFonts w:ascii="Times New Roman" w:eastAsia="Times New Roman" w:hAnsi="Times New Roman" w:cs="Times New Roman"/>
+          <w:i/>
+          <w:iCs/>
+        </w:rPr>
+        <w:t>"I love natural language processing"</w:t>
+      </w:r>
+    </w:p>
+    <w:p>
+      <w:pPr>
+        <w:spacing w:before="240" w:after="240"/>
+        <w:rPr>
+          <w:rFonts w:ascii="Times New Roman" w:eastAsia="Times New Roman" w:hAnsi="Times New Roman" w:cs="Times New Roman"/>
+        </w:rPr>
+      </w:pPr>
+      <w:r>
+        <w:rPr>
+          <w:rFonts w:ascii="Times New Roman" w:eastAsia="Times New Roman" w:hAnsi="Times New Roman" w:cs="Times New Roman"/>
+        </w:rPr>
+        <w:t>N-grams from the sentence:</w:t>
       </w:r>
     </w:p>
     <w:p>
@@ -687,21 +693,29 @@
           <w:ilvl w:val="0"/>
           <w:numId w:val="3"/>
         </w:numPr>
-        <w:spacing w:after="0" w:afterAutospacing="0" w:before="240" w:lineRule="auto"/>
-        <w:ind w:left="720" w:hanging="360"/>
-        <w:rPr>
-          <w:rFonts w:ascii="Times New Roman" w:cs="Times New Roman" w:eastAsia="Times New Roman" w:hAnsi="Times New Roman"/>
-        </w:rPr>
-      </w:pPr>
-      <w:r>
-        <w:rPr>
-          <w:rFonts w:ascii="Times New Roman" w:cs="Times New Roman" w:eastAsia="Times New Roman" w:hAnsi="Times New Roman"/>
-          <w:rtl w:val="0"/>
-        </w:rPr>
-        <w:t xml:space="preserve">Unigrams:</w:t>
-        <w:br w:type="textWrapping"/>
+        <w:spacing w:before="240"/>
+        <w:rPr>
+          <w:rFonts w:ascii="Times New Roman" w:eastAsia="Times New Roman" w:hAnsi="Times New Roman" w:cs="Times New Roman"/>
+        </w:rPr>
+      </w:pPr>
+      <w:r>
+        <w:rPr>
+          <w:rFonts w:ascii="Times New Roman" w:eastAsia="Times New Roman" w:hAnsi="Times New Roman" w:cs="Times New Roman"/>
+        </w:rPr>
+        <w:t>Unigrams:</w:t>
+      </w:r>
+      <w:r>
+        <w:rPr>
+          <w:rFonts w:ascii="Times New Roman" w:eastAsia="Times New Roman" w:hAnsi="Times New Roman" w:cs="Times New Roman"/>
+        </w:rPr>
+        <w:br/>
         <w:t xml:space="preserve"> I, love, natural, language, processing</w:t>
-        <w:br w:type="textWrapping"/>
+      </w:r>
+      <w:r>
+        <w:rPr>
+          <w:rFonts w:ascii="Times New Roman" w:eastAsia="Times New Roman" w:hAnsi="Times New Roman" w:cs="Times New Roman"/>
+        </w:rPr>
+        <w:br/>
       </w:r>
     </w:p>
     <w:p>
@@ -710,21 +724,28 @@
           <w:ilvl w:val="0"/>
           <w:numId w:val="3"/>
         </w:numPr>
-        <w:spacing w:after="0" w:afterAutospacing="0" w:before="0" w:beforeAutospacing="0" w:lineRule="auto"/>
-        <w:ind w:left="720" w:hanging="360"/>
-        <w:rPr>
-          <w:rFonts w:ascii="Times New Roman" w:cs="Times New Roman" w:eastAsia="Times New Roman" w:hAnsi="Times New Roman"/>
-        </w:rPr>
-      </w:pPr>
-      <w:r>
-        <w:rPr>
-          <w:rFonts w:ascii="Times New Roman" w:cs="Times New Roman" w:eastAsia="Times New Roman" w:hAnsi="Times New Roman"/>
-          <w:rtl w:val="0"/>
-        </w:rPr>
-        <w:t xml:space="preserve">Bigrams:</w:t>
-        <w:br w:type="textWrapping"/>
+        <w:rPr>
+          <w:rFonts w:ascii="Times New Roman" w:eastAsia="Times New Roman" w:hAnsi="Times New Roman" w:cs="Times New Roman"/>
+        </w:rPr>
+      </w:pPr>
+      <w:r>
+        <w:rPr>
+          <w:rFonts w:ascii="Times New Roman" w:eastAsia="Times New Roman" w:hAnsi="Times New Roman" w:cs="Times New Roman"/>
+        </w:rPr>
+        <w:t>Bigrams:</w:t>
+      </w:r>
+      <w:r>
+        <w:rPr>
+          <w:rFonts w:ascii="Times New Roman" w:eastAsia="Times New Roman" w:hAnsi="Times New Roman" w:cs="Times New Roman"/>
+        </w:rPr>
+        <w:br/>
         <w:t xml:space="preserve"> I love, love natural, natural language, language processing</w:t>
-        <w:br w:type="textWrapping"/>
+      </w:r>
+      <w:r>
+        <w:rPr>
+          <w:rFonts w:ascii="Times New Roman" w:eastAsia="Times New Roman" w:hAnsi="Times New Roman" w:cs="Times New Roman"/>
+        </w:rPr>
+        <w:br/>
       </w:r>
     </w:p>
     <w:p>
@@ -733,36 +754,43 @@
           <w:ilvl w:val="0"/>
           <w:numId w:val="3"/>
         </w:numPr>
-        <w:spacing w:after="240" w:before="0" w:beforeAutospacing="0" w:lineRule="auto"/>
-        <w:ind w:left="720" w:hanging="360"/>
-        <w:rPr>
-          <w:rFonts w:ascii="Times New Roman" w:cs="Times New Roman" w:eastAsia="Times New Roman" w:hAnsi="Times New Roman"/>
-        </w:rPr>
-      </w:pPr>
-      <w:r>
-        <w:rPr>
-          <w:rFonts w:ascii="Times New Roman" w:cs="Times New Roman" w:eastAsia="Times New Roman" w:hAnsi="Times New Roman"/>
-          <w:rtl w:val="0"/>
-        </w:rPr>
-        <w:t xml:space="preserve">Trigrams:</w:t>
-        <w:br w:type="textWrapping"/>
+        <w:spacing w:after="240"/>
+        <w:rPr>
+          <w:rFonts w:ascii="Times New Roman" w:eastAsia="Times New Roman" w:hAnsi="Times New Roman" w:cs="Times New Roman"/>
+        </w:rPr>
+      </w:pPr>
+      <w:r>
+        <w:rPr>
+          <w:rFonts w:ascii="Times New Roman" w:eastAsia="Times New Roman" w:hAnsi="Times New Roman" w:cs="Times New Roman"/>
+        </w:rPr>
+        <w:t>Trigrams:</w:t>
+      </w:r>
+      <w:r>
+        <w:rPr>
+          <w:rFonts w:ascii="Times New Roman" w:eastAsia="Times New Roman" w:hAnsi="Times New Roman" w:cs="Times New Roman"/>
+        </w:rPr>
+        <w:br/>
         <w:t xml:space="preserve"> I love natural, love natural language, natural language processing</w:t>
-        <w:br w:type="textWrapping"/>
-      </w:r>
-    </w:p>
-    <w:p>
-      <w:pPr>
-        <w:spacing w:after="240" w:before="240" w:lineRule="auto"/>
-        <w:rPr>
-          <w:rFonts w:ascii="Times New Roman" w:cs="Times New Roman" w:eastAsia="Times New Roman" w:hAnsi="Times New Roman"/>
-        </w:rPr>
-      </w:pPr>
-      <w:r>
-        <w:rPr>
-          <w:rFonts w:ascii="Times New Roman" w:cs="Times New Roman" w:eastAsia="Times New Roman" w:hAnsi="Times New Roman"/>
-          <w:rtl w:val="0"/>
-        </w:rPr>
-        <w:t xml:space="preserve">The model learns patterns of words that commonly appear together.</w:t>
+      </w:r>
+      <w:r>
+        <w:rPr>
+          <w:rFonts w:ascii="Times New Roman" w:eastAsia="Times New Roman" w:hAnsi="Times New Roman" w:cs="Times New Roman"/>
+        </w:rPr>
+        <w:br/>
+      </w:r>
+    </w:p>
+    <w:p>
+      <w:pPr>
+        <w:spacing w:before="240" w:after="240"/>
+        <w:rPr>
+          <w:rFonts w:ascii="Times New Roman" w:eastAsia="Times New Roman" w:hAnsi="Times New Roman" w:cs="Times New Roman"/>
+        </w:rPr>
+      </w:pPr>
+      <w:r>
+        <w:rPr>
+          <w:rFonts w:ascii="Times New Roman" w:eastAsia="Times New Roman" w:hAnsi="Times New Roman" w:cs="Times New Roman"/>
+        </w:rPr>
+        <w:t>The model learns patterns of words that commonly appear together.</w:t>
       </w:r>
     </w:p>
     <w:p>
@@ -770,57 +798,54 @@
         <w:pStyle w:val="Heading1"/>
         <w:keepNext w:val="0"/>
         <w:keepLines w:val="0"/>
-        <w:spacing w:before="480" w:lineRule="auto"/>
-        <w:rPr>
-          <w:rFonts w:ascii="Times New Roman" w:cs="Times New Roman" w:eastAsia="Times New Roman" w:hAnsi="Times New Roman"/>
-          <w:b w:val="1"/>
-          <w:bCs w:val="1"/>
+        <w:spacing w:before="480"/>
+        <w:rPr>
+          <w:rFonts w:ascii="Times New Roman" w:eastAsia="Times New Roman" w:hAnsi="Times New Roman" w:cs="Times New Roman"/>
+          <w:b/>
+          <w:bCs/>
           <w:sz w:val="22"/>
           <w:szCs w:val="22"/>
         </w:rPr>
       </w:pPr>
-      <w:bookmarkStart w:colFirst="0" w:colLast="0" w:name="_nxv9rw1r9n9p" w:id="4"/>
+      <w:bookmarkStart w:id="4" w:name="_nxv9rw1r9n9p" w:colFirst="0" w:colLast="0"/>
       <w:bookmarkEnd w:id="4"/>
       <w:r>
         <w:rPr>
-          <w:rFonts w:ascii="Times New Roman" w:cs="Times New Roman" w:eastAsia="Times New Roman" w:hAnsi="Times New Roman"/>
-          <w:b w:val="1"/>
-          <w:bCs w:val="1"/>
+          <w:rFonts w:ascii="Times New Roman" w:eastAsia="Times New Roman" w:hAnsi="Times New Roman" w:cs="Times New Roman"/>
+          <w:b/>
+          <w:bCs/>
           <w:sz w:val="22"/>
           <w:szCs w:val="22"/>
-          <w:rtl w:val="0"/>
-        </w:rPr>
-        <w:t xml:space="preserve">Working of Auto-Complete Using N-Gram</w:t>
-      </w:r>
-    </w:p>
-    <w:p>
-      <w:pPr>
-        <w:spacing w:after="240" w:before="240" w:lineRule="auto"/>
-        <w:rPr>
-          <w:rFonts w:ascii="Times New Roman" w:cs="Times New Roman" w:eastAsia="Times New Roman" w:hAnsi="Times New Roman"/>
-        </w:rPr>
-      </w:pPr>
-      <w:r>
-        <w:rPr>
-          <w:rFonts w:ascii="Times New Roman" w:cs="Times New Roman" w:eastAsia="Times New Roman" w:hAnsi="Times New Roman"/>
-          <w:rtl w:val="0"/>
-        </w:rPr>
-        <w:t xml:space="preserve">The auto-complete system works by analyzing a large dataset of text and learning how words typically follow each other.</w:t>
-      </w:r>
-    </w:p>
-    <w:p>
-      <w:pPr>
-        <w:spacing w:after="240" w:before="240" w:lineRule="auto"/>
-        <w:rPr>
-          <w:rFonts w:ascii="Times New Roman" w:cs="Times New Roman" w:eastAsia="Times New Roman" w:hAnsi="Times New Roman"/>
-        </w:rPr>
-      </w:pPr>
-      <w:r>
-        <w:rPr>
-          <w:rFonts w:ascii="Times New Roman" w:cs="Times New Roman" w:eastAsia="Times New Roman" w:hAnsi="Times New Roman"/>
-          <w:rtl w:val="0"/>
-        </w:rPr>
-        <w:t xml:space="preserve">Steps involved:</w:t>
+        </w:rPr>
+        <w:t>Working of Auto-Complete Using N-Gram</w:t>
+      </w:r>
+    </w:p>
+    <w:p>
+      <w:pPr>
+        <w:spacing w:before="240" w:after="240"/>
+        <w:rPr>
+          <w:rFonts w:ascii="Times New Roman" w:eastAsia="Times New Roman" w:hAnsi="Times New Roman" w:cs="Times New Roman"/>
+        </w:rPr>
+      </w:pPr>
+      <w:r>
+        <w:rPr>
+          <w:rFonts w:ascii="Times New Roman" w:eastAsia="Times New Roman" w:hAnsi="Times New Roman" w:cs="Times New Roman"/>
+        </w:rPr>
+        <w:t>The auto-complete system works by analyzing a large dataset of text and learning how words typically follow each other.</w:t>
+      </w:r>
+    </w:p>
+    <w:p>
+      <w:pPr>
+        <w:spacing w:before="240" w:after="240"/>
+        <w:rPr>
+          <w:rFonts w:ascii="Times New Roman" w:eastAsia="Times New Roman" w:hAnsi="Times New Roman" w:cs="Times New Roman"/>
+        </w:rPr>
+      </w:pPr>
+      <w:r>
+        <w:rPr>
+          <w:rFonts w:ascii="Times New Roman" w:eastAsia="Times New Roman" w:hAnsi="Times New Roman" w:cs="Times New Roman"/>
+        </w:rPr>
+        <w:t>Steps involved:</w:t>
       </w:r>
     </w:p>
     <w:p>
@@ -828,44 +853,42 @@
         <w:pStyle w:val="Heading3"/>
         <w:keepNext w:val="0"/>
         <w:keepLines w:val="0"/>
-        <w:spacing w:before="280" w:lineRule="auto"/>
-        <w:rPr>
-          <w:rFonts w:ascii="Times New Roman" w:cs="Times New Roman" w:eastAsia="Times New Roman" w:hAnsi="Times New Roman"/>
-          <w:b w:val="1"/>
-          <w:bCs w:val="1"/>
+        <w:spacing w:before="280"/>
+        <w:rPr>
+          <w:rFonts w:ascii="Times New Roman" w:eastAsia="Times New Roman" w:hAnsi="Times New Roman" w:cs="Times New Roman"/>
+          <w:b/>
+          <w:bCs/>
           <w:color w:val="000000"/>
           <w:sz w:val="22"/>
           <w:szCs w:val="22"/>
         </w:rPr>
       </w:pPr>
-      <w:bookmarkStart w:colFirst="0" w:colLast="0" w:name="_xsnzi2wgb1n0" w:id="5"/>
+      <w:bookmarkStart w:id="5" w:name="_xsnzi2wgb1n0" w:colFirst="0" w:colLast="0"/>
       <w:bookmarkEnd w:id="5"/>
       <w:r>
         <w:rPr>
-          <w:rFonts w:ascii="Times New Roman" w:cs="Times New Roman" w:eastAsia="Times New Roman" w:hAnsi="Times New Roman"/>
-          <w:b w:val="1"/>
-          <w:bCs w:val="1"/>
+          <w:rFonts w:ascii="Times New Roman" w:eastAsia="Times New Roman" w:hAnsi="Times New Roman" w:cs="Times New Roman"/>
+          <w:b/>
+          <w:bCs/>
           <w:color w:val="000000"/>
           <w:sz w:val="22"/>
           <w:szCs w:val="22"/>
-          <w:rtl w:val="0"/>
-        </w:rPr>
-        <w:t xml:space="preserve">1. Data Collection</w:t>
-      </w:r>
-    </w:p>
-    <w:p>
-      <w:pPr>
-        <w:spacing w:after="240" w:before="240" w:lineRule="auto"/>
-        <w:rPr>
-          <w:rFonts w:ascii="Times New Roman" w:cs="Times New Roman" w:eastAsia="Times New Roman" w:hAnsi="Times New Roman"/>
-        </w:rPr>
-      </w:pPr>
-      <w:r>
-        <w:rPr>
-          <w:rFonts w:ascii="Times New Roman" w:cs="Times New Roman" w:eastAsia="Times New Roman" w:hAnsi="Times New Roman"/>
-          <w:rtl w:val="0"/>
-        </w:rPr>
-        <w:t xml:space="preserve">A large text dataset is collected such as:</w:t>
+        </w:rPr>
+        <w:t>1. Data Collection</w:t>
+      </w:r>
+    </w:p>
+    <w:p>
+      <w:pPr>
+        <w:spacing w:before="240" w:after="240"/>
+        <w:rPr>
+          <w:rFonts w:ascii="Times New Roman" w:eastAsia="Times New Roman" w:hAnsi="Times New Roman" w:cs="Times New Roman"/>
+        </w:rPr>
+      </w:pPr>
+      <w:r>
+        <w:rPr>
+          <w:rFonts w:ascii="Times New Roman" w:eastAsia="Times New Roman" w:hAnsi="Times New Roman" w:cs="Times New Roman"/>
+        </w:rPr>
+        <w:t>A large text dataset is collected such as:</w:t>
       </w:r>
     </w:p>
     <w:p>
@@ -874,19 +897,22 @@
           <w:ilvl w:val="0"/>
           <w:numId w:val="2"/>
         </w:numPr>
-        <w:spacing w:after="0" w:afterAutospacing="0" w:before="240" w:lineRule="auto"/>
-        <w:ind w:left="720" w:hanging="360"/>
-        <w:rPr>
-          <w:rFonts w:ascii="Times New Roman" w:cs="Times New Roman" w:eastAsia="Times New Roman" w:hAnsi="Times New Roman"/>
-        </w:rPr>
-      </w:pPr>
-      <w:r>
-        <w:rPr>
-          <w:rFonts w:ascii="Times New Roman" w:cs="Times New Roman" w:eastAsia="Times New Roman" w:hAnsi="Times New Roman"/>
-          <w:rtl w:val="0"/>
-        </w:rPr>
-        <w:t xml:space="preserve">Books</w:t>
-        <w:br w:type="textWrapping"/>
+        <w:spacing w:before="240"/>
+        <w:rPr>
+          <w:rFonts w:ascii="Times New Roman" w:eastAsia="Times New Roman" w:hAnsi="Times New Roman" w:cs="Times New Roman"/>
+        </w:rPr>
+      </w:pPr>
+      <w:r>
+        <w:rPr>
+          <w:rFonts w:ascii="Times New Roman" w:eastAsia="Times New Roman" w:hAnsi="Times New Roman" w:cs="Times New Roman"/>
+        </w:rPr>
+        <w:t>Books</w:t>
+      </w:r>
+      <w:r>
+        <w:rPr>
+          <w:rFonts w:ascii="Times New Roman" w:eastAsia="Times New Roman" w:hAnsi="Times New Roman" w:cs="Times New Roman"/>
+        </w:rPr>
+        <w:br/>
       </w:r>
     </w:p>
     <w:p>
@@ -895,19 +921,21 @@
           <w:ilvl w:val="0"/>
           <w:numId w:val="2"/>
         </w:numPr>
-        <w:spacing w:after="0" w:afterAutospacing="0" w:before="0" w:beforeAutospacing="0" w:lineRule="auto"/>
-        <w:ind w:left="720" w:hanging="360"/>
-        <w:rPr>
-          <w:rFonts w:ascii="Times New Roman" w:cs="Times New Roman" w:eastAsia="Times New Roman" w:hAnsi="Times New Roman"/>
-        </w:rPr>
-      </w:pPr>
-      <w:r>
-        <w:rPr>
-          <w:rFonts w:ascii="Times New Roman" w:cs="Times New Roman" w:eastAsia="Times New Roman" w:hAnsi="Times New Roman"/>
-          <w:rtl w:val="0"/>
-        </w:rPr>
-        <w:t xml:space="preserve">Articles</w:t>
-        <w:br w:type="textWrapping"/>
+        <w:rPr>
+          <w:rFonts w:ascii="Times New Roman" w:eastAsia="Times New Roman" w:hAnsi="Times New Roman" w:cs="Times New Roman"/>
+        </w:rPr>
+      </w:pPr>
+      <w:r>
+        <w:rPr>
+          <w:rFonts w:ascii="Times New Roman" w:eastAsia="Times New Roman" w:hAnsi="Times New Roman" w:cs="Times New Roman"/>
+        </w:rPr>
+        <w:t>Articles</w:t>
+      </w:r>
+      <w:r>
+        <w:rPr>
+          <w:rFonts w:ascii="Times New Roman" w:eastAsia="Times New Roman" w:hAnsi="Times New Roman" w:cs="Times New Roman"/>
+        </w:rPr>
+        <w:br/>
       </w:r>
     </w:p>
     <w:p>
@@ -916,19 +944,21 @@
           <w:ilvl w:val="0"/>
           <w:numId w:val="2"/>
         </w:numPr>
-        <w:spacing w:after="0" w:afterAutospacing="0" w:before="0" w:beforeAutospacing="0" w:lineRule="auto"/>
-        <w:ind w:left="720" w:hanging="360"/>
-        <w:rPr>
-          <w:rFonts w:ascii="Times New Roman" w:cs="Times New Roman" w:eastAsia="Times New Roman" w:hAnsi="Times New Roman"/>
-        </w:rPr>
-      </w:pPr>
-      <w:r>
-        <w:rPr>
-          <w:rFonts w:ascii="Times New Roman" w:cs="Times New Roman" w:eastAsia="Times New Roman" w:hAnsi="Times New Roman"/>
-          <w:rtl w:val="0"/>
-        </w:rPr>
-        <w:t xml:space="preserve">News data</w:t>
-        <w:br w:type="textWrapping"/>
+        <w:rPr>
+          <w:rFonts w:ascii="Times New Roman" w:eastAsia="Times New Roman" w:hAnsi="Times New Roman" w:cs="Times New Roman"/>
+        </w:rPr>
+      </w:pPr>
+      <w:r>
+        <w:rPr>
+          <w:rFonts w:ascii="Times New Roman" w:eastAsia="Times New Roman" w:hAnsi="Times New Roman" w:cs="Times New Roman"/>
+        </w:rPr>
+        <w:t>News data</w:t>
+      </w:r>
+      <w:r>
+        <w:rPr>
+          <w:rFonts w:ascii="Times New Roman" w:eastAsia="Times New Roman" w:hAnsi="Times New Roman" w:cs="Times New Roman"/>
+        </w:rPr>
+        <w:br/>
       </w:r>
     </w:p>
     <w:p>
@@ -937,19 +967,22 @@
           <w:ilvl w:val="0"/>
           <w:numId w:val="2"/>
         </w:numPr>
-        <w:spacing w:after="240" w:before="0" w:beforeAutospacing="0" w:lineRule="auto"/>
-        <w:ind w:left="720" w:hanging="360"/>
-        <w:rPr>
-          <w:rFonts w:ascii="Times New Roman" w:cs="Times New Roman" w:eastAsia="Times New Roman" w:hAnsi="Times New Roman"/>
-        </w:rPr>
-      </w:pPr>
-      <w:r>
-        <w:rPr>
-          <w:rFonts w:ascii="Times New Roman" w:cs="Times New Roman" w:eastAsia="Times New Roman" w:hAnsi="Times New Roman"/>
-          <w:rtl w:val="0"/>
-        </w:rPr>
-        <w:t xml:space="preserve">Social media text</w:t>
-        <w:br w:type="textWrapping"/>
+        <w:spacing w:after="240"/>
+        <w:rPr>
+          <w:rFonts w:ascii="Times New Roman" w:eastAsia="Times New Roman" w:hAnsi="Times New Roman" w:cs="Times New Roman"/>
+        </w:rPr>
+      </w:pPr>
+      <w:r>
+        <w:rPr>
+          <w:rFonts w:ascii="Times New Roman" w:eastAsia="Times New Roman" w:hAnsi="Times New Roman" w:cs="Times New Roman"/>
+        </w:rPr>
+        <w:t>Social media text</w:t>
+      </w:r>
+      <w:r>
+        <w:rPr>
+          <w:rFonts w:ascii="Times New Roman" w:eastAsia="Times New Roman" w:hAnsi="Times New Roman" w:cs="Times New Roman"/>
+        </w:rPr>
+        <w:br/>
       </w:r>
     </w:p>
     <w:p>
@@ -957,59 +990,57 @@
         <w:pStyle w:val="Heading3"/>
         <w:keepNext w:val="0"/>
         <w:keepLines w:val="0"/>
-        <w:spacing w:before="280" w:lineRule="auto"/>
-        <w:rPr>
-          <w:rFonts w:ascii="Times New Roman" w:cs="Times New Roman" w:eastAsia="Times New Roman" w:hAnsi="Times New Roman"/>
-          <w:b w:val="1"/>
-          <w:bCs w:val="1"/>
+        <w:spacing w:before="280"/>
+        <w:rPr>
+          <w:rFonts w:ascii="Times New Roman" w:eastAsia="Times New Roman" w:hAnsi="Times New Roman" w:cs="Times New Roman"/>
+          <w:b/>
+          <w:bCs/>
           <w:color w:val="000000"/>
           <w:sz w:val="22"/>
           <w:szCs w:val="22"/>
         </w:rPr>
       </w:pPr>
-      <w:bookmarkStart w:colFirst="0" w:colLast="0" w:name="_qapjdxcnfgzy" w:id="6"/>
+      <w:bookmarkStart w:id="6" w:name="_qapjdxcnfgzy" w:colFirst="0" w:colLast="0"/>
       <w:bookmarkEnd w:id="6"/>
       <w:r>
         <w:rPr>
-          <w:rFonts w:ascii="Times New Roman" w:cs="Times New Roman" w:eastAsia="Times New Roman" w:hAnsi="Times New Roman"/>
-          <w:b w:val="1"/>
-          <w:bCs w:val="1"/>
+          <w:rFonts w:ascii="Times New Roman" w:eastAsia="Times New Roman" w:hAnsi="Times New Roman" w:cs="Times New Roman"/>
+          <w:b/>
+          <w:bCs/>
           <w:color w:val="000000"/>
           <w:sz w:val="22"/>
           <w:szCs w:val="22"/>
-          <w:rtl w:val="0"/>
-        </w:rPr>
-        <w:t xml:space="preserve">2. Text Preprocessing</w:t>
-      </w:r>
-    </w:p>
-    <w:p>
-      <w:pPr>
-        <w:spacing w:after="240" w:before="240" w:lineRule="auto"/>
-        <w:rPr>
-          <w:rFonts w:ascii="Times New Roman" w:cs="Times New Roman" w:eastAsia="Times New Roman" w:hAnsi="Times New Roman"/>
-        </w:rPr>
-      </w:pPr>
-      <w:r>
-        <w:rPr>
-          <w:rFonts w:ascii="Times New Roman" w:cs="Times New Roman" w:eastAsia="Times New Roman" w:hAnsi="Times New Roman"/>
-          <w:rtl w:val="0"/>
-        </w:rPr>
-        <w:t xml:space="preserve">The text is cleaned before building the model.</w:t>
-      </w:r>
-    </w:p>
-    <w:p>
-      <w:pPr>
-        <w:spacing w:after="240" w:before="240" w:lineRule="auto"/>
-        <w:rPr>
-          <w:rFonts w:ascii="Times New Roman" w:cs="Times New Roman" w:eastAsia="Times New Roman" w:hAnsi="Times New Roman"/>
-        </w:rPr>
-      </w:pPr>
-      <w:r>
-        <w:rPr>
-          <w:rFonts w:ascii="Times New Roman" w:cs="Times New Roman" w:eastAsia="Times New Roman" w:hAnsi="Times New Roman"/>
-          <w:rtl w:val="0"/>
-        </w:rPr>
-        <w:t xml:space="preserve">Common steps include:</w:t>
+        </w:rPr>
+        <w:t>2. Text Preprocessing</w:t>
+      </w:r>
+    </w:p>
+    <w:p>
+      <w:pPr>
+        <w:spacing w:before="240" w:after="240"/>
+        <w:rPr>
+          <w:rFonts w:ascii="Times New Roman" w:eastAsia="Times New Roman" w:hAnsi="Times New Roman" w:cs="Times New Roman"/>
+        </w:rPr>
+      </w:pPr>
+      <w:r>
+        <w:rPr>
+          <w:rFonts w:ascii="Times New Roman" w:eastAsia="Times New Roman" w:hAnsi="Times New Roman" w:cs="Times New Roman"/>
+        </w:rPr>
+        <w:t>The text is cleaned before building the model.</w:t>
+      </w:r>
+    </w:p>
+    <w:p>
+      <w:pPr>
+        <w:spacing w:before="240" w:after="240"/>
+        <w:rPr>
+          <w:rFonts w:ascii="Times New Roman" w:eastAsia="Times New Roman" w:hAnsi="Times New Roman" w:cs="Times New Roman"/>
+        </w:rPr>
+      </w:pPr>
+      <w:r>
+        <w:rPr>
+          <w:rFonts w:ascii="Times New Roman" w:eastAsia="Times New Roman" w:hAnsi="Times New Roman" w:cs="Times New Roman"/>
+        </w:rPr>
+        <w:lastRenderedPageBreak/>
+        <w:t>Common steps include:</w:t>
       </w:r>
     </w:p>
     <w:p>
@@ -1018,19 +1049,22 @@
           <w:ilvl w:val="0"/>
           <w:numId w:val="1"/>
         </w:numPr>
-        <w:spacing w:after="0" w:afterAutospacing="0" w:before="240" w:lineRule="auto"/>
-        <w:ind w:left="720" w:hanging="360"/>
-        <w:rPr>
-          <w:rFonts w:ascii="Times New Roman" w:cs="Times New Roman" w:eastAsia="Times New Roman" w:hAnsi="Times New Roman"/>
-        </w:rPr>
-      </w:pPr>
-      <w:r>
-        <w:rPr>
-          <w:rFonts w:ascii="Times New Roman" w:cs="Times New Roman" w:eastAsia="Times New Roman" w:hAnsi="Times New Roman"/>
-          <w:rtl w:val="0"/>
-        </w:rPr>
-        <w:t xml:space="preserve">Converting text to lowercase</w:t>
-        <w:br w:type="textWrapping"/>
+        <w:spacing w:before="240"/>
+        <w:rPr>
+          <w:rFonts w:ascii="Times New Roman" w:eastAsia="Times New Roman" w:hAnsi="Times New Roman" w:cs="Times New Roman"/>
+        </w:rPr>
+      </w:pPr>
+      <w:r>
+        <w:rPr>
+          <w:rFonts w:ascii="Times New Roman" w:eastAsia="Times New Roman" w:hAnsi="Times New Roman" w:cs="Times New Roman"/>
+        </w:rPr>
+        <w:t>Converting text to lowercase</w:t>
+      </w:r>
+      <w:r>
+        <w:rPr>
+          <w:rFonts w:ascii="Times New Roman" w:eastAsia="Times New Roman" w:hAnsi="Times New Roman" w:cs="Times New Roman"/>
+        </w:rPr>
+        <w:br/>
       </w:r>
     </w:p>
     <w:p>
@@ -1039,19 +1073,21 @@
           <w:ilvl w:val="0"/>
           <w:numId w:val="1"/>
         </w:numPr>
-        <w:spacing w:after="0" w:afterAutospacing="0" w:before="0" w:beforeAutospacing="0" w:lineRule="auto"/>
-        <w:ind w:left="720" w:hanging="360"/>
-        <w:rPr>
-          <w:rFonts w:ascii="Times New Roman" w:cs="Times New Roman" w:eastAsia="Times New Roman" w:hAnsi="Times New Roman"/>
-        </w:rPr>
-      </w:pPr>
-      <w:r>
-        <w:rPr>
-          <w:rFonts w:ascii="Times New Roman" w:cs="Times New Roman" w:eastAsia="Times New Roman" w:hAnsi="Times New Roman"/>
-          <w:rtl w:val="0"/>
-        </w:rPr>
-        <w:t xml:space="preserve">Removing punctuation</w:t>
-        <w:br w:type="textWrapping"/>
+        <w:rPr>
+          <w:rFonts w:ascii="Times New Roman" w:eastAsia="Times New Roman" w:hAnsi="Times New Roman" w:cs="Times New Roman"/>
+        </w:rPr>
+      </w:pPr>
+      <w:r>
+        <w:rPr>
+          <w:rFonts w:ascii="Times New Roman" w:eastAsia="Times New Roman" w:hAnsi="Times New Roman" w:cs="Times New Roman"/>
+        </w:rPr>
+        <w:t>Removing punctuation</w:t>
+      </w:r>
+      <w:r>
+        <w:rPr>
+          <w:rFonts w:ascii="Times New Roman" w:eastAsia="Times New Roman" w:hAnsi="Times New Roman" w:cs="Times New Roman"/>
+        </w:rPr>
+        <w:br/>
       </w:r>
     </w:p>
     <w:p>
@@ -1060,19 +1096,22 @@
           <w:ilvl w:val="0"/>
           <w:numId w:val="1"/>
         </w:numPr>
-        <w:spacing w:after="240" w:before="0" w:beforeAutospacing="0" w:lineRule="auto"/>
-        <w:ind w:left="720" w:hanging="360"/>
-        <w:rPr>
-          <w:rFonts w:ascii="Times New Roman" w:cs="Times New Roman" w:eastAsia="Times New Roman" w:hAnsi="Times New Roman"/>
-        </w:rPr>
-      </w:pPr>
-      <w:r>
-        <w:rPr>
-          <w:rFonts w:ascii="Times New Roman" w:cs="Times New Roman" w:eastAsia="Times New Roman" w:hAnsi="Times New Roman"/>
-          <w:rtl w:val="0"/>
-        </w:rPr>
-        <w:t xml:space="preserve">Tokenizing text into words</w:t>
-        <w:br w:type="textWrapping"/>
+        <w:spacing w:after="240"/>
+        <w:rPr>
+          <w:rFonts w:ascii="Times New Roman" w:eastAsia="Times New Roman" w:hAnsi="Times New Roman" w:cs="Times New Roman"/>
+        </w:rPr>
+      </w:pPr>
+      <w:r>
+        <w:rPr>
+          <w:rFonts w:ascii="Times New Roman" w:eastAsia="Times New Roman" w:hAnsi="Times New Roman" w:cs="Times New Roman"/>
+        </w:rPr>
+        <w:t>Tokenizing text into words</w:t>
+      </w:r>
+      <w:r>
+        <w:rPr>
+          <w:rFonts w:ascii="Times New Roman" w:eastAsia="Times New Roman" w:hAnsi="Times New Roman" w:cs="Times New Roman"/>
+        </w:rPr>
+        <w:br/>
       </w:r>
     </w:p>
     <w:p>
@@ -1080,104 +1119,108 @@
         <w:pStyle w:val="Heading3"/>
         <w:keepNext w:val="0"/>
         <w:keepLines w:val="0"/>
-        <w:spacing w:before="280" w:lineRule="auto"/>
-        <w:rPr>
-          <w:rFonts w:ascii="Times New Roman" w:cs="Times New Roman" w:eastAsia="Times New Roman" w:hAnsi="Times New Roman"/>
-          <w:b w:val="1"/>
-          <w:bCs w:val="1"/>
+        <w:spacing w:before="280"/>
+        <w:rPr>
+          <w:rFonts w:ascii="Times New Roman" w:eastAsia="Times New Roman" w:hAnsi="Times New Roman" w:cs="Times New Roman"/>
+          <w:b/>
+          <w:bCs/>
           <w:color w:val="000000"/>
           <w:sz w:val="22"/>
           <w:szCs w:val="22"/>
         </w:rPr>
       </w:pPr>
-      <w:bookmarkStart w:colFirst="0" w:colLast="0" w:name="_29aumtlsp5mh" w:id="7"/>
+      <w:bookmarkStart w:id="7" w:name="_29aumtlsp5mh" w:colFirst="0" w:colLast="0"/>
       <w:bookmarkEnd w:id="7"/>
       <w:r>
         <w:rPr>
-          <w:rFonts w:ascii="Times New Roman" w:cs="Times New Roman" w:eastAsia="Times New Roman" w:hAnsi="Times New Roman"/>
-          <w:b w:val="1"/>
-          <w:bCs w:val="1"/>
+          <w:rFonts w:ascii="Times New Roman" w:eastAsia="Times New Roman" w:hAnsi="Times New Roman" w:cs="Times New Roman"/>
+          <w:b/>
+          <w:bCs/>
           <w:color w:val="000000"/>
           <w:sz w:val="22"/>
           <w:szCs w:val="22"/>
-          <w:rtl w:val="0"/>
-        </w:rPr>
-        <w:t xml:space="preserve">3. Building the N-Gram Model</w:t>
-      </w:r>
-    </w:p>
-    <w:p>
-      <w:pPr>
-        <w:spacing w:after="240" w:before="240" w:lineRule="auto"/>
-        <w:rPr>
-          <w:rFonts w:ascii="Times New Roman" w:cs="Times New Roman" w:eastAsia="Times New Roman" w:hAnsi="Times New Roman"/>
-        </w:rPr>
-      </w:pPr>
-      <w:r>
-        <w:rPr>
-          <w:rFonts w:ascii="Times New Roman" w:cs="Times New Roman" w:eastAsia="Times New Roman" w:hAnsi="Times New Roman"/>
-          <w:rtl w:val="0"/>
-        </w:rPr>
-        <w:t xml:space="preserve">The text dataset is processed to generate word sequences of size N.</w:t>
-        <w:br w:type="textWrapping"/>
+        </w:rPr>
+        <w:t>3. Building the N-Gram Model</w:t>
+      </w:r>
+    </w:p>
+    <w:p>
+      <w:pPr>
+        <w:spacing w:before="240" w:after="240"/>
+        <w:rPr>
+          <w:rFonts w:ascii="Times New Roman" w:eastAsia="Times New Roman" w:hAnsi="Times New Roman" w:cs="Times New Roman"/>
+        </w:rPr>
+      </w:pPr>
+      <w:r>
+        <w:rPr>
+          <w:rFonts w:ascii="Times New Roman" w:eastAsia="Times New Roman" w:hAnsi="Times New Roman" w:cs="Times New Roman"/>
+        </w:rPr>
+        <w:t>The text dataset is processed to generate word sequences of size N.</w:t>
+      </w:r>
+      <w:r>
+        <w:rPr>
+          <w:rFonts w:ascii="Times New Roman" w:eastAsia="Times New Roman" w:hAnsi="Times New Roman" w:cs="Times New Roman"/>
+        </w:rPr>
+        <w:br/>
         <w:t xml:space="preserve"> The model stores how frequently certain words appear after other words.</w:t>
       </w:r>
     </w:p>
     <w:p>
       <w:pPr>
-        <w:spacing w:after="240" w:before="240" w:lineRule="auto"/>
-        <w:rPr>
-          <w:rFonts w:ascii="Times New Roman" w:cs="Times New Roman" w:eastAsia="Times New Roman" w:hAnsi="Times New Roman"/>
-        </w:rPr>
-      </w:pPr>
-      <w:r>
-        <w:rPr>
-          <w:rFonts w:ascii="Times New Roman" w:cs="Times New Roman" w:eastAsia="Times New Roman" w:hAnsi="Times New Roman"/>
-          <w:rtl w:val="0"/>
-        </w:rPr>
-        <w:t xml:space="preserve">For example:</w:t>
-      </w:r>
-    </w:p>
-    <w:p>
-      <w:pPr>
-        <w:spacing w:after="240" w:before="240" w:lineRule="auto"/>
-        <w:rPr>
-          <w:rFonts w:ascii="Times New Roman" w:cs="Times New Roman" w:eastAsia="Times New Roman" w:hAnsi="Times New Roman"/>
-          <w:i w:val="1"/>
-          <w:iCs w:val="1"/>
-        </w:rPr>
-      </w:pPr>
-      <w:r>
-        <w:rPr>
-          <w:rFonts w:ascii="Times New Roman" w:cs="Times New Roman" w:eastAsia="Times New Roman" w:hAnsi="Times New Roman"/>
-          <w:rtl w:val="0"/>
-        </w:rPr>
-        <w:t xml:space="preserve">Input text:</w:t>
-        <w:br w:type="textWrapping"/>
+        <w:spacing w:before="240" w:after="240"/>
+        <w:rPr>
+          <w:rFonts w:ascii="Times New Roman" w:eastAsia="Times New Roman" w:hAnsi="Times New Roman" w:cs="Times New Roman"/>
+        </w:rPr>
+      </w:pPr>
+      <w:r>
+        <w:rPr>
+          <w:rFonts w:ascii="Times New Roman" w:eastAsia="Times New Roman" w:hAnsi="Times New Roman" w:cs="Times New Roman"/>
+        </w:rPr>
+        <w:t>For example:</w:t>
+      </w:r>
+    </w:p>
+    <w:p>
+      <w:pPr>
+        <w:spacing w:before="240" w:after="240"/>
+        <w:rPr>
+          <w:rFonts w:ascii="Times New Roman" w:eastAsia="Times New Roman" w:hAnsi="Times New Roman" w:cs="Times New Roman"/>
+          <w:i/>
+          <w:iCs/>
+        </w:rPr>
+      </w:pPr>
+      <w:r>
+        <w:rPr>
+          <w:rFonts w:ascii="Times New Roman" w:eastAsia="Times New Roman" w:hAnsi="Times New Roman" w:cs="Times New Roman"/>
+        </w:rPr>
+        <w:t>Input text:</w:t>
+      </w:r>
+      <w:r>
+        <w:rPr>
+          <w:rFonts w:ascii="Times New Roman" w:eastAsia="Times New Roman" w:hAnsi="Times New Roman" w:cs="Times New Roman"/>
+        </w:rPr>
+        <w:br/>
         <w:t xml:space="preserve"> </w:t>
       </w:r>
       <w:r>
         <w:rPr>
-          <w:rFonts w:ascii="Times New Roman" w:cs="Times New Roman" w:eastAsia="Times New Roman" w:hAnsi="Times New Roman"/>
-          <w:i w:val="1"/>
-          <w:iCs w:val="1"/>
-          <w:rtl w:val="0"/>
-        </w:rPr>
-        <w:t xml:space="preserve">"I love machine learning and I love NLP"</w:t>
-      </w:r>
-    </w:p>
-    <w:p>
-      <w:pPr>
-        <w:spacing w:after="240" w:before="240" w:lineRule="auto"/>
-        <w:rPr>
-          <w:rFonts w:ascii="Times New Roman" w:cs="Times New Roman" w:eastAsia="Times New Roman" w:hAnsi="Times New Roman"/>
-        </w:rPr>
-      </w:pPr>
-      <w:r>
-        <w:rPr>
-          <w:rFonts w:ascii="Times New Roman" w:cs="Times New Roman" w:eastAsia="Times New Roman" w:hAnsi="Times New Roman"/>
-          <w:rtl w:val="0"/>
-        </w:rPr>
-        <w:t xml:space="preserve">The model learns that after the phrase "I love", words like machine or NLP may appear.</w:t>
+          <w:rFonts w:ascii="Times New Roman" w:eastAsia="Times New Roman" w:hAnsi="Times New Roman" w:cs="Times New Roman"/>
+          <w:i/>
+          <w:iCs/>
+        </w:rPr>
+        <w:t>"I love machine learning and I love NLP"</w:t>
+      </w:r>
+    </w:p>
+    <w:p>
+      <w:pPr>
+        <w:spacing w:before="240" w:after="240"/>
+        <w:rPr>
+          <w:rFonts w:ascii="Times New Roman" w:eastAsia="Times New Roman" w:hAnsi="Times New Roman" w:cs="Times New Roman"/>
+        </w:rPr>
+      </w:pPr>
+      <w:r>
+        <w:rPr>
+          <w:rFonts w:ascii="Times New Roman" w:eastAsia="Times New Roman" w:hAnsi="Times New Roman" w:cs="Times New Roman"/>
+        </w:rPr>
+        <w:t>The model learns that after the phrase "I love", words like machine or NLP may appear.</w:t>
       </w:r>
     </w:p>
     <w:p>
@@ -1185,102 +1228,101 @@
         <w:pStyle w:val="Heading3"/>
         <w:keepNext w:val="0"/>
         <w:keepLines w:val="0"/>
-        <w:spacing w:before="280" w:lineRule="auto"/>
-        <w:rPr>
-          <w:rFonts w:ascii="Times New Roman" w:cs="Times New Roman" w:eastAsia="Times New Roman" w:hAnsi="Times New Roman"/>
-          <w:b w:val="1"/>
-          <w:bCs w:val="1"/>
+        <w:spacing w:before="280"/>
+        <w:rPr>
+          <w:rFonts w:ascii="Times New Roman" w:eastAsia="Times New Roman" w:hAnsi="Times New Roman" w:cs="Times New Roman"/>
+          <w:b/>
+          <w:bCs/>
           <w:color w:val="000000"/>
           <w:sz w:val="22"/>
           <w:szCs w:val="22"/>
         </w:rPr>
       </w:pPr>
-      <w:bookmarkStart w:colFirst="0" w:colLast="0" w:name="_ls0lqjvxh2zz" w:id="8"/>
+      <w:bookmarkStart w:id="8" w:name="_ls0lqjvxh2zz" w:colFirst="0" w:colLast="0"/>
       <w:bookmarkEnd w:id="8"/>
       <w:r>
         <w:rPr>
-          <w:rFonts w:ascii="Times New Roman" w:cs="Times New Roman" w:eastAsia="Times New Roman" w:hAnsi="Times New Roman"/>
-          <w:b w:val="1"/>
-          <w:bCs w:val="1"/>
+          <w:rFonts w:ascii="Times New Roman" w:eastAsia="Times New Roman" w:hAnsi="Times New Roman" w:cs="Times New Roman"/>
+          <w:b/>
+          <w:bCs/>
           <w:color w:val="000000"/>
           <w:sz w:val="22"/>
           <w:szCs w:val="22"/>
-          <w:rtl w:val="0"/>
-        </w:rPr>
-        <w:t xml:space="preserve">4. Generating Predictions</w:t>
-      </w:r>
-    </w:p>
-    <w:p>
-      <w:pPr>
-        <w:spacing w:after="240" w:before="240" w:lineRule="auto"/>
-        <w:rPr>
-          <w:rFonts w:ascii="Times New Roman" w:cs="Times New Roman" w:eastAsia="Times New Roman" w:hAnsi="Times New Roman"/>
-        </w:rPr>
-      </w:pPr>
-      <w:r>
-        <w:rPr>
-          <w:rFonts w:ascii="Times New Roman" w:cs="Times New Roman" w:eastAsia="Times New Roman" w:hAnsi="Times New Roman"/>
-          <w:rtl w:val="0"/>
-        </w:rPr>
-        <w:t xml:space="preserve">When a user types part of a sentence, the system checks the previously typed words and suggests the most likely next word.</w:t>
-      </w:r>
-    </w:p>
-    <w:p>
-      <w:pPr>
-        <w:spacing w:after="240" w:before="240" w:lineRule="auto"/>
-        <w:rPr>
-          <w:rFonts w:ascii="Times New Roman" w:cs="Times New Roman" w:eastAsia="Times New Roman" w:hAnsi="Times New Roman"/>
-        </w:rPr>
-      </w:pPr>
-      <w:r>
-        <w:rPr>
-          <w:rFonts w:ascii="Times New Roman" w:cs="Times New Roman" w:eastAsia="Times New Roman" w:hAnsi="Times New Roman"/>
-          <w:rtl w:val="0"/>
-        </w:rPr>
-        <w:t xml:space="preserve">Example:</w:t>
-      </w:r>
-    </w:p>
-    <w:p>
-      <w:pPr>
-        <w:spacing w:after="240" w:before="240" w:lineRule="auto"/>
-        <w:rPr>
-          <w:rFonts w:ascii="Times New Roman" w:cs="Times New Roman" w:eastAsia="Times New Roman" w:hAnsi="Times New Roman"/>
-          <w:i w:val="1"/>
-          <w:iCs w:val="1"/>
-        </w:rPr>
-      </w:pPr>
-      <w:r>
-        <w:rPr>
-          <w:rFonts w:ascii="Times New Roman" w:cs="Times New Roman" w:eastAsia="Times New Roman" w:hAnsi="Times New Roman"/>
-          <w:rtl w:val="0"/>
-        </w:rPr>
-        <w:t xml:space="preserve">User types:</w:t>
-        <w:br w:type="textWrapping"/>
+        </w:rPr>
+        <w:t>4. Generating Predictions</w:t>
+      </w:r>
+    </w:p>
+    <w:p>
+      <w:pPr>
+        <w:spacing w:before="240" w:after="240"/>
+        <w:rPr>
+          <w:rFonts w:ascii="Times New Roman" w:eastAsia="Times New Roman" w:hAnsi="Times New Roman" w:cs="Times New Roman"/>
+        </w:rPr>
+      </w:pPr>
+      <w:r>
+        <w:rPr>
+          <w:rFonts w:ascii="Times New Roman" w:eastAsia="Times New Roman" w:hAnsi="Times New Roman" w:cs="Times New Roman"/>
+        </w:rPr>
+        <w:t>When a user types part of a sentence, the system checks the previously typed words and suggests the most likely next word.</w:t>
+      </w:r>
+    </w:p>
+    <w:p>
+      <w:pPr>
+        <w:spacing w:before="240" w:after="240"/>
+        <w:rPr>
+          <w:rFonts w:ascii="Times New Roman" w:eastAsia="Times New Roman" w:hAnsi="Times New Roman" w:cs="Times New Roman"/>
+        </w:rPr>
+      </w:pPr>
+      <w:r>
+        <w:rPr>
+          <w:rFonts w:ascii="Times New Roman" w:eastAsia="Times New Roman" w:hAnsi="Times New Roman" w:cs="Times New Roman"/>
+        </w:rPr>
+        <w:t>Example:</w:t>
+      </w:r>
+    </w:p>
+    <w:p>
+      <w:pPr>
+        <w:spacing w:before="240" w:after="240"/>
+        <w:rPr>
+          <w:rFonts w:ascii="Times New Roman" w:eastAsia="Times New Roman" w:hAnsi="Times New Roman" w:cs="Times New Roman"/>
+          <w:i/>
+          <w:iCs/>
+        </w:rPr>
+      </w:pPr>
+      <w:r>
+        <w:rPr>
+          <w:rFonts w:ascii="Times New Roman" w:eastAsia="Times New Roman" w:hAnsi="Times New Roman" w:cs="Times New Roman"/>
+        </w:rPr>
+        <w:t>User types:</w:t>
+      </w:r>
+      <w:r>
+        <w:rPr>
+          <w:rFonts w:ascii="Times New Roman" w:eastAsia="Times New Roman" w:hAnsi="Times New Roman" w:cs="Times New Roman"/>
+        </w:rPr>
+        <w:br/>
         <w:t xml:space="preserve"> </w:t>
       </w:r>
       <w:r>
         <w:rPr>
-          <w:rFonts w:ascii="Times New Roman" w:cs="Times New Roman" w:eastAsia="Times New Roman" w:hAnsi="Times New Roman"/>
-          <w:i w:val="1"/>
-          <w:iCs w:val="1"/>
-          <w:rtl w:val="0"/>
-        </w:rPr>
-        <w:t xml:space="preserve">"I love"</w:t>
-      </w:r>
-    </w:p>
-    <w:p>
-      <w:pPr>
-        <w:spacing w:after="240" w:before="240" w:lineRule="auto"/>
-        <w:rPr>
-          <w:rFonts w:ascii="Times New Roman" w:cs="Times New Roman" w:eastAsia="Times New Roman" w:hAnsi="Times New Roman"/>
-        </w:rPr>
-      </w:pPr>
-      <w:r>
-        <w:rPr>
-          <w:rFonts w:ascii="Times New Roman" w:cs="Times New Roman" w:eastAsia="Times New Roman" w:hAnsi="Times New Roman"/>
-          <w:rtl w:val="0"/>
-        </w:rPr>
-        <w:t xml:space="preserve">Suggested words:</w:t>
+          <w:rFonts w:ascii="Times New Roman" w:eastAsia="Times New Roman" w:hAnsi="Times New Roman" w:cs="Times New Roman"/>
+          <w:i/>
+          <w:iCs/>
+        </w:rPr>
+        <w:t>"I love"</w:t>
+      </w:r>
+    </w:p>
+    <w:p>
+      <w:pPr>
+        <w:spacing w:before="240" w:after="240"/>
+        <w:rPr>
+          <w:rFonts w:ascii="Times New Roman" w:eastAsia="Times New Roman" w:hAnsi="Times New Roman" w:cs="Times New Roman"/>
+        </w:rPr>
+      </w:pPr>
+      <w:r>
+        <w:rPr>
+          <w:rFonts w:ascii="Times New Roman" w:eastAsia="Times New Roman" w:hAnsi="Times New Roman" w:cs="Times New Roman"/>
+        </w:rPr>
+        <w:t>Suggested words:</w:t>
       </w:r>
     </w:p>
     <w:p>
@@ -1289,19 +1331,22 @@
           <w:ilvl w:val="0"/>
           <w:numId w:val="4"/>
         </w:numPr>
-        <w:spacing w:after="0" w:afterAutospacing="0" w:before="240" w:lineRule="auto"/>
-        <w:ind w:left="720" w:hanging="360"/>
-        <w:rPr>
-          <w:rFonts w:ascii="Times New Roman" w:cs="Times New Roman" w:eastAsia="Times New Roman" w:hAnsi="Times New Roman"/>
-        </w:rPr>
-      </w:pPr>
-      <w:r>
-        <w:rPr>
-          <w:rFonts w:ascii="Times New Roman" w:cs="Times New Roman" w:eastAsia="Times New Roman" w:hAnsi="Times New Roman"/>
-          <w:rtl w:val="0"/>
-        </w:rPr>
-        <w:t xml:space="preserve">machine</w:t>
-        <w:br w:type="textWrapping"/>
+        <w:spacing w:before="240"/>
+        <w:rPr>
+          <w:rFonts w:ascii="Times New Roman" w:eastAsia="Times New Roman" w:hAnsi="Times New Roman" w:cs="Times New Roman"/>
+        </w:rPr>
+      </w:pPr>
+      <w:r>
+        <w:rPr>
+          <w:rFonts w:ascii="Times New Roman" w:eastAsia="Times New Roman" w:hAnsi="Times New Roman" w:cs="Times New Roman"/>
+        </w:rPr>
+        <w:t>machine</w:t>
+      </w:r>
+      <w:r>
+        <w:rPr>
+          <w:rFonts w:ascii="Times New Roman" w:eastAsia="Times New Roman" w:hAnsi="Times New Roman" w:cs="Times New Roman"/>
+        </w:rPr>
+        <w:br/>
       </w:r>
     </w:p>
     <w:p>
@@ -1310,19 +1355,21 @@
           <w:ilvl w:val="0"/>
           <w:numId w:val="4"/>
         </w:numPr>
-        <w:spacing w:after="0" w:afterAutospacing="0" w:before="0" w:beforeAutospacing="0" w:lineRule="auto"/>
-        <w:ind w:left="720" w:hanging="360"/>
-        <w:rPr>
-          <w:rFonts w:ascii="Times New Roman" w:cs="Times New Roman" w:eastAsia="Times New Roman" w:hAnsi="Times New Roman"/>
-        </w:rPr>
-      </w:pPr>
-      <w:r>
-        <w:rPr>
-          <w:rFonts w:ascii="Times New Roman" w:cs="Times New Roman" w:eastAsia="Times New Roman" w:hAnsi="Times New Roman"/>
-          <w:rtl w:val="0"/>
-        </w:rPr>
-        <w:t xml:space="preserve">programming</w:t>
-        <w:br w:type="textWrapping"/>
+        <w:rPr>
+          <w:rFonts w:ascii="Times New Roman" w:eastAsia="Times New Roman" w:hAnsi="Times New Roman" w:cs="Times New Roman"/>
+        </w:rPr>
+      </w:pPr>
+      <w:r>
+        <w:rPr>
+          <w:rFonts w:ascii="Times New Roman" w:eastAsia="Times New Roman" w:hAnsi="Times New Roman" w:cs="Times New Roman"/>
+        </w:rPr>
+        <w:t>programming</w:t>
+      </w:r>
+      <w:r>
+        <w:rPr>
+          <w:rFonts w:ascii="Times New Roman" w:eastAsia="Times New Roman" w:hAnsi="Times New Roman" w:cs="Times New Roman"/>
+        </w:rPr>
+        <w:br/>
       </w:r>
     </w:p>
     <w:p>
@@ -1331,19 +1378,22 @@
           <w:ilvl w:val="0"/>
           <w:numId w:val="4"/>
         </w:numPr>
-        <w:spacing w:after="240" w:before="0" w:beforeAutospacing="0" w:lineRule="auto"/>
-        <w:ind w:left="720" w:hanging="360"/>
-        <w:rPr>
-          <w:rFonts w:ascii="Times New Roman" w:cs="Times New Roman" w:eastAsia="Times New Roman" w:hAnsi="Times New Roman"/>
-        </w:rPr>
-      </w:pPr>
-      <w:r>
-        <w:rPr>
-          <w:rFonts w:ascii="Times New Roman" w:cs="Times New Roman" w:eastAsia="Times New Roman" w:hAnsi="Times New Roman"/>
-          <w:rtl w:val="0"/>
-        </w:rPr>
-        <w:t xml:space="preserve">NLP</w:t>
-        <w:br w:type="textWrapping"/>
+        <w:spacing w:after="240"/>
+        <w:rPr>
+          <w:rFonts w:ascii="Times New Roman" w:eastAsia="Times New Roman" w:hAnsi="Times New Roman" w:cs="Times New Roman"/>
+        </w:rPr>
+      </w:pPr>
+      <w:r>
+        <w:rPr>
+          <w:rFonts w:ascii="Times New Roman" w:eastAsia="Times New Roman" w:hAnsi="Times New Roman" w:cs="Times New Roman"/>
+        </w:rPr>
+        <w:t>NLP</w:t>
+      </w:r>
+      <w:r>
+        <w:rPr>
+          <w:rFonts w:ascii="Times New Roman" w:eastAsia="Times New Roman" w:hAnsi="Times New Roman" w:cs="Times New Roman"/>
+        </w:rPr>
+        <w:br/>
       </w:r>
     </w:p>
     <w:p>
@@ -1351,27 +1401,26 @@
         <w:pStyle w:val="Heading1"/>
         <w:keepNext w:val="0"/>
         <w:keepLines w:val="0"/>
-        <w:spacing w:before="480" w:lineRule="auto"/>
-        <w:rPr>
-          <w:rFonts w:ascii="Times New Roman" w:cs="Times New Roman" w:eastAsia="Times New Roman" w:hAnsi="Times New Roman"/>
-          <w:b w:val="1"/>
-          <w:bCs w:val="1"/>
+        <w:spacing w:before="480"/>
+        <w:rPr>
+          <w:rFonts w:ascii="Times New Roman" w:eastAsia="Times New Roman" w:hAnsi="Times New Roman" w:cs="Times New Roman"/>
+          <w:b/>
+          <w:bCs/>
           <w:sz w:val="22"/>
           <w:szCs w:val="22"/>
         </w:rPr>
       </w:pPr>
-      <w:bookmarkStart w:colFirst="0" w:colLast="0" w:name="_o4k9x6j85nv" w:id="9"/>
+      <w:bookmarkStart w:id="9" w:name="_o4k9x6j85nv" w:colFirst="0" w:colLast="0"/>
       <w:bookmarkEnd w:id="9"/>
       <w:r>
         <w:rPr>
-          <w:rFonts w:ascii="Times New Roman" w:cs="Times New Roman" w:eastAsia="Times New Roman" w:hAnsi="Times New Roman"/>
-          <w:b w:val="1"/>
-          <w:bCs w:val="1"/>
+          <w:rFonts w:ascii="Times New Roman" w:eastAsia="Times New Roman" w:hAnsi="Times New Roman" w:cs="Times New Roman"/>
+          <w:b/>
+          <w:bCs/>
           <w:sz w:val="22"/>
           <w:szCs w:val="22"/>
-          <w:rtl w:val="0"/>
-        </w:rPr>
-        <w:t xml:space="preserve">Advantages of N-Gram Auto-Complete</w:t>
+        </w:rPr>
+        <w:t>Advantages of N-Gram Auto-Complete</w:t>
       </w:r>
     </w:p>
     <w:p>
@@ -1380,19 +1429,22 @@
           <w:ilvl w:val="0"/>
           <w:numId w:val="6"/>
         </w:numPr>
-        <w:spacing w:after="0" w:afterAutospacing="0" w:before="240" w:lineRule="auto"/>
-        <w:ind w:left="720" w:hanging="360"/>
-        <w:rPr>
-          <w:rFonts w:ascii="Times New Roman" w:cs="Times New Roman" w:eastAsia="Times New Roman" w:hAnsi="Times New Roman"/>
-        </w:rPr>
-      </w:pPr>
-      <w:r>
-        <w:rPr>
-          <w:rFonts w:ascii="Times New Roman" w:cs="Times New Roman" w:eastAsia="Times New Roman" w:hAnsi="Times New Roman"/>
-          <w:rtl w:val="0"/>
-        </w:rPr>
-        <w:t xml:space="preserve">Simple and easy to implement</w:t>
-        <w:br w:type="textWrapping"/>
+        <w:spacing w:before="240"/>
+        <w:rPr>
+          <w:rFonts w:ascii="Times New Roman" w:eastAsia="Times New Roman" w:hAnsi="Times New Roman" w:cs="Times New Roman"/>
+        </w:rPr>
+      </w:pPr>
+      <w:r>
+        <w:rPr>
+          <w:rFonts w:ascii="Times New Roman" w:eastAsia="Times New Roman" w:hAnsi="Times New Roman" w:cs="Times New Roman"/>
+        </w:rPr>
+        <w:t>Simple and easy to implement</w:t>
+      </w:r>
+      <w:r>
+        <w:rPr>
+          <w:rFonts w:ascii="Times New Roman" w:eastAsia="Times New Roman" w:hAnsi="Times New Roman" w:cs="Times New Roman"/>
+        </w:rPr>
+        <w:br/>
       </w:r>
     </w:p>
     <w:p>
@@ -1401,19 +1453,21 @@
           <w:ilvl w:val="0"/>
           <w:numId w:val="6"/>
         </w:numPr>
-        <w:spacing w:after="0" w:afterAutospacing="0" w:before="0" w:beforeAutospacing="0" w:lineRule="auto"/>
-        <w:ind w:left="720" w:hanging="360"/>
-        <w:rPr>
-          <w:rFonts w:ascii="Times New Roman" w:cs="Times New Roman" w:eastAsia="Times New Roman" w:hAnsi="Times New Roman"/>
-        </w:rPr>
-      </w:pPr>
-      <w:r>
-        <w:rPr>
-          <w:rFonts w:ascii="Times New Roman" w:cs="Times New Roman" w:eastAsia="Times New Roman" w:hAnsi="Times New Roman"/>
-          <w:rtl w:val="0"/>
-        </w:rPr>
-        <w:t xml:space="preserve">Works well for predicting next words</w:t>
-        <w:br w:type="textWrapping"/>
+        <w:rPr>
+          <w:rFonts w:ascii="Times New Roman" w:eastAsia="Times New Roman" w:hAnsi="Times New Roman" w:cs="Times New Roman"/>
+        </w:rPr>
+      </w:pPr>
+      <w:r>
+        <w:rPr>
+          <w:rFonts w:ascii="Times New Roman" w:eastAsia="Times New Roman" w:hAnsi="Times New Roman" w:cs="Times New Roman"/>
+        </w:rPr>
+        <w:t>Works well for predicting next words</w:t>
+      </w:r>
+      <w:r>
+        <w:rPr>
+          <w:rFonts w:ascii="Times New Roman" w:eastAsia="Times New Roman" w:hAnsi="Times New Roman" w:cs="Times New Roman"/>
+        </w:rPr>
+        <w:br/>
       </w:r>
     </w:p>
     <w:p>
@@ -1422,19 +1476,22 @@
           <w:ilvl w:val="0"/>
           <w:numId w:val="6"/>
         </w:numPr>
-        <w:spacing w:after="0" w:afterAutospacing="0" w:before="0" w:beforeAutospacing="0" w:lineRule="auto"/>
-        <w:ind w:left="720" w:hanging="360"/>
-        <w:rPr>
-          <w:rFonts w:ascii="Times New Roman" w:cs="Times New Roman" w:eastAsia="Times New Roman" w:hAnsi="Times New Roman"/>
-        </w:rPr>
-      </w:pPr>
-      <w:r>
-        <w:rPr>
-          <w:rFonts w:ascii="Times New Roman" w:cs="Times New Roman" w:eastAsia="Times New Roman" w:hAnsi="Times New Roman"/>
-          <w:rtl w:val="0"/>
-        </w:rPr>
-        <w:t xml:space="preserve">Improves typing speed for users</w:t>
-        <w:br w:type="textWrapping"/>
+        <w:rPr>
+          <w:rFonts w:ascii="Times New Roman" w:eastAsia="Times New Roman" w:hAnsi="Times New Roman" w:cs="Times New Roman"/>
+        </w:rPr>
+      </w:pPr>
+      <w:r>
+        <w:rPr>
+          <w:rFonts w:ascii="Times New Roman" w:eastAsia="Times New Roman" w:hAnsi="Times New Roman" w:cs="Times New Roman"/>
+        </w:rPr>
+        <w:lastRenderedPageBreak/>
+        <w:t>Improves typing speed for users</w:t>
+      </w:r>
+      <w:r>
+        <w:rPr>
+          <w:rFonts w:ascii="Times New Roman" w:eastAsia="Times New Roman" w:hAnsi="Times New Roman" w:cs="Times New Roman"/>
+        </w:rPr>
+        <w:br/>
       </w:r>
     </w:p>
     <w:p>
@@ -1443,19 +1500,22 @@
           <w:ilvl w:val="0"/>
           <w:numId w:val="6"/>
         </w:numPr>
-        <w:spacing w:after="240" w:before="0" w:beforeAutospacing="0" w:lineRule="auto"/>
-        <w:ind w:left="720" w:hanging="360"/>
-        <w:rPr>
-          <w:rFonts w:ascii="Times New Roman" w:cs="Times New Roman" w:eastAsia="Times New Roman" w:hAnsi="Times New Roman"/>
-        </w:rPr>
-      </w:pPr>
-      <w:r>
-        <w:rPr>
-          <w:rFonts w:ascii="Times New Roman" w:cs="Times New Roman" w:eastAsia="Times New Roman" w:hAnsi="Times New Roman"/>
-          <w:rtl w:val="0"/>
-        </w:rPr>
-        <w:t xml:space="preserve">Useful in search engines and messaging apps</w:t>
-        <w:br w:type="textWrapping"/>
+        <w:spacing w:after="240"/>
+        <w:rPr>
+          <w:rFonts w:ascii="Times New Roman" w:eastAsia="Times New Roman" w:hAnsi="Times New Roman" w:cs="Times New Roman"/>
+        </w:rPr>
+      </w:pPr>
+      <w:r>
+        <w:rPr>
+          <w:rFonts w:ascii="Times New Roman" w:eastAsia="Times New Roman" w:hAnsi="Times New Roman" w:cs="Times New Roman"/>
+        </w:rPr>
+        <w:t>Useful in search engines and messaging apps</w:t>
+      </w:r>
+      <w:r>
+        <w:rPr>
+          <w:rFonts w:ascii="Times New Roman" w:eastAsia="Times New Roman" w:hAnsi="Times New Roman" w:cs="Times New Roman"/>
+        </w:rPr>
+        <w:br/>
       </w:r>
     </w:p>
     <w:p>
@@ -1463,42 +1523,40 @@
         <w:pStyle w:val="Heading1"/>
         <w:keepNext w:val="0"/>
         <w:keepLines w:val="0"/>
-        <w:spacing w:before="480" w:lineRule="auto"/>
-        <w:rPr>
-          <w:rFonts w:ascii="Times New Roman" w:cs="Times New Roman" w:eastAsia="Times New Roman" w:hAnsi="Times New Roman"/>
-          <w:b w:val="1"/>
-          <w:bCs w:val="1"/>
+        <w:spacing w:before="480"/>
+        <w:rPr>
+          <w:rFonts w:ascii="Times New Roman" w:eastAsia="Times New Roman" w:hAnsi="Times New Roman" w:cs="Times New Roman"/>
+          <w:b/>
+          <w:bCs/>
           <w:sz w:val="22"/>
           <w:szCs w:val="22"/>
         </w:rPr>
       </w:pPr>
-      <w:bookmarkStart w:colFirst="0" w:colLast="0" w:name="_ekue54gr1g6q" w:id="10"/>
+      <w:bookmarkStart w:id="10" w:name="_ekue54gr1g6q" w:colFirst="0" w:colLast="0"/>
       <w:bookmarkEnd w:id="10"/>
       <w:r>
         <w:rPr>
-          <w:rFonts w:ascii="Times New Roman" w:cs="Times New Roman" w:eastAsia="Times New Roman" w:hAnsi="Times New Roman"/>
-          <w:b w:val="1"/>
-          <w:bCs w:val="1"/>
+          <w:rFonts w:ascii="Times New Roman" w:eastAsia="Times New Roman" w:hAnsi="Times New Roman" w:cs="Times New Roman"/>
+          <w:b/>
+          <w:bCs/>
           <w:sz w:val="22"/>
           <w:szCs w:val="22"/>
-          <w:rtl w:val="0"/>
-        </w:rPr>
-        <w:t xml:space="preserve">Applications</w:t>
-      </w:r>
-    </w:p>
-    <w:p>
-      <w:pPr>
-        <w:spacing w:after="240" w:before="240" w:lineRule="auto"/>
-        <w:rPr>
-          <w:rFonts w:ascii="Times New Roman" w:cs="Times New Roman" w:eastAsia="Times New Roman" w:hAnsi="Times New Roman"/>
-        </w:rPr>
-      </w:pPr>
-      <w:r>
-        <w:rPr>
-          <w:rFonts w:ascii="Times New Roman" w:cs="Times New Roman" w:eastAsia="Times New Roman" w:hAnsi="Times New Roman"/>
-          <w:rtl w:val="0"/>
-        </w:rPr>
-        <w:t xml:space="preserve">Auto-complete using N-gram models is used in many systems such as:</w:t>
+        </w:rPr>
+        <w:t>Applications</w:t>
+      </w:r>
+    </w:p>
+    <w:p>
+      <w:pPr>
+        <w:spacing w:before="240" w:after="240"/>
+        <w:rPr>
+          <w:rFonts w:ascii="Times New Roman" w:eastAsia="Times New Roman" w:hAnsi="Times New Roman" w:cs="Times New Roman"/>
+        </w:rPr>
+      </w:pPr>
+      <w:r>
+        <w:rPr>
+          <w:rFonts w:ascii="Times New Roman" w:eastAsia="Times New Roman" w:hAnsi="Times New Roman" w:cs="Times New Roman"/>
+        </w:rPr>
+        <w:t>Auto-complete using N-gram models is used in many systems such as:</w:t>
       </w:r>
     </w:p>
     <w:p>
@@ -1507,19 +1565,22 @@
           <w:ilvl w:val="0"/>
           <w:numId w:val="7"/>
         </w:numPr>
-        <w:spacing w:after="0" w:afterAutospacing="0" w:before="240" w:lineRule="auto"/>
-        <w:ind w:left="720" w:hanging="360"/>
-        <w:rPr>
-          <w:rFonts w:ascii="Times New Roman" w:cs="Times New Roman" w:eastAsia="Times New Roman" w:hAnsi="Times New Roman"/>
-        </w:rPr>
-      </w:pPr>
-      <w:r>
-        <w:rPr>
-          <w:rFonts w:ascii="Times New Roman" w:cs="Times New Roman" w:eastAsia="Times New Roman" w:hAnsi="Times New Roman"/>
-          <w:rtl w:val="0"/>
-        </w:rPr>
-        <w:t xml:space="preserve">Smartphone keyboards</w:t>
-        <w:br w:type="textWrapping"/>
+        <w:spacing w:before="240"/>
+        <w:rPr>
+          <w:rFonts w:ascii="Times New Roman" w:eastAsia="Times New Roman" w:hAnsi="Times New Roman" w:cs="Times New Roman"/>
+        </w:rPr>
+      </w:pPr>
+      <w:r>
+        <w:rPr>
+          <w:rFonts w:ascii="Times New Roman" w:eastAsia="Times New Roman" w:hAnsi="Times New Roman" w:cs="Times New Roman"/>
+        </w:rPr>
+        <w:t>Smartphone keyboards</w:t>
+      </w:r>
+      <w:r>
+        <w:rPr>
+          <w:rFonts w:ascii="Times New Roman" w:eastAsia="Times New Roman" w:hAnsi="Times New Roman" w:cs="Times New Roman"/>
+        </w:rPr>
+        <w:br/>
       </w:r>
     </w:p>
     <w:p>
@@ -1528,19 +1589,21 @@
           <w:ilvl w:val="0"/>
           <w:numId w:val="7"/>
         </w:numPr>
-        <w:spacing w:after="0" w:afterAutospacing="0" w:before="0" w:beforeAutospacing="0" w:lineRule="auto"/>
-        <w:ind w:left="720" w:hanging="360"/>
-        <w:rPr>
-          <w:rFonts w:ascii="Times New Roman" w:cs="Times New Roman" w:eastAsia="Times New Roman" w:hAnsi="Times New Roman"/>
-        </w:rPr>
-      </w:pPr>
-      <w:r>
-        <w:rPr>
-          <w:rFonts w:ascii="Times New Roman" w:cs="Times New Roman" w:eastAsia="Times New Roman" w:hAnsi="Times New Roman"/>
-          <w:rtl w:val="0"/>
-        </w:rPr>
-        <w:t xml:space="preserve">Google search suggestions</w:t>
-        <w:br w:type="textWrapping"/>
+        <w:rPr>
+          <w:rFonts w:ascii="Times New Roman" w:eastAsia="Times New Roman" w:hAnsi="Times New Roman" w:cs="Times New Roman"/>
+        </w:rPr>
+      </w:pPr>
+      <w:r>
+        <w:rPr>
+          <w:rFonts w:ascii="Times New Roman" w:eastAsia="Times New Roman" w:hAnsi="Times New Roman" w:cs="Times New Roman"/>
+        </w:rPr>
+        <w:t>Google search suggestions</w:t>
+      </w:r>
+      <w:r>
+        <w:rPr>
+          <w:rFonts w:ascii="Times New Roman" w:eastAsia="Times New Roman" w:hAnsi="Times New Roman" w:cs="Times New Roman"/>
+        </w:rPr>
+        <w:br/>
       </w:r>
     </w:p>
     <w:p>
@@ -1549,19 +1612,21 @@
           <w:ilvl w:val="0"/>
           <w:numId w:val="7"/>
         </w:numPr>
-        <w:spacing w:after="0" w:afterAutospacing="0" w:before="0" w:beforeAutospacing="0" w:lineRule="auto"/>
-        <w:ind w:left="720" w:hanging="360"/>
-        <w:rPr>
-          <w:rFonts w:ascii="Times New Roman" w:cs="Times New Roman" w:eastAsia="Times New Roman" w:hAnsi="Times New Roman"/>
-        </w:rPr>
-      </w:pPr>
-      <w:r>
-        <w:rPr>
-          <w:rFonts w:ascii="Times New Roman" w:cs="Times New Roman" w:eastAsia="Times New Roman" w:hAnsi="Times New Roman"/>
-          <w:rtl w:val="0"/>
-        </w:rPr>
-        <w:t xml:space="preserve">Email writing tools</w:t>
-        <w:br w:type="textWrapping"/>
+        <w:rPr>
+          <w:rFonts w:ascii="Times New Roman" w:eastAsia="Times New Roman" w:hAnsi="Times New Roman" w:cs="Times New Roman"/>
+        </w:rPr>
+      </w:pPr>
+      <w:r>
+        <w:rPr>
+          <w:rFonts w:ascii="Times New Roman" w:eastAsia="Times New Roman" w:hAnsi="Times New Roman" w:cs="Times New Roman"/>
+        </w:rPr>
+        <w:t>Email writing tools</w:t>
+      </w:r>
+      <w:r>
+        <w:rPr>
+          <w:rFonts w:ascii="Times New Roman" w:eastAsia="Times New Roman" w:hAnsi="Times New Roman" w:cs="Times New Roman"/>
+        </w:rPr>
+        <w:br/>
       </w:r>
     </w:p>
     <w:p>
@@ -1570,19 +1635,21 @@
           <w:ilvl w:val="0"/>
           <w:numId w:val="7"/>
         </w:numPr>
-        <w:spacing w:after="0" w:afterAutospacing="0" w:before="0" w:beforeAutospacing="0" w:lineRule="auto"/>
-        <w:ind w:left="720" w:hanging="360"/>
-        <w:rPr>
-          <w:rFonts w:ascii="Times New Roman" w:cs="Times New Roman" w:eastAsia="Times New Roman" w:hAnsi="Times New Roman"/>
-        </w:rPr>
-      </w:pPr>
-      <w:r>
-        <w:rPr>
-          <w:rFonts w:ascii="Times New Roman" w:cs="Times New Roman" w:eastAsia="Times New Roman" w:hAnsi="Times New Roman"/>
-          <w:rtl w:val="0"/>
-        </w:rPr>
-        <w:t xml:space="preserve">Chat applications</w:t>
-        <w:br w:type="textWrapping"/>
+        <w:rPr>
+          <w:rFonts w:ascii="Times New Roman" w:eastAsia="Times New Roman" w:hAnsi="Times New Roman" w:cs="Times New Roman"/>
+        </w:rPr>
+      </w:pPr>
+      <w:r>
+        <w:rPr>
+          <w:rFonts w:ascii="Times New Roman" w:eastAsia="Times New Roman" w:hAnsi="Times New Roman" w:cs="Times New Roman"/>
+        </w:rPr>
+        <w:t>Chat applications</w:t>
+      </w:r>
+      <w:r>
+        <w:rPr>
+          <w:rFonts w:ascii="Times New Roman" w:eastAsia="Times New Roman" w:hAnsi="Times New Roman" w:cs="Times New Roman"/>
+        </w:rPr>
+        <w:br/>
       </w:r>
     </w:p>
     <w:p>
@@ -1591,19 +1658,22 @@
           <w:ilvl w:val="0"/>
           <w:numId w:val="7"/>
         </w:numPr>
-        <w:spacing w:after="240" w:before="0" w:beforeAutospacing="0" w:lineRule="auto"/>
-        <w:ind w:left="720" w:hanging="360"/>
-        <w:rPr>
-          <w:rFonts w:ascii="Times New Roman" w:cs="Times New Roman" w:eastAsia="Times New Roman" w:hAnsi="Times New Roman"/>
-        </w:rPr>
-      </w:pPr>
-      <w:r>
-        <w:rPr>
-          <w:rFonts w:ascii="Times New Roman" w:cs="Times New Roman" w:eastAsia="Times New Roman" w:hAnsi="Times New Roman"/>
-          <w:rtl w:val="0"/>
-        </w:rPr>
-        <w:t xml:space="preserve">Speech recognition systems</w:t>
-        <w:br w:type="textWrapping"/>
+        <w:spacing w:after="240"/>
+        <w:rPr>
+          <w:rFonts w:ascii="Times New Roman" w:eastAsia="Times New Roman" w:hAnsi="Times New Roman" w:cs="Times New Roman"/>
+        </w:rPr>
+      </w:pPr>
+      <w:r>
+        <w:rPr>
+          <w:rFonts w:ascii="Times New Roman" w:eastAsia="Times New Roman" w:hAnsi="Times New Roman" w:cs="Times New Roman"/>
+        </w:rPr>
+        <w:t>Speech recognition systems</w:t>
+      </w:r>
+      <w:r>
+        <w:rPr>
+          <w:rFonts w:ascii="Times New Roman" w:eastAsia="Times New Roman" w:hAnsi="Times New Roman" w:cs="Times New Roman"/>
+        </w:rPr>
+        <w:br/>
       </w:r>
     </w:p>
     <w:p>
@@ -1611,94 +1681,81 @@
         <w:pStyle w:val="Heading1"/>
         <w:keepNext w:val="0"/>
         <w:keepLines w:val="0"/>
-        <w:spacing w:before="480" w:lineRule="auto"/>
-        <w:rPr>
-          <w:rFonts w:ascii="Times New Roman" w:cs="Times New Roman" w:eastAsia="Times New Roman" w:hAnsi="Times New Roman"/>
-          <w:b w:val="1"/>
-          <w:bCs w:val="1"/>
+        <w:spacing w:before="480"/>
+        <w:rPr>
+          <w:rFonts w:ascii="Times New Roman" w:eastAsia="Times New Roman" w:hAnsi="Times New Roman" w:cs="Times New Roman"/>
+          <w:b/>
+          <w:bCs/>
           <w:sz w:val="22"/>
           <w:szCs w:val="22"/>
         </w:rPr>
       </w:pPr>
-      <w:bookmarkStart w:colFirst="0" w:colLast="0" w:name="_w866lqght4gi" w:id="11"/>
+      <w:bookmarkStart w:id="11" w:name="_w866lqght4gi" w:colFirst="0" w:colLast="0"/>
       <w:bookmarkEnd w:id="11"/>
       <w:r>
         <w:rPr>
-          <w:rFonts w:ascii="Times New Roman" w:cs="Times New Roman" w:eastAsia="Times New Roman" w:hAnsi="Times New Roman"/>
-          <w:b w:val="1"/>
-          <w:bCs w:val="1"/>
+          <w:rFonts w:ascii="Times New Roman" w:eastAsia="Times New Roman" w:hAnsi="Times New Roman" w:cs="Times New Roman"/>
+          <w:b/>
+          <w:bCs/>
           <w:sz w:val="22"/>
           <w:szCs w:val="22"/>
-          <w:rtl w:val="0"/>
-        </w:rPr>
-        <w:t xml:space="preserve">Conclusion</w:t>
-      </w:r>
-    </w:p>
-    <w:p>
-      <w:pPr>
-        <w:spacing w:after="240" w:before="240" w:lineRule="auto"/>
-        <w:rPr>
-          <w:rFonts w:ascii="Times New Roman" w:cs="Times New Roman" w:eastAsia="Times New Roman" w:hAnsi="Times New Roman"/>
-        </w:rPr>
-      </w:pPr>
-      <w:r>
-        <w:rPr>
-          <w:rFonts w:ascii="Times New Roman" w:cs="Times New Roman" w:eastAsia="Times New Roman" w:hAnsi="Times New Roman"/>
-          <w:rtl w:val="0"/>
-        </w:rPr>
-        <w:t xml:space="preserve">An N-gram model is an effective method for building an auto-complete system by learning patterns of word sequences from large text datasets. By predicting the most probable next word based on previous words, the model helps users type faster and improves the overall text input experience.</w:t>
-      </w:r>
-    </w:p>
-    <w:p>
-      <w:pPr>
-        <w:spacing w:after="240" w:before="240" w:lineRule="auto"/>
-        <w:rPr>
-          <w:rFonts w:ascii="Times New Roman" w:cs="Times New Roman" w:eastAsia="Times New Roman" w:hAnsi="Times New Roman"/>
-        </w:rPr>
-      </w:pPr>
-      <w:r>
-        <w:rPr>
-          <w:rtl w:val="0"/>
-        </w:rPr>
-      </w:r>
-    </w:p>
-    <w:p>
-      <w:pPr>
-        <w:spacing w:after="240" w:before="240" w:lineRule="auto"/>
-        <w:rPr>
-          <w:rFonts w:ascii="Times New Roman" w:cs="Times New Roman" w:eastAsia="Times New Roman" w:hAnsi="Times New Roman"/>
-        </w:rPr>
-      </w:pPr>
-      <w:r>
-        <w:rPr>
-          <w:rtl w:val="0"/>
-        </w:rPr>
-      </w:r>
-    </w:p>
-    <w:p>
-      <w:pPr>
-        <w:rPr>
-          <w:rFonts w:ascii="Times New Roman" w:cs="Times New Roman" w:eastAsia="Times New Roman" w:hAnsi="Times New Roman"/>
-        </w:rPr>
-      </w:pPr>
-      <w:r>
-        <w:rPr>
-          <w:rtl w:val="0"/>
-        </w:rPr>
-      </w:r>
+        </w:rPr>
+        <w:t>Conclusion</w:t>
+      </w:r>
+    </w:p>
+    <w:p>
+      <w:pPr>
+        <w:spacing w:before="240" w:after="240"/>
+        <w:rPr>
+          <w:rFonts w:ascii="Times New Roman" w:eastAsia="Times New Roman" w:hAnsi="Times New Roman" w:cs="Times New Roman"/>
+        </w:rPr>
+      </w:pPr>
+      <w:r>
+        <w:rPr>
+          <w:rFonts w:ascii="Times New Roman" w:eastAsia="Times New Roman" w:hAnsi="Times New Roman" w:cs="Times New Roman"/>
+        </w:rPr>
+        <w:t>An N-gram model is an effective method for building an auto-complete system by learning patterns of word sequences from large text datasets. By predicting the most probable next word based on previous words, the model helps users type faster and improves the overall text input experience.</w:t>
+      </w:r>
+    </w:p>
+    <w:p>
+      <w:pPr>
+        <w:spacing w:before="240" w:after="240"/>
+        <w:rPr>
+          <w:rFonts w:ascii="Times New Roman" w:eastAsia="Times New Roman" w:hAnsi="Times New Roman" w:cs="Times New Roman"/>
+        </w:rPr>
+      </w:pPr>
+    </w:p>
+    <w:p>
+      <w:pPr>
+        <w:spacing w:before="240" w:after="240"/>
+        <w:rPr>
+          <w:rFonts w:ascii="Times New Roman" w:eastAsia="Times New Roman" w:hAnsi="Times New Roman" w:cs="Times New Roman"/>
+        </w:rPr>
+      </w:pPr>
+    </w:p>
+    <w:p>
+      <w:pPr>
+        <w:rPr>
+          <w:rFonts w:ascii="Times New Roman" w:eastAsia="Times New Roman" w:hAnsi="Times New Roman" w:cs="Times New Roman"/>
+        </w:rPr>
+      </w:pPr>
     </w:p>
     <w:sectPr>
-      <w:pgSz w:h="15840" w:w="12240" w:orient="portrait"/>
-      <w:pgMar w:bottom="1440" w:top="1440" w:left="1440" w:right="1440" w:header="720" w:footer="720"/>
+      <w:pgSz w:w="12240" w:h="15840"/>
+      <w:pgMar w:top="1440" w:right="1440" w:bottom="1440" w:left="1440" w:header="720" w:footer="720" w:gutter="0"/>
       <w:pgNumType w:start="1"/>
+      <w:cols w:space="720"/>
     </w:sectPr>
   </w:body>
 </w:document>
 </file>
 
 <file path=word/numbering.xml><?xml version="1.0" encoding="utf-8"?>
-<w:numbering xmlns:mc="http://schemas.openxmlformats.org/markup-compatibility/2006" xmlns:o="urn:schemas-microsoft-com:office:office" xmlns:r="http://schemas.openxmlformats.org/officeDocument/2006/relationships" xmlns:m="http://schemas.openxmlformats.org/officeDocument/2006/math" xmlns:v="urn:schemas-microsoft-com:vml" xmlns:wp="http://schemas.openxmlformats.org/drawingml/2006/wordprocessingDrawing" xmlns:w10="urn:schemas-microsoft-com:office:word" xmlns:w="http://schemas.openxmlformats.org/wordprocessingml/2006/main" xmlns:wne="http://schemas.microsoft.com/office/word/2006/wordml" xmlns:sl="http://schemas.openxmlformats.org/schemaLibrary/2006/main" xmlns:a="http://schemas.openxmlformats.org/drawingml/2006/main" xmlns:pic="http://schemas.openxmlformats.org/drawingml/2006/picture" xmlns:c="http://schemas.openxmlformats.org/drawingml/2006/chart" xmlns:lc="http://schemas.openxmlformats.org/drawingml/2006/lockedCanvas" xmlns:dgm="http://schemas.openxmlformats.org/drawingml/2006/diagram" xmlns:wps="http://schemas.microsoft.com/office/word/2010/wordprocessingShape" xmlns:wpg="http://schemas.microsoft.com/office/word/2010/wordprocessingGroup" xmlns:w14="http://schemas.microsoft.com/office/word/2010/wordml" xmlns:w15="http://schemas.microsoft.com/office/word/2012/wordml" xmlns:w16="http://schemas.microsoft.com/office/word/2018/wordml" xmlns:w16cex="http://schemas.microsoft.com/office/word/2018/wordml/cex" xmlns:w16cid="http://schemas.microsoft.com/office/word/2016/wordml/cid" xmlns="http://schemas.microsoft.com/office/tasks/2019/documenttasks" xmlns:cr="http://schemas.microsoft.com/office/comments/2020/reactions">
-  <w:abstractNum w:abstractNumId="1">
+<w:numbering xmlns:wpc="http://schemas.microsoft.com/office/word/2010/wordprocessingCanvas" xmlns:cx="http://schemas.microsoft.com/office/drawing/2014/chartex" xmlns:cx1="http://schemas.microsoft.com/office/drawing/2015/9/8/chartex" xmlns:cx2="http://schemas.microsoft.com/office/drawing/2015/10/21/chartex" xmlns:cx3="http://schemas.microsoft.com/office/drawing/2016/5/9/chartex" xmlns:cx4="http://schemas.microsoft.com/office/drawing/2016/5/10/chartex" xmlns:cx5="http://schemas.microsoft.com/office/drawing/2016/5/11/chartex" xmlns:cx6="http://schemas.microsoft.com/office/drawing/2016/5/12/chartex" xmlns:cx7="http://schemas.microsoft.com/office/drawing/2016/5/13/chartex" xmlns:cx8="http://schemas.microsoft.com/office/drawing/2016/5/14/chartex" xmlns:mc="http://schemas.openxmlformats.org/markup-compatibility/2006" xmlns:aink="http://schemas.microsoft.com/office/drawing/2016/ink" xmlns:am3d="http://schemas.microsoft.com/office/drawing/2017/model3d" xmlns:o="urn:schemas-microsoft-com:office:office" xmlns:oel="http://schemas.microsoft.com/office/2019/extlst" xmlns:r="http://schemas.openxmlformats.org/officeDocument/2006/relationships" xmlns:m="http://schemas.openxmlformats.org/officeDocument/2006/math" xmlns:v="urn:schemas-microsoft-com:vml" xmlns:wp14="http://schemas.microsoft.com/office/word/2010/wordprocessingDrawing" xmlns:wp="http://schemas.openxmlformats.org/drawingml/2006/wordprocessingDrawing" xmlns:w10="urn:schemas-microsoft-com:office:word" xmlns:w="http://schemas.openxmlformats.org/wordprocessingml/2006/main" xmlns:w14="http://schemas.microsoft.com/office/word/2010/wordml" xmlns:w15="http://schemas.microsoft.com/office/word/2012/wordml" xmlns:w16cex="http://schemas.microsoft.com/office/word/2018/wordml/cex" xmlns:w16cid="http://schemas.microsoft.com/office/word/2016/wordml/cid" xmlns:w16="http://schemas.microsoft.com/office/word/2018/wordml" xmlns:w16du="http://schemas.microsoft.com/office/word/2023/wordml/word16du" xmlns:w16sdtdh="http://schemas.microsoft.com/office/word/2020/wordml/sdtdatahash" xmlns:w16sdtfl="http://schemas.microsoft.com/office/word/2024/wordml/sdtformatlock" xmlns:w16se="http://schemas.microsoft.com/office/word/2015/wordml/symex" xmlns:wpg="http://schemas.microsoft.com/office/word/2010/wordprocessingGroup" xmlns:wpi="http://schemas.microsoft.com/office/word/2010/wordprocessingInk" xmlns:wne="http://schemas.microsoft.com/office/word/2006/wordml" xmlns:wps="http://schemas.microsoft.com/office/word/2010/wordprocessingShape" mc:Ignorable="w14 w15 w16se w16cid w16 w16cex w16sdtdh w16sdtfl w16du wp14">
+  <w:abstractNum w:abstractNumId="0" w15:restartNumberingAfterBreak="0">
+    <w:nsid w:val="15B85A93"/>
+    <w:multiLevelType w:val="multilevel"/>
+    <w:tmpl w:val="93440E2A"/>
     <w:lvl w:ilvl="0">
       <w:start w:val="1"/>
       <w:numFmt w:val="bullet"/>
@@ -1808,7 +1865,10 @@
       </w:rPr>
     </w:lvl>
   </w:abstractNum>
-  <w:abstractNum w:abstractNumId="2">
+  <w:abstractNum w:abstractNumId="1" w15:restartNumberingAfterBreak="0">
+    <w:nsid w:val="35066FF3"/>
+    <w:multiLevelType w:val="multilevel"/>
+    <w:tmpl w:val="0A3C1CC0"/>
     <w:lvl w:ilvl="0">
       <w:start w:val="1"/>
       <w:numFmt w:val="bullet"/>
@@ -1918,7 +1978,10 @@
       </w:rPr>
     </w:lvl>
   </w:abstractNum>
-  <w:abstractNum w:abstractNumId="3">
+  <w:abstractNum w:abstractNumId="2" w15:restartNumberingAfterBreak="0">
+    <w:nsid w:val="47D336A9"/>
+    <w:multiLevelType w:val="multilevel"/>
+    <w:tmpl w:val="7B6C4F30"/>
     <w:lvl w:ilvl="0">
       <w:start w:val="1"/>
       <w:numFmt w:val="bullet"/>
@@ -2028,7 +2091,10 @@
       </w:rPr>
     </w:lvl>
   </w:abstractNum>
-  <w:abstractNum w:abstractNumId="4">
+  <w:abstractNum w:abstractNumId="3" w15:restartNumberingAfterBreak="0">
+    <w:nsid w:val="51D75FBC"/>
+    <w:multiLevelType w:val="multilevel"/>
+    <w:tmpl w:val="19728188"/>
     <w:lvl w:ilvl="0">
       <w:start w:val="1"/>
       <w:numFmt w:val="bullet"/>
@@ -2138,7 +2204,10 @@
       </w:rPr>
     </w:lvl>
   </w:abstractNum>
-  <w:abstractNum w:abstractNumId="5">
+  <w:abstractNum w:abstractNumId="4" w15:restartNumberingAfterBreak="0">
+    <w:nsid w:val="520C6D45"/>
+    <w:multiLevelType w:val="multilevel"/>
+    <w:tmpl w:val="96FE1F9A"/>
     <w:lvl w:ilvl="0">
       <w:start w:val="1"/>
       <w:numFmt w:val="bullet"/>
@@ -2248,7 +2317,10 @@
       </w:rPr>
     </w:lvl>
   </w:abstractNum>
-  <w:abstractNum w:abstractNumId="6">
+  <w:abstractNum w:abstractNumId="5" w15:restartNumberingAfterBreak="0">
+    <w:nsid w:val="673F30A0"/>
+    <w:multiLevelType w:val="multilevel"/>
+    <w:tmpl w:val="2B5A8B12"/>
     <w:lvl w:ilvl="0">
       <w:start w:val="1"/>
       <w:numFmt w:val="bullet"/>
@@ -2358,7 +2430,10 @@
       </w:rPr>
     </w:lvl>
   </w:abstractNum>
-  <w:abstractNum w:abstractNumId="7">
+  <w:abstractNum w:abstractNumId="6" w15:restartNumberingAfterBreak="0">
+    <w:nsid w:val="786B63BD"/>
+    <w:multiLevelType w:val="multilevel"/>
+    <w:tmpl w:val="0F78C886"/>
     <w:lvl w:ilvl="0">
       <w:start w:val="1"/>
       <w:numFmt w:val="bullet"/>
@@ -2468,39 +2543,39 @@
       </w:rPr>
     </w:lvl>
   </w:abstractNum>
-  <w:num w:numId="1">
+  <w:num w:numId="1" w16cid:durableId="42140412">
+    <w:abstractNumId w:val="0"/>
+  </w:num>
+  <w:num w:numId="2" w16cid:durableId="1377969014">
     <w:abstractNumId w:val="1"/>
   </w:num>
-  <w:num w:numId="2">
+  <w:num w:numId="3" w16cid:durableId="1910113913">
+    <w:abstractNumId w:val="6"/>
+  </w:num>
+  <w:num w:numId="4" w16cid:durableId="1558852607">
     <w:abstractNumId w:val="2"/>
   </w:num>
-  <w:num w:numId="3">
-    <w:abstractNumId w:val="3"/>
+  <w:num w:numId="5" w16cid:durableId="129979001">
+    <w:abstractNumId w:val="5"/>
   </w:num>
-  <w:num w:numId="4">
+  <w:num w:numId="6" w16cid:durableId="1018971806">
     <w:abstractNumId w:val="4"/>
   </w:num>
-  <w:num w:numId="5">
-    <w:abstractNumId w:val="5"/>
-  </w:num>
-  <w:num w:numId="6">
-    <w:abstractNumId w:val="6"/>
-  </w:num>
-  <w:num w:numId="7">
-    <w:abstractNumId w:val="7"/>
+  <w:num w:numId="7" w16cid:durableId="1776320312">
+    <w:abstractNumId w:val="3"/>
   </w:num>
 </w:numbering>
 </file>
 
 <file path=word/styles.xml><?xml version="1.0" encoding="utf-8"?>
-<w:styles xmlns:mc="http://schemas.openxmlformats.org/markup-compatibility/2006" xmlns:o="urn:schemas-microsoft-com:office:office" xmlns:r="http://schemas.openxmlformats.org/officeDocument/2006/relationships" xmlns:m="http://schemas.openxmlformats.org/officeDocument/2006/math" xmlns:v="urn:schemas-microsoft-com:vml" xmlns:wp="http://schemas.openxmlformats.org/drawingml/2006/wordprocessingDrawing" xmlns:w10="urn:schemas-microsoft-com:office:word" xmlns:w="http://schemas.openxmlformats.org/wordprocessingml/2006/main" xmlns:wne="http://schemas.microsoft.com/office/word/2006/wordml" xmlns:sl="http://schemas.openxmlformats.org/schemaLibrary/2006/main" xmlns:a="http://schemas.openxmlformats.org/drawingml/2006/main" xmlns:pic="http://schemas.openxmlformats.org/drawingml/2006/picture" xmlns:c="http://schemas.openxmlformats.org/drawingml/2006/chart" xmlns:lc="http://schemas.openxmlformats.org/drawingml/2006/lockedCanvas" xmlns:dgm="http://schemas.openxmlformats.org/drawingml/2006/diagram" xmlns:wps="http://schemas.microsoft.com/office/word/2010/wordprocessingShape" xmlns:wpg="http://schemas.microsoft.com/office/word/2010/wordprocessingGroup" xmlns:w14="http://schemas.microsoft.com/office/word/2010/wordml" xmlns:w15="http://schemas.microsoft.com/office/word/2012/wordml" xmlns:w16="http://schemas.microsoft.com/office/word/2018/wordml" xmlns:w16cex="http://schemas.microsoft.com/office/word/2018/wordml/cex" xmlns:w16cid="http://schemas.microsoft.com/office/word/2016/wordml/cid" xmlns="http://schemas.microsoft.com/office/tasks/2019/documenttasks" xmlns:cr="http://schemas.microsoft.com/office/comments/2020/reactions">
+<w:styles xmlns:mc="http://schemas.openxmlformats.org/markup-compatibility/2006" xmlns:r="http://schemas.openxmlformats.org/officeDocument/2006/relationships" xmlns:w="http://schemas.openxmlformats.org/wordprocessingml/2006/main" xmlns:w14="http://schemas.microsoft.com/office/word/2010/wordml" xmlns:w15="http://schemas.microsoft.com/office/word/2012/wordml" xmlns:w16cex="http://schemas.microsoft.com/office/word/2018/wordml/cex" xmlns:w16cid="http://schemas.microsoft.com/office/word/2016/wordml/cid" xmlns:w16="http://schemas.microsoft.com/office/word/2018/wordml" xmlns:w16du="http://schemas.microsoft.com/office/word/2023/wordml/word16du" xmlns:w16sdtdh="http://schemas.microsoft.com/office/word/2020/wordml/sdtdatahash" xmlns:w16sdtfl="http://schemas.microsoft.com/office/word/2024/wordml/sdtformatlock" xmlns:w16se="http://schemas.microsoft.com/office/word/2015/wordml/symex" mc:Ignorable="w14 w15 w16se w16cid w16 w16cex w16sdtdh w16sdtfl w16du">
   <w:docDefaults>
     <w:rPrDefault>
       <w:rPr>
-        <w:rFonts w:ascii="Arial" w:cs="Arial" w:eastAsia="Arial" w:hAnsi="Arial"/>
+        <w:rFonts w:ascii="Arial" w:eastAsia="Arial" w:hAnsi="Arial" w:cs="Arial"/>
         <w:sz w:val="22"/>
         <w:szCs w:val="22"/>
-        <w:lang w:val="en"/>
+        <w:lang w:val="en" w:eastAsia="en-IN" w:bidi="ar-SA"/>
       </w:rPr>
     </w:rPrDefault>
     <w:pPrDefault>
@@ -2509,29 +2584,399 @@
       </w:pPr>
     </w:pPrDefault>
   </w:docDefaults>
-  <w:style w:type="table" w:styleId="TableNormal" w:default="1">
-    <w:name w:val="TableNormal"/>
-    <w:tblPr>
-      <w:tblCellMar>
-        <w:top w:w="100.0" w:type="dxa"/>
-        <w:left w:w="100.0" w:type="dxa"/>
-        <w:bottom w:w="100.0" w:type="dxa"/>
-        <w:right w:w="100.0" w:type="dxa"/>
-      </w:tblCellMar>
-    </w:tblPr>
-  </w:style>
-  <w:style w:type="paragraph" w:styleId="Normal" w:default="1">
-    <w:name w:val="normal"/>
+  <w:latentStyles w:defLockedState="0" w:defUIPriority="99" w:defSemiHidden="0" w:defUnhideWhenUsed="0" w:defQFormat="0" w:count="376">
+    <w:lsdException w:name="Normal" w:uiPriority="0" w:qFormat="1"/>
+    <w:lsdException w:name="heading 1" w:uiPriority="9" w:qFormat="1"/>
+    <w:lsdException w:name="heading 2" w:semiHidden="1" w:uiPriority="9" w:unhideWhenUsed="1" w:qFormat="1"/>
+    <w:lsdException w:name="heading 3" w:semiHidden="1" w:uiPriority="9" w:unhideWhenUsed="1" w:qFormat="1"/>
+    <w:lsdException w:name="heading 4" w:semiHidden="1" w:uiPriority="9" w:unhideWhenUsed="1" w:qFormat="1"/>
+    <w:lsdException w:name="heading 5" w:semiHidden="1" w:uiPriority="9" w:unhideWhenUsed="1" w:qFormat="1"/>
+    <w:lsdException w:name="heading 6" w:semiHidden="1" w:uiPriority="9" w:unhideWhenUsed="1" w:qFormat="1"/>
+    <w:lsdException w:name="heading 7" w:semiHidden="1" w:uiPriority="9" w:unhideWhenUsed="1" w:qFormat="1"/>
+    <w:lsdException w:name="heading 8" w:semiHidden="1" w:uiPriority="9" w:unhideWhenUsed="1" w:qFormat="1"/>
+    <w:lsdException w:name="heading 9" w:semiHidden="1" w:uiPriority="9" w:unhideWhenUsed="1" w:qFormat="1"/>
+    <w:lsdException w:name="index 1" w:semiHidden="1" w:unhideWhenUsed="1"/>
+    <w:lsdException w:name="index 2" w:semiHidden="1" w:unhideWhenUsed="1"/>
+    <w:lsdException w:name="index 3" w:semiHidden="1" w:unhideWhenUsed="1"/>
+    <w:lsdException w:name="index 4" w:semiHidden="1" w:unhideWhenUsed="1"/>
+    <w:lsdException w:name="index 5" w:semiHidden="1" w:unhideWhenUsed="1"/>
+    <w:lsdException w:name="index 6" w:semiHidden="1" w:unhideWhenUsed="1"/>
+    <w:lsdException w:name="index 7" w:semiHidden="1" w:unhideWhenUsed="1"/>
+    <w:lsdException w:name="index 8" w:semiHidden="1" w:unhideWhenUsed="1"/>
+    <w:lsdException w:name="index 9" w:semiHidden="1" w:unhideWhenUsed="1"/>
+    <w:lsdException w:name="toc 1" w:semiHidden="1" w:uiPriority="39" w:unhideWhenUsed="1"/>
+    <w:lsdException w:name="toc 2" w:semiHidden="1" w:uiPriority="39" w:unhideWhenUsed="1"/>
+    <w:lsdException w:name="toc 3" w:semiHidden="1" w:uiPriority="39" w:unhideWhenUsed="1"/>
+    <w:lsdException w:name="toc 4" w:semiHidden="1" w:uiPriority="39" w:unhideWhenUsed="1"/>
+    <w:lsdException w:name="toc 5" w:semiHidden="1" w:uiPriority="39" w:unhideWhenUsed="1"/>
+    <w:lsdException w:name="toc 6" w:semiHidden="1" w:uiPriority="39" w:unhideWhenUsed="1"/>
+    <w:lsdException w:name="toc 7" w:semiHidden="1" w:uiPriority="39" w:unhideWhenUsed="1"/>
+    <w:lsdException w:name="toc 8" w:semiHidden="1" w:uiPriority="39" w:unhideWhenUsed="1"/>
+    <w:lsdException w:name="toc 9" w:semiHidden="1" w:uiPriority="39" w:unhideWhenUsed="1"/>
+    <w:lsdException w:name="Normal Indent" w:semiHidden="1" w:unhideWhenUsed="1"/>
+    <w:lsdException w:name="footnote text" w:semiHidden="1" w:unhideWhenUsed="1"/>
+    <w:lsdException w:name="annotation text" w:semiHidden="1" w:unhideWhenUsed="1"/>
+    <w:lsdException w:name="header" w:semiHidden="1" w:unhideWhenUsed="1"/>
+    <w:lsdException w:name="footer" w:semiHidden="1" w:unhideWhenUsed="1"/>
+    <w:lsdException w:name="index heading" w:semiHidden="1" w:unhideWhenUsed="1"/>
+    <w:lsdException w:name="caption" w:semiHidden="1" w:uiPriority="35" w:unhideWhenUsed="1" w:qFormat="1"/>
+    <w:lsdException w:name="table of figures" w:semiHidden="1" w:unhideWhenUsed="1"/>
+    <w:lsdException w:name="envelope address" w:semiHidden="1" w:unhideWhenUsed="1"/>
+    <w:lsdException w:name="envelope return" w:semiHidden="1" w:unhideWhenUsed="1"/>
+    <w:lsdException w:name="footnote reference" w:semiHidden="1" w:unhideWhenUsed="1"/>
+    <w:lsdException w:name="annotation reference" w:semiHidden="1" w:unhideWhenUsed="1"/>
+    <w:lsdException w:name="line number" w:semiHidden="1" w:unhideWhenUsed="1"/>
+    <w:lsdException w:name="page number" w:semiHidden="1" w:unhideWhenUsed="1"/>
+    <w:lsdException w:name="endnote reference" w:semiHidden="1" w:unhideWhenUsed="1"/>
+    <w:lsdException w:name="endnote text" w:semiHidden="1" w:unhideWhenUsed="1"/>
+    <w:lsdException w:name="table of authorities" w:semiHidden="1" w:unhideWhenUsed="1"/>
+    <w:lsdException w:name="macro" w:semiHidden="1" w:unhideWhenUsed="1"/>
+    <w:lsdException w:name="toa heading" w:semiHidden="1" w:unhideWhenUsed="1"/>
+    <w:lsdException w:name="List" w:semiHidden="1" w:unhideWhenUsed="1"/>
+    <w:lsdException w:name="List Bullet" w:semiHidden="1" w:unhideWhenUsed="1"/>
+    <w:lsdException w:name="List Number" w:semiHidden="1" w:unhideWhenUsed="1"/>
+    <w:lsdException w:name="List 2" w:semiHidden="1" w:unhideWhenUsed="1"/>
+    <w:lsdException w:name="List 3" w:semiHidden="1" w:unhideWhenUsed="1"/>
+    <w:lsdException w:name="List 4" w:semiHidden="1" w:unhideWhenUsed="1"/>
+    <w:lsdException w:name="List 5" w:semiHidden="1" w:unhideWhenUsed="1"/>
+    <w:lsdException w:name="List Bullet 2" w:semiHidden="1" w:unhideWhenUsed="1"/>
+    <w:lsdException w:name="List Bullet 3" w:semiHidden="1" w:unhideWhenUsed="1"/>
+    <w:lsdException w:name="List Bullet 4" w:semiHidden="1" w:unhideWhenUsed="1"/>
+    <w:lsdException w:name="List Bullet 5" w:semiHidden="1" w:unhideWhenUsed="1"/>
+    <w:lsdException w:name="List Number 2" w:semiHidden="1" w:unhideWhenUsed="1"/>
+    <w:lsdException w:name="List Number 3" w:semiHidden="1" w:unhideWhenUsed="1"/>
+    <w:lsdException w:name="List Number 4" w:semiHidden="1" w:unhideWhenUsed="1"/>
+    <w:lsdException w:name="List Number 5" w:semiHidden="1" w:unhideWhenUsed="1"/>
+    <w:lsdException w:name="Title" w:uiPriority="10" w:qFormat="1"/>
+    <w:lsdException w:name="Closing" w:semiHidden="1" w:unhideWhenUsed="1"/>
+    <w:lsdException w:name="Signature" w:semiHidden="1" w:unhideWhenUsed="1"/>
+    <w:lsdException w:name="Default Paragraph Font" w:semiHidden="1" w:uiPriority="1" w:unhideWhenUsed="1"/>
+    <w:lsdException w:name="Body Text" w:semiHidden="1" w:unhideWhenUsed="1"/>
+    <w:lsdException w:name="Body Text Indent" w:semiHidden="1" w:unhideWhenUsed="1"/>
+    <w:lsdException w:name="List Continue" w:semiHidden="1" w:unhideWhenUsed="1"/>
+    <w:lsdException w:name="List Continue 2" w:semiHidden="1" w:unhideWhenUsed="1"/>
+    <w:lsdException w:name="List Continue 3" w:semiHidden="1" w:unhideWhenUsed="1"/>
+    <w:lsdException w:name="List Continue 4" w:semiHidden="1" w:unhideWhenUsed="1"/>
+    <w:lsdException w:name="List Continue 5" w:semiHidden="1" w:unhideWhenUsed="1"/>
+    <w:lsdException w:name="Message Header" w:semiHidden="1" w:unhideWhenUsed="1"/>
+    <w:lsdException w:name="Subtitle" w:uiPriority="11" w:qFormat="1"/>
+    <w:lsdException w:name="Salutation" w:semiHidden="1" w:unhideWhenUsed="1"/>
+    <w:lsdException w:name="Date" w:semiHidden="1" w:unhideWhenUsed="1"/>
+    <w:lsdException w:name="Body Text First Indent" w:semiHidden="1" w:unhideWhenUsed="1"/>
+    <w:lsdException w:name="Body Text First Indent 2" w:semiHidden="1" w:unhideWhenUsed="1"/>
+    <w:lsdException w:name="Note Heading" w:semiHidden="1" w:unhideWhenUsed="1"/>
+    <w:lsdException w:name="Body Text 2" w:semiHidden="1" w:unhideWhenUsed="1"/>
+    <w:lsdException w:name="Body Text 3" w:semiHidden="1" w:unhideWhenUsed="1"/>
+    <w:lsdException w:name="Body Text Indent 2" w:semiHidden="1" w:unhideWhenUsed="1"/>
+    <w:lsdException w:name="Body Text Indent 3" w:semiHidden="1" w:unhideWhenUsed="1"/>
+    <w:lsdException w:name="Block Text" w:semiHidden="1" w:unhideWhenUsed="1"/>
+    <w:lsdException w:name="Hyperlink" w:semiHidden="1" w:unhideWhenUsed="1"/>
+    <w:lsdException w:name="FollowedHyperlink" w:semiHidden="1" w:unhideWhenUsed="1"/>
+    <w:lsdException w:name="Strong" w:uiPriority="22" w:qFormat="1"/>
+    <w:lsdException w:name="Emphasis" w:uiPriority="20" w:qFormat="1"/>
+    <w:lsdException w:name="Document Map" w:semiHidden="1" w:unhideWhenUsed="1"/>
+    <w:lsdException w:name="Plain Text" w:semiHidden="1" w:unhideWhenUsed="1"/>
+    <w:lsdException w:name="E-mail Signature" w:semiHidden="1" w:unhideWhenUsed="1"/>
+    <w:lsdException w:name="HTML Top of Form" w:semiHidden="1" w:unhideWhenUsed="1"/>
+    <w:lsdException w:name="HTML Bottom of Form" w:semiHidden="1" w:unhideWhenUsed="1"/>
+    <w:lsdException w:name="Normal (Web)" w:semiHidden="1" w:unhideWhenUsed="1"/>
+    <w:lsdException w:name="HTML Acronym" w:semiHidden="1" w:unhideWhenUsed="1"/>
+    <w:lsdException w:name="HTML Address" w:semiHidden="1" w:unhideWhenUsed="1"/>
+    <w:lsdException w:name="HTML Cite" w:semiHidden="1" w:unhideWhenUsed="1"/>
+    <w:lsdException w:name="HTML Code" w:semiHidden="1" w:unhideWhenUsed="1"/>
+    <w:lsdException w:name="HTML Definition" w:semiHidden="1" w:unhideWhenUsed="1"/>
+    <w:lsdException w:name="HTML Keyboard" w:semiHidden="1" w:unhideWhenUsed="1"/>
+    <w:lsdException w:name="HTML Preformatted" w:semiHidden="1" w:unhideWhenUsed="1"/>
+    <w:lsdException w:name="HTML Sample" w:semiHidden="1" w:unhideWhenUsed="1"/>
+    <w:lsdException w:name="HTML Typewriter" w:semiHidden="1" w:unhideWhenUsed="1"/>
+    <w:lsdException w:name="HTML Variable" w:semiHidden="1" w:unhideWhenUsed="1"/>
+    <w:lsdException w:name="Normal Table" w:semiHidden="1" w:unhideWhenUsed="1"/>
+    <w:lsdException w:name="annotation subject" w:semiHidden="1" w:unhideWhenUsed="1"/>
+    <w:lsdException w:name="No List" w:semiHidden="1" w:unhideWhenUsed="1"/>
+    <w:lsdException w:name="Outline List 1" w:semiHidden="1" w:unhideWhenUsed="1"/>
+    <w:lsdException w:name="Outline List 2" w:semiHidden="1" w:unhideWhenUsed="1"/>
+    <w:lsdException w:name="Outline List 3" w:semiHidden="1" w:unhideWhenUsed="1"/>
+    <w:lsdException w:name="Table Simple 1" w:semiHidden="1" w:unhideWhenUsed="1"/>
+    <w:lsdException w:name="Table Simple 2" w:semiHidden="1" w:unhideWhenUsed="1"/>
+    <w:lsdException w:name="Table Simple 3" w:semiHidden="1" w:unhideWhenUsed="1"/>
+    <w:lsdException w:name="Table Classic 1" w:semiHidden="1" w:unhideWhenUsed="1"/>
+    <w:lsdException w:name="Table Classic 2" w:semiHidden="1" w:unhideWhenUsed="1"/>
+    <w:lsdException w:name="Table Classic 3" w:semiHidden="1" w:unhideWhenUsed="1"/>
+    <w:lsdException w:name="Table Classic 4" w:semiHidden="1" w:unhideWhenUsed="1"/>
+    <w:lsdException w:name="Table Colorful 1" w:semiHidden="1" w:unhideWhenUsed="1"/>
+    <w:lsdException w:name="Table Colorful 2" w:semiHidden="1" w:unhideWhenUsed="1"/>
+    <w:lsdException w:name="Table Colorful 3" w:semiHidden="1" w:unhideWhenUsed="1"/>
+    <w:lsdException w:name="Table Columns 1" w:semiHidden="1" w:unhideWhenUsed="1"/>
+    <w:lsdException w:name="Table Columns 2" w:semiHidden="1" w:unhideWhenUsed="1"/>
+    <w:lsdException w:name="Table Columns 3" w:semiHidden="1" w:unhideWhenUsed="1"/>
+    <w:lsdException w:name="Table Columns 4" w:semiHidden="1" w:unhideWhenUsed="1"/>
+    <w:lsdException w:name="Table Columns 5" w:semiHidden="1" w:unhideWhenUsed="1"/>
+    <w:lsdException w:name="Table Grid 1" w:semiHidden="1" w:unhideWhenUsed="1"/>
+    <w:lsdException w:name="Table Grid 2" w:semiHidden="1" w:unhideWhenUsed="1"/>
+    <w:lsdException w:name="Table Grid 3" w:semiHidden="1" w:unhideWhenUsed="1"/>
+    <w:lsdException w:name="Table Grid 4" w:semiHidden="1" w:unhideWhenUsed="1"/>
+    <w:lsdException w:name="Table Grid 5" w:semiHidden="1" w:unhideWhenUsed="1"/>
+    <w:lsdException w:name="Table Grid 6" w:semiHidden="1" w:unhideWhenUsed="1"/>
+    <w:lsdException w:name="Table Grid 7" w:semiHidden="1" w:unhideWhenUsed="1"/>
+    <w:lsdException w:name="Table Grid 8" w:semiHidden="1" w:unhideWhenUsed="1"/>
+    <w:lsdException w:name="Table List 1" w:semiHidden="1" w:unhideWhenUsed="1"/>
+    <w:lsdException w:name="Table List 2" w:semiHidden="1" w:unhideWhenUsed="1"/>
+    <w:lsdException w:name="Table List 3" w:semiHidden="1" w:unhideWhenUsed="1"/>
+    <w:lsdException w:name="Table List 4" w:semiHidden="1" w:unhideWhenUsed="1"/>
+    <w:lsdException w:name="Table List 5" w:semiHidden="1" w:unhideWhenUsed="1"/>
+    <w:lsdException w:name="Table List 6" w:semiHidden="1" w:unhideWhenUsed="1"/>
+    <w:lsdException w:name="Table List 7" w:semiHidden="1" w:unhideWhenUsed="1"/>
+    <w:lsdException w:name="Table List 8" w:semiHidden="1" w:unhideWhenUsed="1"/>
+    <w:lsdException w:name="Table 3D effects 1" w:semiHidden="1" w:unhideWhenUsed="1"/>
+    <w:lsdException w:name="Table 3D effects 2" w:semiHidden="1" w:unhideWhenUsed="1"/>
+    <w:lsdException w:name="Table 3D effects 3" w:semiHidden="1" w:unhideWhenUsed="1"/>
+    <w:lsdException w:name="Table Contemporary" w:semiHidden="1" w:unhideWhenUsed="1"/>
+    <w:lsdException w:name="Table Elegant" w:semiHidden="1" w:unhideWhenUsed="1"/>
+    <w:lsdException w:name="Table Professional" w:semiHidden="1" w:unhideWhenUsed="1"/>
+    <w:lsdException w:name="Table Subtle 1" w:semiHidden="1" w:unhideWhenUsed="1"/>
+    <w:lsdException w:name="Table Subtle 2" w:semiHidden="1" w:unhideWhenUsed="1"/>
+    <w:lsdException w:name="Table Web 1" w:semiHidden="1" w:unhideWhenUsed="1"/>
+    <w:lsdException w:name="Table Web 2" w:semiHidden="1" w:unhideWhenUsed="1"/>
+    <w:lsdException w:name="Table Web 3" w:semiHidden="1" w:unhideWhenUsed="1"/>
+    <w:lsdException w:name="Balloon Text" w:semiHidden="1" w:unhideWhenUsed="1"/>
+    <w:lsdException w:name="Table Grid" w:uiPriority="39"/>
+    <w:lsdException w:name="Table Theme" w:semiHidden="1" w:unhideWhenUsed="1"/>
+    <w:lsdException w:name="Placeholder Text" w:semiHidden="1"/>
+    <w:lsdException w:name="No Spacing" w:uiPriority="1" w:qFormat="1"/>
+    <w:lsdException w:name="Light Shading" w:uiPriority="60"/>
+    <w:lsdException w:name="Light List" w:uiPriority="61"/>
+    <w:lsdException w:name="Light Grid" w:uiPriority="62"/>
+    <w:lsdException w:name="Medium Shading 1" w:uiPriority="63"/>
+    <w:lsdException w:name="Medium Shading 2" w:uiPriority="64"/>
+    <w:lsdException w:name="Medium List 1" w:uiPriority="65"/>
+    <w:lsdException w:name="Medium List 2" w:uiPriority="66"/>
+    <w:lsdException w:name="Medium Grid 1" w:uiPriority="67"/>
+    <w:lsdException w:name="Medium Grid 2" w:uiPriority="68"/>
+    <w:lsdException w:name="Medium Grid 3" w:uiPriority="69"/>
+    <w:lsdException w:name="Dark List" w:uiPriority="70"/>
+    <w:lsdException w:name="Colorful Shading" w:uiPriority="71"/>
+    <w:lsdException w:name="Colorful List" w:uiPriority="72"/>
+    <w:lsdException w:name="Colorful Grid" w:uiPriority="73"/>
+    <w:lsdException w:name="Light Shading Accent 1" w:uiPriority="60"/>
+    <w:lsdException w:name="Light List Accent 1" w:uiPriority="61"/>
+    <w:lsdException w:name="Light Grid Accent 1" w:uiPriority="62"/>
+    <w:lsdException w:name="Medium Shading 1 Accent 1" w:uiPriority="63"/>
+    <w:lsdException w:name="Medium Shading 2 Accent 1" w:uiPriority="64"/>
+    <w:lsdException w:name="Medium List 1 Accent 1" w:uiPriority="65"/>
+    <w:lsdException w:name="Revision" w:semiHidden="1"/>
+    <w:lsdException w:name="List Paragraph" w:uiPriority="34" w:qFormat="1"/>
+    <w:lsdException w:name="Quote" w:uiPriority="29" w:qFormat="1"/>
+    <w:lsdException w:name="Intense Quote" w:uiPriority="30" w:qFormat="1"/>
+    <w:lsdException w:name="Medium List 2 Accent 1" w:uiPriority="66"/>
+    <w:lsdException w:name="Medium Grid 1 Accent 1" w:uiPriority="67"/>
+    <w:lsdException w:name="Medium Grid 2 Accent 1" w:uiPriority="68"/>
+    <w:lsdException w:name="Medium Grid 3 Accent 1" w:uiPriority="69"/>
+    <w:lsdException w:name="Dark List Accent 1" w:uiPriority="70"/>
+    <w:lsdException w:name="Colorful Shading Accent 1" w:uiPriority="71"/>
+    <w:lsdException w:name="Colorful List Accent 1" w:uiPriority="72"/>
+    <w:lsdException w:name="Colorful Grid Accent 1" w:uiPriority="73"/>
+    <w:lsdException w:name="Light Shading Accent 2" w:uiPriority="60"/>
+    <w:lsdException w:name="Light List Accent 2" w:uiPriority="61"/>
+    <w:lsdException w:name="Light Grid Accent 2" w:uiPriority="62"/>
+    <w:lsdException w:name="Medium Shading 1 Accent 2" w:uiPriority="63"/>
+    <w:lsdException w:name="Medium Shading 2 Accent 2" w:uiPriority="64"/>
+    <w:lsdException w:name="Medium List 1 Accent 2" w:uiPriority="65"/>
+    <w:lsdException w:name="Medium List 2 Accent 2" w:uiPriority="66"/>
+    <w:lsdException w:name="Medium Grid 1 Accent 2" w:uiPriority="67"/>
+    <w:lsdException w:name="Medium Grid 2 Accent 2" w:uiPriority="68"/>
+    <w:lsdException w:name="Medium Grid 3 Accent 2" w:uiPriority="69"/>
+    <w:lsdException w:name="Dark List Accent 2" w:uiPriority="70"/>
+    <w:lsdException w:name="Colorful Shading Accent 2" w:uiPriority="71"/>
+    <w:lsdException w:name="Colorful List Accent 2" w:uiPriority="72"/>
+    <w:lsdException w:name="Colorful Grid Accent 2" w:uiPriority="73"/>
+    <w:lsdException w:name="Light Shading Accent 3" w:uiPriority="60"/>
+    <w:lsdException w:name="Light List Accent 3" w:uiPriority="61"/>
+    <w:lsdException w:name="Light Grid Accent 3" w:uiPriority="62"/>
+    <w:lsdException w:name="Medium Shading 1 Accent 3" w:uiPriority="63"/>
+    <w:lsdException w:name="Medium Shading 2 Accent 3" w:uiPriority="64"/>
+    <w:lsdException w:name="Medium List 1 Accent 3" w:uiPriority="65"/>
+    <w:lsdException w:name="Medium List 2 Accent 3" w:uiPriority="66"/>
+    <w:lsdException w:name="Medium Grid 1 Accent 3" w:uiPriority="67"/>
+    <w:lsdException w:name="Medium Grid 2 Accent 3" w:uiPriority="68"/>
+    <w:lsdException w:name="Medium Grid 3 Accent 3" w:uiPriority="69"/>
+    <w:lsdException w:name="Dark List Accent 3" w:uiPriority="70"/>
+    <w:lsdException w:name="Colorful Shading Accent 3" w:uiPriority="71"/>
+    <w:lsdException w:name="Colorful List Accent 3" w:uiPriority="72"/>
+    <w:lsdException w:name="Colorful Grid Accent 3" w:uiPriority="73"/>
+    <w:lsdException w:name="Light Shading Accent 4" w:uiPriority="60"/>
+    <w:lsdException w:name="Light List Accent 4" w:uiPriority="61"/>
+    <w:lsdException w:name="Light Grid Accent 4" w:uiPriority="62"/>
+    <w:lsdException w:name="Medium Shading 1 Accent 4" w:uiPriority="63"/>
+    <w:lsdException w:name="Medium Shading 2 Accent 4" w:uiPriority="64"/>
+    <w:lsdException w:name="Medium List 1 Accent 4" w:uiPriority="65"/>
+    <w:lsdException w:name="Medium List 2 Accent 4" w:uiPriority="66"/>
+    <w:lsdException w:name="Medium Grid 1 Accent 4" w:uiPriority="67"/>
+    <w:lsdException w:name="Medium Grid 2 Accent 4" w:uiPriority="68"/>
+    <w:lsdException w:name="Medium Grid 3 Accent 4" w:uiPriority="69"/>
+    <w:lsdException w:name="Dark List Accent 4" w:uiPriority="70"/>
+    <w:lsdException w:name="Colorful Shading Accent 4" w:uiPriority="71"/>
+    <w:lsdException w:name="Colorful List Accent 4" w:uiPriority="72"/>
+    <w:lsdException w:name="Colorful Grid Accent 4" w:uiPriority="73"/>
+    <w:lsdException w:name="Light Shading Accent 5" w:uiPriority="60"/>
+    <w:lsdException w:name="Light List Accent 5" w:uiPriority="61"/>
+    <w:lsdException w:name="Light Grid Accent 5" w:uiPriority="62"/>
+    <w:lsdException w:name="Medium Shading 1 Accent 5" w:uiPriority="63"/>
+    <w:lsdException w:name="Medium Shading 2 Accent 5" w:uiPriority="64"/>
+    <w:lsdException w:name="Medium List 1 Accent 5" w:uiPriority="65"/>
+    <w:lsdException w:name="Medium List 2 Accent 5" w:uiPriority="66"/>
+    <w:lsdException w:name="Medium Grid 1 Accent 5" w:uiPriority="67"/>
+    <w:lsdException w:name="Medium Grid 2 Accent 5" w:uiPriority="68"/>
+    <w:lsdException w:name="Medium Grid 3 Accent 5" w:uiPriority="69"/>
+    <w:lsdException w:name="Dark List Accent 5" w:uiPriority="70"/>
+    <w:lsdException w:name="Colorful Shading Accent 5" w:uiPriority="71"/>
+    <w:lsdException w:name="Colorful List Accent 5" w:uiPriority="72"/>
+    <w:lsdException w:name="Colorful Grid Accent 5" w:uiPriority="73"/>
+    <w:lsdException w:name="Light Shading Accent 6" w:uiPriority="60"/>
+    <w:lsdException w:name="Light List Accent 6" w:uiPriority="61"/>
+    <w:lsdException w:name="Light Grid Accent 6" w:uiPriority="62"/>
+    <w:lsdException w:name="Medium Shading 1 Accent 6" w:uiPriority="63"/>
+    <w:lsdException w:name="Medium Shading 2 Accent 6" w:uiPriority="64"/>
+    <w:lsdException w:name="Medium List 1 Accent 6" w:uiPriority="65"/>
+    <w:lsdException w:name="Medium List 2 Accent 6" w:uiPriority="66"/>
+    <w:lsdException w:name="Medium Grid 1 Accent 6" w:uiPriority="67"/>
+    <w:lsdException w:name="Medium Grid 2 Accent 6" w:uiPriority="68"/>
+    <w:lsdException w:name="Medium Grid 3 Accent 6" w:uiPriority="69"/>
+    <w:lsdException w:name="Dark List Accent 6" w:uiPriority="70"/>
+    <w:lsdException w:name="Colorful Shading Accent 6" w:uiPriority="71"/>
+    <w:lsdException w:name="Colorful List Accent 6" w:uiPriority="72"/>
+    <w:lsdException w:name="Colorful Grid Accent 6" w:uiPriority="73"/>
+    <w:lsdException w:name="Subtle Emphasis" w:uiPriority="19" w:qFormat="1"/>
+    <w:lsdException w:name="Intense Emphasis" w:uiPriority="21" w:qFormat="1"/>
+    <w:lsdException w:name="Subtle Reference" w:uiPriority="31" w:qFormat="1"/>
+    <w:lsdException w:name="Intense Reference" w:uiPriority="32" w:qFormat="1"/>
+    <w:lsdException w:name="Book Title" w:uiPriority="33" w:qFormat="1"/>
+    <w:lsdException w:name="Bibliography" w:semiHidden="1" w:uiPriority="37" w:unhideWhenUsed="1"/>
+    <w:lsdException w:name="TOC Heading" w:semiHidden="1" w:uiPriority="39" w:unhideWhenUsed="1" w:qFormat="1"/>
+    <w:lsdException w:name="Plain Table 1" w:uiPriority="41"/>
+    <w:lsdException w:name="Plain Table 2" w:uiPriority="42"/>
+    <w:lsdException w:name="Plain Table 3" w:uiPriority="43"/>
+    <w:lsdException w:name="Plain Table 4" w:uiPriority="44"/>
+    <w:lsdException w:name="Plain Table 5" w:uiPriority="45"/>
+    <w:lsdException w:name="Grid Table Light" w:uiPriority="40"/>
+    <w:lsdException w:name="Grid Table 1 Light" w:uiPriority="46"/>
+    <w:lsdException w:name="Grid Table 2" w:uiPriority="47"/>
+    <w:lsdException w:name="Grid Table 3" w:uiPriority="48"/>
+    <w:lsdException w:name="Grid Table 4" w:uiPriority="49"/>
+    <w:lsdException w:name="Grid Table 5 Dark" w:uiPriority="50"/>
+    <w:lsdException w:name="Grid Table 6 Colorful" w:uiPriority="51"/>
+    <w:lsdException w:name="Grid Table 7 Colorful" w:uiPriority="52"/>
+    <w:lsdException w:name="Grid Table 1 Light Accent 1" w:uiPriority="46"/>
+    <w:lsdException w:name="Grid Table 2 Accent 1" w:uiPriority="47"/>
+    <w:lsdException w:name="Grid Table 3 Accent 1" w:uiPriority="48"/>
+    <w:lsdException w:name="Grid Table 4 Accent 1" w:uiPriority="49"/>
+    <w:lsdException w:name="Grid Table 5 Dark Accent 1" w:uiPriority="50"/>
+    <w:lsdException w:name="Grid Table 6 Colorful Accent 1" w:uiPriority="51"/>
+    <w:lsdException w:name="Grid Table 7 Colorful Accent 1" w:uiPriority="52"/>
+    <w:lsdException w:name="Grid Table 1 Light Accent 2" w:uiPriority="46"/>
+    <w:lsdException w:name="Grid Table 2 Accent 2" w:uiPriority="47"/>
+    <w:lsdException w:name="Grid Table 3 Accent 2" w:uiPriority="48"/>
+    <w:lsdException w:name="Grid Table 4 Accent 2" w:uiPriority="49"/>
+    <w:lsdException w:name="Grid Table 5 Dark Accent 2" w:uiPriority="50"/>
+    <w:lsdException w:name="Grid Table 6 Colorful Accent 2" w:uiPriority="51"/>
+    <w:lsdException w:name="Grid Table 7 Colorful Accent 2" w:uiPriority="52"/>
+    <w:lsdException w:name="Grid Table 1 Light Accent 3" w:uiPriority="46"/>
+    <w:lsdException w:name="Grid Table 2 Accent 3" w:uiPriority="47"/>
+    <w:lsdException w:name="Grid Table 3 Accent 3" w:uiPriority="48"/>
+    <w:lsdException w:name="Grid Table 4 Accent 3" w:uiPriority="49"/>
+    <w:lsdException w:name="Grid Table 5 Dark Accent 3" w:uiPriority="50"/>
+    <w:lsdException w:name="Grid Table 6 Colorful Accent 3" w:uiPriority="51"/>
+    <w:lsdException w:name="Grid Table 7 Colorful Accent 3" w:uiPriority="52"/>
+    <w:lsdException w:name="Grid Table 1 Light Accent 4" w:uiPriority="46"/>
+    <w:lsdException w:name="Grid Table 2 Accent 4" w:uiPriority="47"/>
+    <w:lsdException w:name="Grid Table 3 Accent 4" w:uiPriority="48"/>
+    <w:lsdException w:name="Grid Table 4 Accent 4" w:uiPriority="49"/>
+    <w:lsdException w:name="Grid Table 5 Dark Accent 4" w:uiPriority="50"/>
+    <w:lsdException w:name="Grid Table 6 Colorful Accent 4" w:uiPriority="51"/>
+    <w:lsdException w:name="Grid Table 7 Colorful Accent 4" w:uiPriority="52"/>
+    <w:lsdException w:name="Grid Table 1 Light Accent 5" w:uiPriority="46"/>
+    <w:lsdException w:name="Grid Table 2 Accent 5" w:uiPriority="47"/>
+    <w:lsdException w:name="Grid Table 3 Accent 5" w:uiPriority="48"/>
+    <w:lsdException w:name="Grid Table 4 Accent 5" w:uiPriority="49"/>
+    <w:lsdException w:name="Grid Table 5 Dark Accent 5" w:uiPriority="50"/>
+    <w:lsdException w:name="Grid Table 6 Colorful Accent 5" w:uiPriority="51"/>
+    <w:lsdException w:name="Grid Table 7 Colorful Accent 5" w:uiPriority="52"/>
+    <w:lsdException w:name="Grid Table 1 Light Accent 6" w:uiPriority="46"/>
+    <w:lsdException w:name="Grid Table 2 Accent 6" w:uiPriority="47"/>
+    <w:lsdException w:name="Grid Table 3 Accent 6" w:uiPriority="48"/>
+    <w:lsdException w:name="Grid Table 4 Accent 6" w:uiPriority="49"/>
+    <w:lsdException w:name="Grid Table 5 Dark Accent 6" w:uiPriority="50"/>
+    <w:lsdException w:name="Grid Table 6 Colorful Accent 6" w:uiPriority="51"/>
+    <w:lsdException w:name="Grid Table 7 Colorful Accent 6" w:uiPriority="52"/>
+    <w:lsdException w:name="List Table 1 Light" w:uiPriority="46"/>
+    <w:lsdException w:name="List Table 2" w:uiPriority="47"/>
+    <w:lsdException w:name="List Table 3" w:uiPriority="48"/>
+    <w:lsdException w:name="List Table 4" w:uiPriority="49"/>
+    <w:lsdException w:name="List Table 5 Dark" w:uiPriority="50"/>
+    <w:lsdException w:name="List Table 6 Colorful" w:uiPriority="51"/>
+    <w:lsdException w:name="List Table 7 Colorful" w:uiPriority="52"/>
+    <w:lsdException w:name="List Table 1 Light Accent 1" w:uiPriority="46"/>
+    <w:lsdException w:name="List Table 2 Accent 1" w:uiPriority="47"/>
+    <w:lsdException w:name="List Table 3 Accent 1" w:uiPriority="48"/>
+    <w:lsdException w:name="List Table 4 Accent 1" w:uiPriority="49"/>
+    <w:lsdException w:name="List Table 5 Dark Accent 1" w:uiPriority="50"/>
+    <w:lsdException w:name="List Table 6 Colorful Accent 1" w:uiPriority="51"/>
+    <w:lsdException w:name="List Table 7 Colorful Accent 1" w:uiPriority="52"/>
+    <w:lsdException w:name="List Table 1 Light Accent 2" w:uiPriority="46"/>
+    <w:lsdException w:name="List Table 2 Accent 2" w:uiPriority="47"/>
+    <w:lsdException w:name="List Table 3 Accent 2" w:uiPriority="48"/>
+    <w:lsdException w:name="List Table 4 Accent 2" w:uiPriority="49"/>
+    <w:lsdException w:name="List Table 5 Dark Accent 2" w:uiPriority="50"/>
+    <w:lsdException w:name="List Table 6 Colorful Accent 2" w:uiPriority="51"/>
+    <w:lsdException w:name="List Table 7 Colorful Accent 2" w:uiPriority="52"/>
+    <w:lsdException w:name="List Table 1 Light Accent 3" w:uiPriority="46"/>
+    <w:lsdException w:name="List Table 2 Accent 3" w:uiPriority="47"/>
+    <w:lsdException w:name="List Table 3 Accent 3" w:uiPriority="48"/>
+    <w:lsdException w:name="List Table 4 Accent 3" w:uiPriority="49"/>
+    <w:lsdException w:name="List Table 5 Dark Accent 3" w:uiPriority="50"/>
+    <w:lsdException w:name="List Table 6 Colorful Accent 3" w:uiPriority="51"/>
+    <w:lsdException w:name="List Table 7 Colorful Accent 3" w:uiPriority="52"/>
+    <w:lsdException w:name="List Table 1 Light Accent 4" w:uiPriority="46"/>
+    <w:lsdException w:name="List Table 2 Accent 4" w:uiPriority="47"/>
+    <w:lsdException w:name="List Table 3 Accent 4" w:uiPriority="48"/>
+    <w:lsdException w:name="List Table 4 Accent 4" w:uiPriority="49"/>
+    <w:lsdException w:name="List Table 5 Dark Accent 4" w:uiPriority="50"/>
+    <w:lsdException w:name="List Table 6 Colorful Accent 4" w:uiPriority="51"/>
+    <w:lsdException w:name="List Table 7 Colorful Accent 4" w:uiPriority="52"/>
+    <w:lsdException w:name="List Table 1 Light Accent 5" w:uiPriority="46"/>
+    <w:lsdException w:name="List Table 2 Accent 5" w:uiPriority="47"/>
+    <w:lsdException w:name="List Table 3 Accent 5" w:uiPriority="48"/>
+    <w:lsdException w:name="List Table 4 Accent 5" w:uiPriority="49"/>
+    <w:lsdException w:name="List Table 5 Dark Accent 5" w:uiPriority="50"/>
+    <w:lsdException w:name="List Table 6 Colorful Accent 5" w:uiPriority="51"/>
+    <w:lsdException w:name="List Table 7 Colorful Accent 5" w:uiPriority="52"/>
+    <w:lsdException w:name="List Table 1 Light Accent 6" w:uiPriority="46"/>
+    <w:lsdException w:name="List Table 2 Accent 6" w:uiPriority="47"/>
+    <w:lsdException w:name="List Table 3 Accent 6" w:uiPriority="48"/>
+    <w:lsdException w:name="List Table 4 Accent 6" w:uiPriority="49"/>
+    <w:lsdException w:name="List Table 5 Dark Accent 6" w:uiPriority="50"/>
+    <w:lsdException w:name="List Table 6 Colorful Accent 6" w:uiPriority="51"/>
+    <w:lsdException w:name="List Table 7 Colorful Accent 6" w:uiPriority="52"/>
+    <w:lsdException w:name="Mention" w:semiHidden="1" w:unhideWhenUsed="1"/>
+    <w:lsdException w:name="Smart Hyperlink" w:semiHidden="1" w:unhideWhenUsed="1"/>
+    <w:lsdException w:name="Hashtag" w:semiHidden="1" w:unhideWhenUsed="1"/>
+    <w:lsdException w:name="Unresolved Mention" w:semiHidden="1" w:unhideWhenUsed="1"/>
+    <w:lsdException w:name="Smart Link" w:semiHidden="1" w:unhideWhenUsed="1"/>
+  </w:latentStyles>
+  <w:style w:type="paragraph" w:default="1" w:styleId="Normal">
+    <w:name w:val="Normal"/>
+    <w:qFormat/>
   </w:style>
   <w:style w:type="paragraph" w:styleId="Heading1">
     <w:name w:val="heading 1"/>
     <w:basedOn w:val="Normal"/>
     <w:next w:val="Normal"/>
+    <w:uiPriority w:val="9"/>
+    <w:qFormat/>
     <w:pPr>
-      <w:keepNext w:val="1"/>
-      <w:keepLines w:val="1"/>
-      <w:pageBreakBefore w:val="0"/>
-      <w:spacing w:after="120" w:before="400" w:lineRule="auto"/>
+      <w:keepNext/>
+      <w:keepLines/>
+      <w:spacing w:before="400" w:after="120"/>
+      <w:outlineLvl w:val="0"/>
     </w:pPr>
     <w:rPr>
       <w:sz w:val="40"/>
@@ -2542,15 +2987,16 @@
     <w:name w:val="heading 2"/>
     <w:basedOn w:val="Normal"/>
     <w:next w:val="Normal"/>
+    <w:uiPriority w:val="9"/>
+    <w:unhideWhenUsed/>
+    <w:qFormat/>
     <w:pPr>
-      <w:keepNext w:val="1"/>
-      <w:keepLines w:val="1"/>
-      <w:pageBreakBefore w:val="0"/>
-      <w:spacing w:after="120" w:before="360" w:lineRule="auto"/>
+      <w:keepNext/>
+      <w:keepLines/>
+      <w:spacing w:before="360" w:after="120"/>
+      <w:outlineLvl w:val="1"/>
     </w:pPr>
     <w:rPr>
-      <w:b w:val="0"/>
-      <w:bCs w:val="0"/>
       <w:sz w:val="32"/>
       <w:szCs w:val="32"/>
     </w:rPr>
@@ -2559,15 +3005,16 @@
     <w:name w:val="heading 3"/>
     <w:basedOn w:val="Normal"/>
     <w:next w:val="Normal"/>
+    <w:uiPriority w:val="9"/>
+    <w:unhideWhenUsed/>
+    <w:qFormat/>
     <w:pPr>
-      <w:keepNext w:val="1"/>
-      <w:keepLines w:val="1"/>
-      <w:pageBreakBefore w:val="0"/>
-      <w:spacing w:after="80" w:before="320" w:lineRule="auto"/>
+      <w:keepNext/>
+      <w:keepLines/>
+      <w:spacing w:before="320" w:after="80"/>
+      <w:outlineLvl w:val="2"/>
     </w:pPr>
     <w:rPr>
-      <w:b w:val="0"/>
-      <w:bCs w:val="0"/>
       <w:color w:val="434343"/>
       <w:sz w:val="28"/>
       <w:szCs w:val="28"/>
@@ -2577,11 +3024,15 @@
     <w:name w:val="heading 4"/>
     <w:basedOn w:val="Normal"/>
     <w:next w:val="Normal"/>
+    <w:uiPriority w:val="9"/>
+    <w:semiHidden/>
+    <w:unhideWhenUsed/>
+    <w:qFormat/>
     <w:pPr>
-      <w:keepNext w:val="1"/>
-      <w:keepLines w:val="1"/>
-      <w:pageBreakBefore w:val="0"/>
-      <w:spacing w:after="80" w:before="280" w:lineRule="auto"/>
+      <w:keepNext/>
+      <w:keepLines/>
+      <w:spacing w:before="280" w:after="80"/>
+      <w:outlineLvl w:val="3"/>
     </w:pPr>
     <w:rPr>
       <w:color w:val="666666"/>
@@ -2593,45 +3044,88 @@
     <w:name w:val="heading 5"/>
     <w:basedOn w:val="Normal"/>
     <w:next w:val="Normal"/>
+    <w:uiPriority w:val="9"/>
+    <w:semiHidden/>
+    <w:unhideWhenUsed/>
+    <w:qFormat/>
     <w:pPr>
-      <w:keepNext w:val="1"/>
-      <w:keepLines w:val="1"/>
-      <w:pageBreakBefore w:val="0"/>
-      <w:spacing w:after="80" w:before="240" w:lineRule="auto"/>
+      <w:keepNext/>
+      <w:keepLines/>
+      <w:spacing w:before="240" w:after="80"/>
+      <w:outlineLvl w:val="4"/>
     </w:pPr>
     <w:rPr>
       <w:color w:val="666666"/>
-      <w:sz w:val="22"/>
-      <w:szCs w:val="22"/>
     </w:rPr>
   </w:style>
   <w:style w:type="paragraph" w:styleId="Heading6">
     <w:name w:val="heading 6"/>
     <w:basedOn w:val="Normal"/>
     <w:next w:val="Normal"/>
+    <w:uiPriority w:val="9"/>
+    <w:semiHidden/>
+    <w:unhideWhenUsed/>
+    <w:qFormat/>
     <w:pPr>
-      <w:keepNext w:val="1"/>
-      <w:keepLines w:val="1"/>
-      <w:pageBreakBefore w:val="0"/>
-      <w:spacing w:after="80" w:before="240" w:lineRule="auto"/>
+      <w:keepNext/>
+      <w:keepLines/>
+      <w:spacing w:before="240" w:after="80"/>
+      <w:outlineLvl w:val="5"/>
     </w:pPr>
     <w:rPr>
-      <w:i w:val="1"/>
-      <w:iCs w:val="1"/>
+      <w:i/>
+      <w:iCs/>
       <w:color w:val="666666"/>
-      <w:sz w:val="22"/>
-      <w:szCs w:val="22"/>
     </w:rPr>
+  </w:style>
+  <w:style w:type="character" w:default="1" w:styleId="DefaultParagraphFont">
+    <w:name w:val="Default Paragraph Font"/>
+    <w:uiPriority w:val="1"/>
+    <w:semiHidden/>
+    <w:unhideWhenUsed/>
+  </w:style>
+  <w:style w:type="table" w:default="1" w:styleId="TableNormal">
+    <w:name w:val="Normal Table"/>
+    <w:uiPriority w:val="99"/>
+    <w:semiHidden/>
+    <w:unhideWhenUsed/>
+    <w:tblPr>
+      <w:tblInd w:w="0" w:type="dxa"/>
+      <w:tblCellMar>
+        <w:top w:w="0" w:type="dxa"/>
+        <w:left w:w="108" w:type="dxa"/>
+        <w:bottom w:w="0" w:type="dxa"/>
+        <w:right w:w="108" w:type="dxa"/>
+      </w:tblCellMar>
+    </w:tblPr>
+  </w:style>
+  <w:style w:type="numbering" w:default="1" w:styleId="NoList">
+    <w:name w:val="No List"/>
+    <w:uiPriority w:val="99"/>
+    <w:semiHidden/>
+    <w:unhideWhenUsed/>
+  </w:style>
+  <w:style w:type="table" w:customStyle="1" w:styleId="TableNormal0">
+    <w:name w:val="TableNormal"/>
+    <w:tblPr>
+      <w:tblCellMar>
+        <w:top w:w="100" w:type="dxa"/>
+        <w:left w:w="100" w:type="dxa"/>
+        <w:bottom w:w="100" w:type="dxa"/>
+        <w:right w:w="100" w:type="dxa"/>
+      </w:tblCellMar>
+    </w:tblPr>
   </w:style>
   <w:style w:type="paragraph" w:styleId="Title">
     <w:name w:val="Title"/>
     <w:basedOn w:val="Normal"/>
     <w:next w:val="Normal"/>
+    <w:uiPriority w:val="10"/>
+    <w:qFormat/>
     <w:pPr>
-      <w:keepNext w:val="1"/>
-      <w:keepLines w:val="1"/>
-      <w:pageBreakBefore w:val="0"/>
-      <w:spacing w:after="60" w:before="0" w:lineRule="auto"/>
+      <w:keepNext/>
+      <w:keepLines/>
+      <w:spacing w:after="60"/>
     </w:pPr>
     <w:rPr>
       <w:sz w:val="52"/>
@@ -2642,64 +3136,25 @@
     <w:name w:val="Subtitle"/>
     <w:basedOn w:val="Normal"/>
     <w:next w:val="Normal"/>
+    <w:uiPriority w:val="11"/>
+    <w:qFormat/>
     <w:pPr>
-      <w:keepNext w:val="1"/>
-      <w:keepLines w:val="1"/>
-      <w:pageBreakBefore w:val="0"/>
-      <w:spacing w:after="320" w:before="0" w:lineRule="auto"/>
+      <w:keepNext/>
+      <w:keepLines/>
+      <w:spacing w:after="320"/>
     </w:pPr>
     <w:rPr>
-      <w:rFonts w:ascii="Arial" w:cs="Arial" w:eastAsia="Arial" w:hAnsi="Arial"/>
-      <w:i w:val="0"/>
-      <w:iCs w:val="0"/>
       <w:color w:val="666666"/>
       <w:sz w:val="30"/>
       <w:szCs w:val="30"/>
     </w:rPr>
   </w:style>
-  <w:style w:type="table" w:styleId="Table1">
-    <w:basedOn w:val="TableNormal"/>
+  <w:style w:type="table" w:customStyle="1" w:styleId="a">
+    <w:basedOn w:val="TableNormal0"/>
     <w:tblPr>
       <w:tblStyleRowBandSize w:val="1"/>
       <w:tblStyleColBandSize w:val="1"/>
-      <w:tblCellMar/>
     </w:tblPr>
-    <w:tblStylePr w:type="band1Horz">
-      <w:tcPr/>
-    </w:tblStylePr>
-    <w:tblStylePr w:type="band1Vert">
-      <w:tcPr/>
-    </w:tblStylePr>
-    <w:tblStylePr w:type="band2Horz">
-      <w:tcPr/>
-    </w:tblStylePr>
-    <w:tblStylePr w:type="band2Vert">
-      <w:tcPr/>
-    </w:tblStylePr>
-    <w:tblStylePr w:type="firstCol">
-      <w:tcPr/>
-    </w:tblStylePr>
-    <w:tblStylePr w:type="firstRow">
-      <w:tcPr/>
-    </w:tblStylePr>
-    <w:tblStylePr w:type="lastCol">
-      <w:tcPr/>
-    </w:tblStylePr>
-    <w:tblStylePr w:type="lastRow">
-      <w:tcPr/>
-    </w:tblStylePr>
-    <w:tblStylePr w:type="neCell">
-      <w:tcPr/>
-    </w:tblStylePr>
-    <w:tblStylePr w:type="nwCell">
-      <w:tcPr/>
-    </w:tblStylePr>
-    <w:tblStylePr w:type="seCell">
-      <w:tcPr/>
-    </w:tblStylePr>
-    <w:tblStylePr w:type="swCell">
-      <w:tcPr/>
-    </w:tblStylePr>
   </w:style>
 </w:styles>
 </file>
